--- a/Received/two/class-2,science.docx
+++ b/Received/two/class-2,science.docx
@@ -1,39 +1,42 @@
 
 <file path=word/document.xml><?xml version="1.0" encoding="utf-8"?>
-<w:document xmlns:wpc="http://schemas.microsoft.com/office/word/2010/wordprocessingCanvas" xmlns:mc="http://schemas.openxmlformats.org/markup-compatibility/2006" xmlns:o="urn:schemas-microsoft-com:office:office" xmlns:r="http://schemas.openxmlformats.org/officeDocument/2006/relationships" xmlns:m="http://schemas.openxmlformats.org/officeDocument/2006/math" xmlns:v="urn:schemas-microsoft-com:vml" xmlns:wp14="http://schemas.microsoft.com/office/word/2010/wordprocessingDrawing" xmlns:wp="http://schemas.openxmlformats.org/drawingml/2006/wordprocessingDrawing" xmlns:w10="urn:schemas-microsoft-com:office:word" xmlns:w="http://schemas.openxmlformats.org/wordprocessingml/2006/main" xmlns:w14="http://schemas.microsoft.com/office/word/2010/wordml" xmlns:w15="http://schemas.microsoft.com/office/word/2012/wordml" xmlns:wpg="http://schemas.microsoft.com/office/word/2010/wordprocessingGroup" xmlns:wpi="http://schemas.microsoft.com/office/word/2010/wordprocessingInk" xmlns:wne="http://schemas.microsoft.com/office/word/2006/wordml" xmlns:wps="http://schemas.microsoft.com/office/word/2010/wordprocessingShape" mc:Ignorable="w14 w15 wp14">
+<w:document xmlns:wpc="http://schemas.microsoft.com/office/word/2010/wordprocessingCanvas" xmlns:cx="http://schemas.microsoft.com/office/drawing/2014/chartex" xmlns:cx1="http://schemas.microsoft.com/office/drawing/2015/9/8/chartex" xmlns:cx2="http://schemas.microsoft.com/office/drawing/2015/10/21/chartex" xmlns:cx3="http://schemas.microsoft.com/office/drawing/2016/5/9/chartex" xmlns:cx4="http://schemas.microsoft.com/office/drawing/2016/5/10/chartex" xmlns:cx5="http://schemas.microsoft.com/office/drawing/2016/5/11/chartex" xmlns:cx6="http://schemas.microsoft.com/office/drawing/2016/5/12/chartex" xmlns:cx7="http://schemas.microsoft.com/office/drawing/2016/5/13/chartex" xmlns:cx8="http://schemas.microsoft.com/office/drawing/2016/5/14/chartex" xmlns:mc="http://schemas.openxmlformats.org/markup-compatibility/2006" xmlns:aink="http://schemas.microsoft.com/office/drawing/2016/ink" xmlns:am3d="http://schemas.microsoft.com/office/drawing/2017/model3d" xmlns:o="urn:schemas-microsoft-com:office:office" xmlns:oel="http://schemas.microsoft.com/office/2019/extlst" xmlns:r="http://schemas.openxmlformats.org/officeDocument/2006/relationships" xmlns:m="http://schemas.openxmlformats.org/officeDocument/2006/math" xmlns:v="urn:schemas-microsoft-com:vml" xmlns:wp14="http://schemas.microsoft.com/office/word/2010/wordprocessingDrawing" xmlns:wp="http://schemas.openxmlformats.org/drawingml/2006/wordprocessingDrawing" xmlns:w10="urn:schemas-microsoft-com:office:word" xmlns:w="http://schemas.openxmlformats.org/wordprocessingml/2006/main" xmlns:w14="http://schemas.microsoft.com/office/word/2010/wordml" xmlns:w15="http://schemas.microsoft.com/office/word/2012/wordml" xmlns:w16cex="http://schemas.microsoft.com/office/word/2018/wordml/cex" xmlns:w16cid="http://schemas.microsoft.com/office/word/2016/wordml/cid" xmlns:w16="http://schemas.microsoft.com/office/word/2018/wordml" xmlns:w16du="http://schemas.microsoft.com/office/word/2023/wordml/word16du" xmlns:w16sdtdh="http://schemas.microsoft.com/office/word/2020/wordml/sdtdatahash" xmlns:w16sdtfl="http://schemas.microsoft.com/office/word/2024/wordml/sdtformatlock" xmlns:w16se="http://schemas.microsoft.com/office/word/2015/wordml/symex" xmlns:wpg="http://schemas.microsoft.com/office/word/2010/wordprocessingGroup" xmlns:wpi="http://schemas.microsoft.com/office/word/2010/wordprocessingInk" xmlns:wne="http://schemas.microsoft.com/office/word/2006/wordml" xmlns:wps="http://schemas.microsoft.com/office/word/2010/wordprocessingShape" mc:Ignorable="w14 w15 w16se w16cid w16 w16cex w16sdtdh w16sdtfl w16du wp14">
   <w:body>
+    <w:bookmarkStart w:id="0" w:name="_Hlk138315100"/>
     <w:p>
       <w:pPr>
         <w:spacing w:after="0" w:line="240" w:lineRule="auto"/>
-        <w:ind w:left="2160"/>
-        <w:rPr>
-          <w:rFonts w:ascii="Times New Roman" w:hAnsi="Times New Roman" w:cs="Times New Roman"/>
+        <w:rPr>
+          <w:rFonts w:ascii="Franklin Gothic Demi" w:hAnsi="Franklin Gothic Demi" w:cs="Times New Roman"/>
+          <w:b/>
+          <w:sz w:val="36"/>
+          <w:szCs w:val="36"/>
+        </w:rPr>
+      </w:pPr>
+      <w:r>
+        <w:rPr>
+          <w:rFonts w:ascii="Preeti" w:hAnsi="Preeti"/>
           <w:b/>
           <w:bCs/>
-          <w:sz w:val="36"/>
-          <w:szCs w:val="36"/>
-        </w:rPr>
-      </w:pPr>
-      <w:r>
-        <w:rPr>
-          <w:rFonts w:ascii="Times New Roman" w:hAnsi="Times New Roman" w:cs="Times New Roman"/>
           <w:noProof/>
+          <w:sz w:val="40"/>
+          <w:szCs w:val="40"/>
         </w:rPr>
         <mc:AlternateContent>
           <mc:Choice Requires="wps">
             <w:drawing>
-              <wp:anchor distT="45720" distB="45720" distL="114300" distR="114300" simplePos="0" relativeHeight="251685888" behindDoc="0" locked="0" layoutInCell="1" allowOverlap="1" wp14:anchorId="30B02D06" wp14:editId="71BC0250">
+              <wp:anchor distT="45720" distB="45720" distL="114300" distR="114300" simplePos="0" relativeHeight="251661312" behindDoc="0" locked="0" layoutInCell="1" allowOverlap="1" wp14:anchorId="5FFB7266" wp14:editId="4C60A77E">
                 <wp:simplePos x="0" y="0"/>
                 <wp:positionH relativeFrom="column">
-                  <wp:align>right</wp:align>
+                  <wp:posOffset>5831637</wp:posOffset>
                 </wp:positionH>
                 <wp:positionV relativeFrom="paragraph">
-                  <wp:posOffset>9525</wp:posOffset>
+                  <wp:posOffset>-39993</wp:posOffset>
                 </wp:positionV>
-                <wp:extent cx="609600" cy="1404620"/>
+                <wp:extent cx="897147" cy="1404620"/>
                 <wp:effectExtent l="0" t="0" r="0" b="0"/>
                 <wp:wrapNone/>
-                <wp:docPr id="26" name="Text Box 3"/>
+                <wp:docPr id="1" name="Text Box 2"/>
                 <wp:cNvGraphicFramePr>
                   <a:graphicFrameLocks xmlns:a="http://schemas.openxmlformats.org/drawingml/2006/main"/>
                 </wp:cNvGraphicFramePr>
@@ -46,7 +49,7 @@
                       <wps:spPr bwMode="auto">
                         <a:xfrm>
                           <a:off x="0" y="0"/>
-                          <a:ext cx="609600" cy="1404620"/>
+                          <a:ext cx="897147" cy="1404620"/>
                         </a:xfrm>
                         <a:prstGeom prst="rect">
                           <a:avLst/>
@@ -64,13 +67,23 @@
                           <w:p>
                             <w:r>
                               <w:rPr>
-                                <w:rFonts w:ascii="Times New Roman" w:hAnsi="Times New Roman"/>
+                                <w:rFonts w:ascii="Times New Roman" w:hAnsi="Times New Roman" w:cs="Times New Roman"/>
                                 <w:b/>
                                 <w:bCs/>
-                                <w:sz w:val="28"/>
-                                <w:szCs w:val="28"/>
+                                <w:sz w:val="32"/>
+                                <w:szCs w:val="32"/>
                               </w:rPr>
-                              <w:t xml:space="preserve">D- </w:t>
+                              <w:t>D-</w:t>
+                            </w:r>
+                            <w:r>
+                              <w:rPr>
+                                <w:rFonts w:ascii="Times New Roman" w:hAnsi="Times New Roman" w:cs="Times New Roman"/>
+                                <w:b/>
+                                <w:bCs/>
+                                <w:sz w:val="32"/>
+                                <w:szCs w:val="32"/>
+                              </w:rPr>
+                              <w:t>18</w:t>
                             </w:r>
                           </w:p>
                         </w:txbxContent>
@@ -92,23 +105,33 @@
           </mc:Choice>
           <mc:Fallback>
             <w:pict>
-              <v:shapetype w14:anchorId="30B02D06" id="_x0000_t202" coordsize="21600,21600" o:spt="202" path="m,l,21600r21600,l21600,xe">
+              <v:shapetype w14:anchorId="5FFB7266" id="_x0000_t202" coordsize="21600,21600" o:spt="202" path="m,l,21600r21600,l21600,xe">
                 <v:stroke joinstyle="miter"/>
                 <v:path gradientshapeok="t" o:connecttype="rect"/>
               </v:shapetype>
-              <v:shape id="Text Box 3" o:spid="_x0000_s1026" type="#_x0000_t202" style="position:absolute;left:0;text-align:left;margin-left:-3.2pt;margin-top:.75pt;width:48pt;height:110.6pt;z-index:251685888;visibility:visible;mso-wrap-style:square;mso-width-percent:0;mso-height-percent:200;mso-wrap-distance-left:9pt;mso-wrap-distance-top:3.6pt;mso-wrap-distance-right:9pt;mso-wrap-distance-bottom:3.6pt;mso-position-horizontal:right;mso-position-horizontal-relative:text;mso-position-vertical:absolute;mso-position-vertical-relative:text;mso-width-percent:0;mso-height-percent:200;mso-width-relative:margin;mso-height-relative:margin;v-text-anchor:top" o:gfxdata="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" filled="f" stroked="f">
+              <v:shape id="Text Box 2" o:spid="_x0000_s1026" type="#_x0000_t202" style="position:absolute;margin-left:459.2pt;margin-top:-3.15pt;width:70.65pt;height:110.6pt;z-index:251661312;visibility:visible;mso-wrap-style:square;mso-width-percent:0;mso-height-percent:200;mso-wrap-distance-left:9pt;mso-wrap-distance-top:3.6pt;mso-wrap-distance-right:9pt;mso-wrap-distance-bottom:3.6pt;mso-position-horizontal:absolute;mso-position-horizontal-relative:text;mso-position-vertical:absolute;mso-position-vertical-relative:text;mso-width-percent:0;mso-height-percent:200;mso-width-relative:margin;mso-height-relative:margin;v-text-anchor:top" o:gfxdata="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" filled="f" stroked="f">
                 <v:textbox style="mso-fit-shape-to-text:t">
                   <w:txbxContent>
                     <w:p>
                       <w:r>
                         <w:rPr>
-                          <w:rFonts w:ascii="Times New Roman" w:hAnsi="Times New Roman"/>
+                          <w:rFonts w:ascii="Times New Roman" w:hAnsi="Times New Roman" w:cs="Times New Roman"/>
                           <w:b/>
                           <w:bCs/>
-                          <w:sz w:val="28"/>
-                          <w:szCs w:val="28"/>
+                          <w:sz w:val="32"/>
+                          <w:szCs w:val="32"/>
                         </w:rPr>
-                        <w:t xml:space="preserve">D- </w:t>
+                        <w:t>D-</w:t>
+                      </w:r>
+                      <w:r>
+                        <w:rPr>
+                          <w:rFonts w:ascii="Times New Roman" w:hAnsi="Times New Roman" w:cs="Times New Roman"/>
+                          <w:b/>
+                          <w:bCs/>
+                          <w:sz w:val="32"/>
+                          <w:szCs w:val="32"/>
+                        </w:rPr>
+                        <w:t>18</w:t>
                       </w:r>
                     </w:p>
                   </w:txbxContent>
@@ -123,71 +146,108 @@
           <w:rFonts w:ascii="Times New Roman" w:hAnsi="Times New Roman" w:cs="Times New Roman"/>
           <w:noProof/>
         </w:rPr>
-        <w:drawing>
-          <wp:anchor distT="0" distB="0" distL="114300" distR="114300" simplePos="0" relativeHeight="251684864" behindDoc="0" locked="0" layoutInCell="1" allowOverlap="1" wp14:anchorId="54B1ADAC" wp14:editId="3F608E01">
-            <wp:simplePos x="0" y="0"/>
-            <wp:positionH relativeFrom="margin">
-              <wp:align>left</wp:align>
-            </wp:positionH>
-            <wp:positionV relativeFrom="paragraph">
-              <wp:posOffset>-3810</wp:posOffset>
-            </wp:positionV>
-            <wp:extent cx="457200" cy="462915"/>
-            <wp:effectExtent l="0" t="0" r="0" b="0"/>
-            <wp:wrapNone/>
-            <wp:docPr id="27" name="Picture 1"/>
-            <wp:cNvGraphicFramePr>
-              <a:graphicFrameLocks xmlns:a="http://schemas.openxmlformats.org/drawingml/2006/main" noChangeAspect="1"/>
-            </wp:cNvGraphicFramePr>
-            <a:graphic xmlns:a="http://schemas.openxmlformats.org/drawingml/2006/main">
-              <a:graphicData uri="http://schemas.openxmlformats.org/drawingml/2006/picture">
-                <pic:pic xmlns:pic="http://schemas.openxmlformats.org/drawingml/2006/picture">
-                  <pic:nvPicPr>
-                    <pic:cNvPr id="0" name="Picture 1"/>
-                    <pic:cNvPicPr>
-                      <a:picLocks noChangeAspect="1" noChangeArrowheads="1"/>
-                    </pic:cNvPicPr>
-                  </pic:nvPicPr>
-                  <pic:blipFill>
-                    <a:blip r:embed="rId5">
-                      <a:extLst>
-                        <a:ext uri="{28A0092B-C50C-407E-A947-70E740481C1C}">
-                          <a14:useLocalDpi xmlns:a14="http://schemas.microsoft.com/office/drawing/2010/main" val="0"/>
-                        </a:ext>
-                      </a:extLst>
-                    </a:blip>
-                    <a:srcRect/>
-                    <a:stretch>
-                      <a:fillRect/>
-                    </a:stretch>
-                  </pic:blipFill>
-                  <pic:spPr bwMode="auto">
-                    <a:xfrm>
-                      <a:off x="0" y="0"/>
-                      <a:ext cx="457200" cy="462915"/>
-                    </a:xfrm>
-                    <a:prstGeom prst="rect">
-                      <a:avLst/>
-                    </a:prstGeom>
-                    <a:noFill/>
-                  </pic:spPr>
-                </pic:pic>
-              </a:graphicData>
-            </a:graphic>
-            <wp14:sizeRelH relativeFrom="margin">
-              <wp14:pctWidth>0</wp14:pctWidth>
-            </wp14:sizeRelH>
-            <wp14:sizeRelV relativeFrom="margin">
-              <wp14:pctHeight>0</wp14:pctHeight>
-            </wp14:sizeRelV>
-          </wp:anchor>
-        </w:drawing>
-      </w:r>
-      <w:r>
-        <w:rPr>
-          <w:rFonts w:ascii="Times New Roman" w:hAnsi="Times New Roman" w:cs="Times New Roman"/>
-          <w:b/>
-          <w:bCs/>
+        <mc:AlternateContent>
+          <mc:Choice Requires="wps">
+            <w:drawing>
+              <wp:anchor distT="0" distB="0" distL="114300" distR="114300" simplePos="0" relativeHeight="251659264" behindDoc="0" locked="0" layoutInCell="1" allowOverlap="1" wp14:anchorId="330670F4" wp14:editId="192814DD">
+                <wp:simplePos x="0" y="0"/>
+                <wp:positionH relativeFrom="margin">
+                  <wp:posOffset>0</wp:posOffset>
+                </wp:positionH>
+                <wp:positionV relativeFrom="paragraph">
+                  <wp:posOffset>8087</wp:posOffset>
+                </wp:positionV>
+                <wp:extent cx="479425" cy="584799"/>
+                <wp:effectExtent l="0" t="0" r="0" b="6350"/>
+                <wp:wrapNone/>
+                <wp:docPr id="25" name="Rectangle 1"/>
+                <wp:cNvGraphicFramePr>
+                  <a:graphicFrameLocks xmlns:a="http://schemas.openxmlformats.org/drawingml/2006/main"/>
+                </wp:cNvGraphicFramePr>
+                <a:graphic xmlns:a="http://schemas.openxmlformats.org/drawingml/2006/main">
+                  <a:graphicData uri="http://schemas.microsoft.com/office/word/2010/wordprocessingShape">
+                    <wps:wsp>
+                      <wps:cNvSpPr>
+                        <a:spLocks noChangeArrowheads="1"/>
+                      </wps:cNvSpPr>
+                      <wps:spPr bwMode="auto">
+                        <a:xfrm>
+                          <a:off x="0" y="0"/>
+                          <a:ext cx="479425" cy="584799"/>
+                        </a:xfrm>
+                        <a:prstGeom prst="rect">
+                          <a:avLst/>
+                        </a:prstGeom>
+                        <a:blipFill dpi="0" rotWithShape="1">
+                          <a:blip r:embed="rId5"/>
+                          <a:srcRect/>
+                          <a:stretch>
+                            <a:fillRect/>
+                          </a:stretch>
+                        </a:blipFill>
+                        <a:ln>
+                          <a:noFill/>
+                        </a:ln>
+                        <a:extLst>
+                          <a:ext uri="{91240B29-F687-4F45-9708-019B960494DF}">
+                            <a14:hiddenLine xmlns:a14="http://schemas.microsoft.com/office/drawing/2010/main" w="25400">
+                              <a:solidFill>
+                                <a:srgbClr val="000000"/>
+                              </a:solidFill>
+                              <a:miter lim="800000"/>
+                              <a:headEnd/>
+                              <a:tailEnd/>
+                            </a14:hiddenLine>
+                          </a:ext>
+                        </a:extLst>
+                      </wps:spPr>
+                      <wps:bodyPr rot="0" vert="horz" wrap="square" lIns="91440" tIns="45720" rIns="91440" bIns="45720" anchor="ctr" anchorCtr="0" upright="1">
+                        <a:noAutofit/>
+                      </wps:bodyPr>
+                    </wps:wsp>
+                  </a:graphicData>
+                </a:graphic>
+                <wp14:sizeRelH relativeFrom="margin">
+                  <wp14:pctWidth>0</wp14:pctWidth>
+                </wp14:sizeRelH>
+                <wp14:sizeRelV relativeFrom="margin">
+                  <wp14:pctHeight>0</wp14:pctHeight>
+                </wp14:sizeRelV>
+              </wp:anchor>
+            </w:drawing>
+          </mc:Choice>
+          <mc:Fallback>
+            <w:pict>
+              <v:rect w14:anchorId="48EE282B" id="Rectangle 1" o:spid="_x0000_s1026" style="position:absolute;margin-left:0;margin-top:.65pt;width:37.75pt;height:46.05pt;z-index:251659264;visibility:visible;mso-wrap-style:square;mso-width-percent:0;mso-height-percent:0;mso-wrap-distance-left:9pt;mso-wrap-distance-top:0;mso-wrap-distance-right:9pt;mso-wrap-distance-bottom:0;mso-position-horizontal:absolute;mso-position-horizontal-relative:margin;mso-position-vertical:absolute;mso-position-vertical-relative:text;mso-width-percent:0;mso-height-percent:0;mso-width-relative:margin;mso-height-relative:margin;v-text-anchor:middle" o:gfxdata="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" stroked="f" strokeweight="2pt">
+                <v:fill r:id="rId6" o:title="" recolor="t" rotate="t" type="frame"/>
+                <w10:wrap anchorx="margin"/>
+              </v:rect>
+            </w:pict>
+          </mc:Fallback>
+        </mc:AlternateContent>
+      </w:r>
+      <w:r>
+        <w:rPr>
+          <w:rFonts w:ascii="Times New Roman" w:hAnsi="Times New Roman" w:cs="Times New Roman"/>
+          <w:b/>
+          <w:sz w:val="36"/>
+          <w:szCs w:val="36"/>
+        </w:rPr>
+        <w:t xml:space="preserve">                            </w:t>
+      </w:r>
+      <w:r>
+        <w:rPr>
+          <w:rFonts w:ascii="Times New Roman" w:hAnsi="Times New Roman" w:cs="Times New Roman"/>
+          <w:b/>
+          <w:sz w:val="36"/>
+          <w:szCs w:val="36"/>
+        </w:rPr>
+        <w:tab/>
+      </w:r>
+      <w:r>
+        <w:rPr>
+          <w:rFonts w:ascii="Franklin Gothic Demi" w:hAnsi="Franklin Gothic Demi" w:cs="Times New Roman"/>
+          <w:b/>
           <w:sz w:val="36"/>
           <w:szCs w:val="36"/>
         </w:rPr>
@@ -197,394 +257,743 @@
     <w:p>
       <w:pPr>
         <w:spacing w:after="0" w:line="240" w:lineRule="auto"/>
-        <w:rPr>
-          <w:rFonts w:ascii="Times New Roman" w:hAnsi="Times New Roman" w:cs="Times New Roman"/>
-          <w:b/>
-          <w:bCs/>
-          <w:sz w:val="20"/>
-        </w:rPr>
-      </w:pPr>
-      <w:r>
-        <w:rPr>
-          <w:rFonts w:ascii="Times New Roman" w:hAnsi="Times New Roman" w:cs="Times New Roman"/>
-          <w:b/>
-          <w:bCs/>
-          <w:sz w:val="20"/>
-        </w:rPr>
-        <w:t xml:space="preserve">                                                         </w:t>
-      </w:r>
-      <w:proofErr w:type="spellStart"/>
-      <w:r>
-        <w:rPr>
-          <w:rFonts w:ascii="Times New Roman" w:hAnsi="Times New Roman" w:cs="Times New Roman"/>
-          <w:b/>
-          <w:bCs/>
-          <w:sz w:val="20"/>
-        </w:rPr>
-        <w:t>Ratnanagar</w:t>
-      </w:r>
-      <w:proofErr w:type="spellEnd"/>
-      <w:r>
-        <w:rPr>
-          <w:rFonts w:ascii="Times New Roman" w:hAnsi="Times New Roman" w:cs="Times New Roman"/>
-          <w:b/>
-          <w:bCs/>
-          <w:sz w:val="20"/>
-        </w:rPr>
-        <w:t xml:space="preserve">-7, </w:t>
-      </w:r>
-      <w:proofErr w:type="spellStart"/>
-      <w:r>
-        <w:rPr>
-          <w:rFonts w:ascii="Times New Roman" w:hAnsi="Times New Roman" w:cs="Times New Roman"/>
-          <w:b/>
-          <w:bCs/>
-          <w:sz w:val="20"/>
-        </w:rPr>
-        <w:t>Sauraha</w:t>
-      </w:r>
-      <w:proofErr w:type="spellEnd"/>
-      <w:r>
-        <w:rPr>
-          <w:rFonts w:ascii="Times New Roman" w:hAnsi="Times New Roman" w:cs="Times New Roman"/>
-          <w:b/>
-          <w:bCs/>
-          <w:sz w:val="20"/>
-        </w:rPr>
-        <w:t xml:space="preserve">, </w:t>
-      </w:r>
-      <w:proofErr w:type="spellStart"/>
-      <w:r>
-        <w:rPr>
-          <w:rFonts w:ascii="Times New Roman" w:hAnsi="Times New Roman" w:cs="Times New Roman"/>
-          <w:b/>
-          <w:bCs/>
-          <w:sz w:val="20"/>
-        </w:rPr>
-        <w:t>Chitwan</w:t>
-      </w:r>
-      <w:proofErr w:type="spellEnd"/>
+        <w:jc w:val="center"/>
+        <w:rPr>
+          <w:rFonts w:ascii="Times New Roman" w:hAnsi="Times New Roman" w:cs="Times New Roman"/>
+          <w:b/>
+          <w:sz w:val="28"/>
+          <w:szCs w:val="28"/>
+        </w:rPr>
+      </w:pPr>
+      <w:r>
+        <w:rPr>
+          <w:rFonts w:ascii="Times New Roman" w:hAnsi="Times New Roman" w:cs="Times New Roman"/>
+          <w:b/>
+          <w:sz w:val="24"/>
+          <w:szCs w:val="24"/>
+        </w:rPr>
+        <w:t>Ratnanagar-7, Sauraha, Chitwan</w:t>
+      </w:r>
     </w:p>
     <w:p>
       <w:pPr>
         <w:spacing w:after="0" w:line="240" w:lineRule="auto"/>
-        <w:ind w:left="1440"/>
-        <w:rPr>
-          <w:rFonts w:ascii="Times New Roman" w:hAnsi="Times New Roman" w:cs="Times New Roman"/>
-          <w:b/>
-          <w:bCs/>
-          <w:sz w:val="20"/>
-        </w:rPr>
-      </w:pPr>
-      <w:r>
-        <w:rPr>
-          <w:rFonts w:ascii="Times New Roman" w:hAnsi="Times New Roman" w:cs="Times New Roman"/>
-          <w:b/>
-          <w:bCs/>
+        <w:ind w:hanging="450"/>
+        <w:rPr>
+          <w:rFonts w:ascii="Times New Roman" w:hAnsi="Times New Roman" w:cs="Times New Roman"/>
+          <w:b/>
+          <w:sz w:val="28"/>
+          <w:szCs w:val="28"/>
+        </w:rPr>
+      </w:pPr>
+      <w:r>
+        <w:rPr>
+          <w:rFonts w:ascii="Times New Roman" w:hAnsi="Times New Roman" w:cs="Times New Roman"/>
+          <w:b/>
+          <w:sz w:val="28"/>
+          <w:szCs w:val="28"/>
+        </w:rPr>
+        <w:t xml:space="preserve">       </w:t>
+      </w:r>
+      <w:r>
+        <w:rPr>
+          <w:rFonts w:ascii="Times New Roman" w:hAnsi="Times New Roman" w:cs="Times New Roman"/>
+          <w:b/>
+          <w:sz w:val="28"/>
+          <w:szCs w:val="28"/>
+        </w:rPr>
+        <w:tab/>
+      </w:r>
+      <w:r>
+        <w:rPr>
+          <w:rFonts w:ascii="Times New Roman" w:hAnsi="Times New Roman" w:cs="Times New Roman"/>
+          <w:b/>
+          <w:sz w:val="28"/>
+          <w:szCs w:val="28"/>
+        </w:rPr>
+        <w:tab/>
+      </w:r>
+      <w:r>
+        <w:rPr>
+          <w:rFonts w:ascii="Times New Roman" w:hAnsi="Times New Roman" w:cs="Times New Roman"/>
+          <w:b/>
+          <w:sz w:val="28"/>
+          <w:szCs w:val="28"/>
+        </w:rPr>
+        <w:tab/>
+        <w:t xml:space="preserve"> </w:t>
+      </w:r>
+      <w:r>
+        <w:rPr>
+          <w:rFonts w:ascii="Times New Roman" w:hAnsi="Times New Roman" w:cs="Times New Roman"/>
+          <w:b/>
+          <w:sz w:val="28"/>
+          <w:szCs w:val="28"/>
+        </w:rPr>
+        <w:tab/>
+      </w:r>
+      <w:r>
+        <w:rPr>
+          <w:rFonts w:ascii="Times New Roman" w:hAnsi="Times New Roman" w:cs="Times New Roman"/>
+          <w:b/>
+          <w:sz w:val="28"/>
+          <w:szCs w:val="28"/>
+        </w:rPr>
+        <w:t xml:space="preserve">    </w:t>
+      </w:r>
+      <w:r>
+        <w:rPr>
+          <w:rFonts w:ascii="Times New Roman" w:hAnsi="Times New Roman" w:cs="Times New Roman"/>
+          <w:b/>
+          <w:sz w:val="28"/>
+          <w:szCs w:val="28"/>
+          <w:u w:val="single"/>
+        </w:rPr>
+        <w:t>Third Terminal</w:t>
+      </w:r>
+      <w:r>
+        <w:rPr>
+          <w:rFonts w:ascii="Times New Roman" w:hAnsi="Times New Roman" w:cs="Times New Roman"/>
+          <w:b/>
+          <w:sz w:val="28"/>
+          <w:szCs w:val="28"/>
+          <w:u w:val="single"/>
+        </w:rPr>
+        <w:t xml:space="preserve"> Examination-20</w:t>
+      </w:r>
+      <w:r>
+        <w:rPr>
+          <w:rFonts w:ascii="Times New Roman" w:hAnsi="Times New Roman" w:cs="Times New Roman"/>
+          <w:b/>
+          <w:sz w:val="28"/>
+          <w:szCs w:val="28"/>
+          <w:u w:val="single"/>
+        </w:rPr>
+        <w:t>82</w:t>
+      </w:r>
+      <w:r>
+        <w:rPr>
+          <w:rFonts w:ascii="Times New Roman" w:hAnsi="Times New Roman" w:cs="Times New Roman"/>
+          <w:b/>
+          <w:sz w:val="28"/>
+          <w:szCs w:val="28"/>
+        </w:rPr>
+        <w:tab/>
+      </w:r>
+      <w:r>
+        <w:rPr>
+          <w:rFonts w:ascii="Times New Roman" w:hAnsi="Times New Roman" w:cs="Times New Roman"/>
+          <w:b/>
+          <w:sz w:val="28"/>
+          <w:szCs w:val="28"/>
+        </w:rPr>
+        <w:tab/>
+      </w:r>
+      <w:r>
+        <w:rPr>
+          <w:rFonts w:ascii="Times New Roman" w:hAnsi="Times New Roman" w:cs="Times New Roman"/>
+          <w:b/>
+          <w:sz w:val="28"/>
+          <w:szCs w:val="28"/>
+        </w:rPr>
+        <w:tab/>
+      </w:r>
+      <w:r>
+        <w:rPr>
+          <w:rFonts w:ascii="Times New Roman" w:hAnsi="Times New Roman" w:cs="Times New Roman"/>
+          <w:b/>
+          <w:sz w:val="28"/>
+          <w:szCs w:val="28"/>
+        </w:rPr>
+        <w:tab/>
+      </w:r>
+      <w:r>
+        <w:rPr>
+          <w:rFonts w:ascii="Times New Roman" w:hAnsi="Times New Roman" w:cs="Times New Roman"/>
+          <w:b/>
+          <w:sz w:val="28"/>
+          <w:szCs w:val="28"/>
+        </w:rPr>
+        <w:t xml:space="preserve"> </w:t>
+      </w:r>
+    </w:p>
+    <w:p>
+      <w:pPr>
+        <w:pBdr>
+          <w:bottom w:val="double" w:sz="6" w:space="0" w:color="auto"/>
+        </w:pBdr>
+        <w:spacing w:after="0" w:line="240" w:lineRule="auto"/>
+        <w:rPr>
+          <w:rFonts w:ascii="Times New Roman" w:hAnsi="Times New Roman" w:cs="Times New Roman"/>
+          <w:b/>
+          <w:sz w:val="28"/>
+          <w:szCs w:val="28"/>
+        </w:rPr>
+      </w:pPr>
+      <w:r>
+        <w:rPr>
+          <w:rFonts w:ascii="Times New Roman" w:hAnsi="Times New Roman" w:cs="Times New Roman"/>
+          <w:b/>
+          <w:sz w:val="28"/>
+          <w:szCs w:val="28"/>
+        </w:rPr>
+        <w:t>Class:</w:t>
+      </w:r>
+      <w:r>
+        <w:rPr>
+          <w:rFonts w:ascii="Times New Roman" w:hAnsi="Times New Roman" w:cs="Times New Roman"/>
+          <w:b/>
+          <w:sz w:val="28"/>
+          <w:szCs w:val="28"/>
+        </w:rPr>
+        <w:t xml:space="preserve"> </w:t>
+      </w:r>
+      <w:r>
+        <w:rPr>
+          <w:rFonts w:ascii="Times New Roman" w:hAnsi="Times New Roman" w:cs="Times New Roman"/>
+          <w:b/>
+          <w:sz w:val="28"/>
+          <w:szCs w:val="28"/>
+        </w:rPr>
+        <w:t>Two</w:t>
+      </w:r>
+      <w:r>
+        <w:rPr>
+          <w:rFonts w:ascii="Times New Roman" w:hAnsi="Times New Roman" w:cs="Times New Roman"/>
+          <w:b/>
+          <w:sz w:val="28"/>
+          <w:szCs w:val="28"/>
+        </w:rPr>
+        <w:tab/>
+        <w:t xml:space="preserve">       </w:t>
+      </w:r>
+      <w:r>
+        <w:rPr>
+          <w:rFonts w:ascii="Times New Roman" w:hAnsi="Times New Roman" w:cs="Times New Roman"/>
+          <w:b/>
+          <w:sz w:val="28"/>
+          <w:szCs w:val="28"/>
+        </w:rPr>
+        <w:t xml:space="preserve">    </w:t>
+      </w:r>
+      <w:r>
+        <w:rPr>
+          <w:rFonts w:ascii="Times New Roman" w:hAnsi="Times New Roman" w:cs="Times New Roman"/>
+          <w:b/>
+          <w:sz w:val="28"/>
+          <w:szCs w:val="28"/>
+        </w:rPr>
+        <w:tab/>
+      </w:r>
+      <w:r>
+        <w:rPr>
+          <w:rFonts w:ascii="Times New Roman" w:hAnsi="Times New Roman" w:cs="Times New Roman"/>
+          <w:b/>
+          <w:sz w:val="28"/>
+          <w:szCs w:val="28"/>
+        </w:rPr>
+        <w:tab/>
+      </w:r>
+      <w:r>
+        <w:rPr>
+          <w:rFonts w:ascii="Times New Roman" w:hAnsi="Times New Roman" w:cs="Times New Roman"/>
+          <w:b/>
           <w:sz w:val="24"/>
           <w:szCs w:val="24"/>
         </w:rPr>
-        <w:t xml:space="preserve">                  </w:t>
-      </w:r>
-      <w:r>
-        <w:rPr>
-          <w:rFonts w:ascii="Times New Roman" w:hAnsi="Times New Roman" w:cs="Times New Roman"/>
-          <w:b/>
-          <w:bCs/>
+        <w:t>Time: -</w:t>
+      </w:r>
+      <w:r>
+        <w:rPr>
+          <w:rFonts w:ascii="Times New Roman" w:hAnsi="Times New Roman" w:cs="Times New Roman"/>
+          <w:b/>
           <w:sz w:val="24"/>
           <w:szCs w:val="24"/>
-          <w:u w:val="single"/>
-        </w:rPr>
-        <w:t>Third</w:t>
-      </w:r>
-      <w:r>
-        <w:rPr>
-          <w:rFonts w:ascii="Times New Roman" w:hAnsi="Times New Roman" w:cs="Times New Roman"/>
-          <w:b/>
-          <w:bCs/>
+        </w:rPr>
+        <w:t xml:space="preserve"> 1 hr.</w:t>
+      </w:r>
+      <w:r>
+        <w:rPr>
+          <w:rFonts w:ascii="Times New Roman" w:hAnsi="Times New Roman" w:cs="Times New Roman"/>
+          <w:b/>
           <w:sz w:val="24"/>
           <w:szCs w:val="24"/>
-          <w:u w:val="single"/>
-        </w:rPr>
-        <w:t xml:space="preserve"> </w:t>
-      </w:r>
-      <w:r>
-        <w:rPr>
-          <w:rFonts w:ascii="Times New Roman" w:hAnsi="Times New Roman" w:cs="Times New Roman"/>
-          <w:b/>
-          <w:bCs/>
+        </w:rPr>
+        <w:tab/>
+      </w:r>
+      <w:r>
+        <w:rPr>
+          <w:rFonts w:ascii="Times New Roman" w:hAnsi="Times New Roman" w:cs="Times New Roman"/>
+          <w:b/>
           <w:sz w:val="24"/>
           <w:szCs w:val="24"/>
-          <w:u w:val="single"/>
-        </w:rPr>
-        <w:t>Terminal</w:t>
-      </w:r>
-      <w:r>
-        <w:rPr>
-          <w:rFonts w:ascii="Times New Roman" w:hAnsi="Times New Roman" w:cs="Times New Roman"/>
-          <w:b/>
-          <w:bCs/>
-          <w:szCs w:val="18"/>
-          <w:u w:val="single"/>
-        </w:rPr>
-        <w:t xml:space="preserve"> Examination-2082</w:t>
+        </w:rPr>
+        <w:tab/>
+      </w:r>
+      <w:r>
+        <w:rPr>
+          <w:rFonts w:ascii="Times New Roman" w:hAnsi="Times New Roman" w:cs="Times New Roman"/>
+          <w:b/>
+          <w:sz w:val="24"/>
+          <w:szCs w:val="24"/>
+        </w:rPr>
+        <w:tab/>
+      </w:r>
+      <w:r>
+        <w:rPr>
+          <w:rFonts w:ascii="Times New Roman" w:hAnsi="Times New Roman" w:cs="Times New Roman"/>
+          <w:b/>
+          <w:sz w:val="24"/>
+          <w:szCs w:val="24"/>
+        </w:rPr>
+        <w:tab/>
+      </w:r>
+      <w:r>
+        <w:rPr>
+          <w:rFonts w:ascii="Times New Roman" w:hAnsi="Times New Roman" w:cs="Times New Roman"/>
+          <w:b/>
+          <w:sz w:val="24"/>
+          <w:szCs w:val="24"/>
+        </w:rPr>
+        <w:tab/>
+      </w:r>
+      <w:r>
+        <w:rPr>
+          <w:rFonts w:ascii="Times New Roman" w:hAnsi="Times New Roman" w:cs="Times New Roman"/>
+          <w:b/>
+          <w:sz w:val="24"/>
+          <w:szCs w:val="24"/>
+        </w:rPr>
+        <w:tab/>
+      </w:r>
+      <w:r>
+        <w:rPr>
+          <w:rFonts w:ascii="Times New Roman" w:hAnsi="Times New Roman" w:cs="Times New Roman"/>
+          <w:b/>
+          <w:sz w:val="28"/>
+          <w:szCs w:val="28"/>
+        </w:rPr>
+        <w:t>F.M.:</w:t>
+      </w:r>
+      <w:r>
+        <w:rPr>
+          <w:rFonts w:ascii="Times New Roman" w:hAnsi="Times New Roman" w:cs="Times New Roman"/>
+          <w:b/>
+          <w:sz w:val="28"/>
+          <w:szCs w:val="28"/>
+        </w:rPr>
+        <w:t xml:space="preserve"> 25</w:t>
       </w:r>
     </w:p>
     <w:p>
       <w:pPr>
         <w:pBdr>
-          <w:bottom w:val="double" w:sz="6" w:space="1" w:color="auto"/>
+          <w:bottom w:val="double" w:sz="6" w:space="0" w:color="auto"/>
         </w:pBdr>
-        <w:spacing w:after="0" w:line="276" w:lineRule="auto"/>
-        <w:rPr>
-          <w:rFonts w:ascii="Times New Roman" w:hAnsi="Times New Roman" w:cs="Times New Roman"/>
-          <w:b/>
-          <w:bCs/>
-          <w:sz w:val="24"/>
-          <w:szCs w:val="24"/>
-        </w:rPr>
-      </w:pPr>
-      <w:r>
-        <w:rPr>
-          <w:rFonts w:ascii="Times New Roman" w:hAnsi="Times New Roman" w:cs="Times New Roman"/>
-          <w:b/>
-          <w:bCs/>
-          <w:sz w:val="24"/>
-          <w:szCs w:val="24"/>
-        </w:rPr>
-        <w:t>Class:</w:t>
-      </w:r>
-      <w:r>
-        <w:rPr>
-          <w:rFonts w:ascii="Times New Roman" w:hAnsi="Times New Roman" w:cs="Times New Roman"/>
-          <w:b/>
-          <w:bCs/>
-          <w:sz w:val="24"/>
-          <w:szCs w:val="24"/>
-        </w:rPr>
-        <w:tab/>
-        <w:t>Two</w:t>
-      </w:r>
-      <w:r>
-        <w:rPr>
-          <w:rFonts w:ascii="Times New Roman" w:hAnsi="Times New Roman" w:cs="Times New Roman"/>
-          <w:b/>
-          <w:bCs/>
-          <w:sz w:val="24"/>
-          <w:szCs w:val="24"/>
-        </w:rPr>
-        <w:tab/>
-      </w:r>
-      <w:r>
-        <w:rPr>
-          <w:rFonts w:ascii="Times New Roman" w:hAnsi="Times New Roman" w:cs="Times New Roman"/>
-          <w:b/>
-          <w:bCs/>
-          <w:sz w:val="24"/>
-          <w:szCs w:val="24"/>
-        </w:rPr>
-        <w:tab/>
-        <w:t xml:space="preserve">                  Time: 1:30 hrs.</w:t>
-      </w:r>
-      <w:r>
-        <w:rPr>
-          <w:rFonts w:ascii="Times New Roman" w:hAnsi="Times New Roman" w:cs="Times New Roman"/>
-          <w:b/>
-          <w:bCs/>
-          <w:sz w:val="24"/>
-          <w:szCs w:val="24"/>
-        </w:rPr>
-        <w:tab/>
-      </w:r>
-      <w:r>
-        <w:rPr>
-          <w:rFonts w:ascii="Times New Roman" w:hAnsi="Times New Roman" w:cs="Times New Roman"/>
-          <w:b/>
-          <w:bCs/>
-          <w:sz w:val="24"/>
-          <w:szCs w:val="24"/>
-        </w:rPr>
-        <w:tab/>
-      </w:r>
-      <w:r>
-        <w:rPr>
-          <w:rFonts w:ascii="Times New Roman" w:hAnsi="Times New Roman" w:cs="Times New Roman"/>
-          <w:b/>
-          <w:bCs/>
-          <w:sz w:val="24"/>
-          <w:szCs w:val="24"/>
-        </w:rPr>
-        <w:tab/>
-      </w:r>
-      <w:r>
-        <w:rPr>
-          <w:rFonts w:ascii="Times New Roman" w:hAnsi="Times New Roman" w:cs="Times New Roman"/>
-          <w:b/>
-          <w:bCs/>
-          <w:sz w:val="24"/>
-          <w:szCs w:val="24"/>
-        </w:rPr>
-        <w:tab/>
-      </w:r>
-      <w:r>
-        <w:rPr>
-          <w:rFonts w:ascii="Times New Roman" w:hAnsi="Times New Roman" w:cs="Times New Roman"/>
-          <w:b/>
-          <w:bCs/>
-          <w:sz w:val="24"/>
-          <w:szCs w:val="24"/>
-        </w:rPr>
-        <w:tab/>
-      </w:r>
-      <w:proofErr w:type="spellStart"/>
-      <w:r>
-        <w:rPr>
-          <w:rFonts w:ascii="Times New Roman" w:hAnsi="Times New Roman" w:cs="Times New Roman"/>
-          <w:b/>
-          <w:bCs/>
-          <w:sz w:val="24"/>
-          <w:szCs w:val="24"/>
-        </w:rPr>
-        <w:t>F.M</w:t>
-      </w:r>
-      <w:proofErr w:type="spellEnd"/>
-      <w:r>
-        <w:rPr>
-          <w:rFonts w:ascii="Times New Roman" w:hAnsi="Times New Roman" w:cs="Times New Roman"/>
-          <w:b/>
-          <w:bCs/>
-          <w:sz w:val="24"/>
-          <w:szCs w:val="24"/>
-        </w:rPr>
-        <w:t>.: 25</w:t>
+        <w:spacing w:after="0" w:line="240" w:lineRule="auto"/>
+        <w:rPr>
+          <w:rFonts w:ascii="Times New Roman" w:hAnsi="Times New Roman" w:cs="Times New Roman"/>
+          <w:b/>
+          <w:sz w:val="28"/>
+          <w:szCs w:val="28"/>
+        </w:rPr>
+      </w:pPr>
+      <w:r>
+        <w:rPr>
+          <w:rFonts w:ascii="Times New Roman" w:hAnsi="Times New Roman" w:cs="Times New Roman"/>
+          <w:b/>
+          <w:sz w:val="28"/>
+          <w:szCs w:val="28"/>
+        </w:rPr>
+        <w:t>Sub:</w:t>
+      </w:r>
+      <w:r>
+        <w:rPr>
+          <w:rFonts w:ascii="Times New Roman" w:hAnsi="Times New Roman" w:cs="Times New Roman"/>
+          <w:b/>
+          <w:sz w:val="28"/>
+          <w:szCs w:val="28"/>
+        </w:rPr>
+        <w:t xml:space="preserve"> Science</w:t>
       </w:r>
     </w:p>
-    <w:p>
-      <w:pPr>
-        <w:pBdr>
-          <w:bottom w:val="double" w:sz="6" w:space="1" w:color="auto"/>
-        </w:pBdr>
-        <w:spacing w:after="0" w:line="276" w:lineRule="auto"/>
-        <w:rPr>
-          <w:rFonts w:ascii="Times New Roman" w:hAnsi="Times New Roman" w:cs="Times New Roman"/>
-          <w:b/>
-          <w:bCs/>
-          <w:sz w:val="24"/>
-          <w:szCs w:val="24"/>
-        </w:rPr>
-      </w:pPr>
-      <w:r>
-        <w:rPr>
-          <w:rFonts w:ascii="Times New Roman" w:hAnsi="Times New Roman" w:cs="Times New Roman"/>
-          <w:b/>
-          <w:bCs/>
-          <w:sz w:val="24"/>
-          <w:szCs w:val="24"/>
-        </w:rPr>
-        <w:t>Sub: Science</w:t>
-      </w:r>
-      <w:r>
-        <w:rPr>
-          <w:rFonts w:ascii="Times New Roman" w:hAnsi="Times New Roman" w:cs="Times New Roman"/>
-          <w:b/>
-          <w:bCs/>
-          <w:sz w:val="24"/>
-          <w:szCs w:val="24"/>
-        </w:rPr>
-        <w:tab/>
-      </w:r>
-      <w:r>
-        <w:rPr>
-          <w:rFonts w:ascii="Times New Roman" w:hAnsi="Times New Roman" w:cs="Times New Roman"/>
-          <w:b/>
-          <w:bCs/>
-          <w:sz w:val="24"/>
-          <w:szCs w:val="24"/>
-        </w:rPr>
-        <w:tab/>
-      </w:r>
-      <w:r>
-        <w:rPr>
-          <w:rFonts w:ascii="Times New Roman" w:hAnsi="Times New Roman" w:cs="Times New Roman"/>
-          <w:b/>
-          <w:bCs/>
-          <w:sz w:val="24"/>
-          <w:szCs w:val="24"/>
-        </w:rPr>
-        <w:tab/>
-      </w:r>
-      <w:r>
-        <w:rPr>
-          <w:rFonts w:ascii="Times New Roman" w:hAnsi="Times New Roman" w:cs="Times New Roman"/>
-          <w:b/>
-          <w:bCs/>
-          <w:sz w:val="24"/>
-          <w:szCs w:val="24"/>
-        </w:rPr>
-        <w:tab/>
-      </w:r>
-      <w:r>
-        <w:rPr>
-          <w:rFonts w:ascii="Times New Roman" w:hAnsi="Times New Roman" w:cs="Times New Roman"/>
-          <w:b/>
-          <w:bCs/>
-          <w:sz w:val="24"/>
-          <w:szCs w:val="24"/>
-        </w:rPr>
-        <w:tab/>
-      </w:r>
-      <w:r>
-        <w:rPr>
-          <w:rFonts w:ascii="Times New Roman" w:hAnsi="Times New Roman" w:cs="Times New Roman"/>
-          <w:b/>
-          <w:bCs/>
-          <w:sz w:val="24"/>
-          <w:szCs w:val="24"/>
-        </w:rPr>
-        <w:tab/>
-      </w:r>
-      <w:r>
-        <w:rPr>
-          <w:rFonts w:ascii="Times New Roman" w:hAnsi="Times New Roman" w:cs="Times New Roman"/>
-          <w:b/>
-          <w:bCs/>
-          <w:sz w:val="24"/>
-          <w:szCs w:val="24"/>
-        </w:rPr>
-        <w:tab/>
-      </w:r>
-      <w:r>
-        <w:rPr>
-          <w:rFonts w:ascii="Times New Roman" w:hAnsi="Times New Roman" w:cs="Times New Roman"/>
-          <w:b/>
-          <w:bCs/>
-          <w:sz w:val="24"/>
-          <w:szCs w:val="24"/>
-        </w:rPr>
-        <w:tab/>
-      </w:r>
-      <w:r>
-        <w:rPr>
-          <w:rFonts w:ascii="Times New Roman" w:hAnsi="Times New Roman" w:cs="Times New Roman"/>
-          <w:b/>
-          <w:bCs/>
-          <w:sz w:val="24"/>
-          <w:szCs w:val="24"/>
-        </w:rPr>
-        <w:tab/>
-      </w:r>
-      <w:r>
-        <w:rPr>
-          <w:rFonts w:ascii="Times New Roman" w:hAnsi="Times New Roman" w:cs="Times New Roman"/>
-          <w:b/>
-          <w:bCs/>
-          <w:sz w:val="24"/>
-          <w:szCs w:val="24"/>
-        </w:rPr>
-        <w:tab/>
-        <w:t>P.M.: 9</w:t>
-      </w:r>
-    </w:p>
+    <w:tbl>
+      <w:tblPr>
+        <w:tblStyle w:val="TableGrid"/>
+        <w:tblW w:w="10605" w:type="dxa"/>
+        <w:tblInd w:w="-5" w:type="dxa"/>
+        <w:tblLook w:val="04A0" w:firstRow="1" w:lastRow="0" w:firstColumn="1" w:lastColumn="0" w:noHBand="0" w:noVBand="1"/>
+      </w:tblPr>
+      <w:tblGrid>
+        <w:gridCol w:w="10605"/>
+      </w:tblGrid>
+      <w:tr>
+        <w:trPr>
+          <w:trHeight w:val="728"/>
+        </w:trPr>
+        <w:tc>
+          <w:tcPr>
+            <w:tcW w:w="10605" w:type="dxa"/>
+          </w:tcPr>
+          <w:p>
+            <w:pPr>
+              <w:ind w:right="-653"/>
+              <w:rPr>
+                <w:rFonts w:ascii="Times New Roman" w:hAnsi="Times New Roman" w:cs="Times New Roman"/>
+                <w:b/>
+                <w:sz w:val="28"/>
+                <w:szCs w:val="28"/>
+              </w:rPr>
+            </w:pPr>
+            <w:r>
+              <w:rPr>
+                <w:rFonts w:ascii="Times New Roman" w:hAnsi="Times New Roman" w:cs="Times New Roman"/>
+                <w:b/>
+                <w:sz w:val="28"/>
+                <w:szCs w:val="28"/>
+              </w:rPr>
+              <w:t>N</w:t>
+            </w:r>
+            <w:r>
+              <w:rPr>
+                <w:rFonts w:ascii="Times New Roman" w:hAnsi="Times New Roman" w:cs="Times New Roman"/>
+                <w:b/>
+                <w:sz w:val="28"/>
+                <w:szCs w:val="28"/>
+              </w:rPr>
+              <w:t>ame</w:t>
+            </w:r>
+            <w:r>
+              <w:rPr>
+                <w:rFonts w:ascii="Times New Roman" w:hAnsi="Times New Roman" w:cs="Times New Roman"/>
+                <w:b/>
+                <w:sz w:val="28"/>
+                <w:szCs w:val="28"/>
+              </w:rPr>
+              <w:t xml:space="preserve">:                                                        </w:t>
+            </w:r>
+            <w:r>
+              <w:rPr>
+                <w:rFonts w:ascii="Times New Roman" w:hAnsi="Times New Roman" w:cs="Times New Roman"/>
+                <w:b/>
+                <w:sz w:val="28"/>
+                <w:szCs w:val="28"/>
+              </w:rPr>
+              <w:t xml:space="preserve">                  </w:t>
+            </w:r>
+            <w:r>
+              <w:rPr>
+                <w:rFonts w:ascii="Times New Roman" w:hAnsi="Times New Roman" w:cs="Times New Roman"/>
+                <w:b/>
+                <w:sz w:val="28"/>
+                <w:szCs w:val="28"/>
+              </w:rPr>
+              <w:t xml:space="preserve">  Roll No.:           Sec.:                                    </w:t>
+            </w:r>
+          </w:p>
+        </w:tc>
+      </w:tr>
+      <w:tr>
+        <w:trPr>
+          <w:trHeight w:val="1070"/>
+        </w:trPr>
+        <w:tc>
+          <w:tcPr>
+            <w:tcW w:w="10605" w:type="dxa"/>
+          </w:tcPr>
+          <w:p>
+            <w:pPr>
+              <w:ind w:left="180" w:firstLine="360"/>
+              <w:rPr>
+                <w:rFonts w:ascii="Times New Roman" w:hAnsi="Times New Roman" w:cs="Times New Roman"/>
+                <w:b/>
+                <w:sz w:val="28"/>
+                <w:szCs w:val="28"/>
+              </w:rPr>
+            </w:pPr>
+            <w:r>
+              <w:rPr>
+                <w:rFonts w:ascii="Times New Roman" w:hAnsi="Times New Roman" w:cs="Times New Roman"/>
+                <w:noProof/>
+              </w:rPr>
+              <mc:AlternateContent>
+                <mc:Choice Requires="wps">
+                  <w:drawing>
+                    <wp:anchor distT="0" distB="0" distL="114300" distR="114300" simplePos="0" relativeHeight="251660288" behindDoc="0" locked="0" layoutInCell="1" allowOverlap="1" wp14:anchorId="31B51C0E" wp14:editId="0C0220A7">
+                      <wp:simplePos x="0" y="0"/>
+                      <wp:positionH relativeFrom="column">
+                        <wp:posOffset>5427345</wp:posOffset>
+                      </wp:positionH>
+                      <wp:positionV relativeFrom="paragraph">
+                        <wp:posOffset>103505</wp:posOffset>
+                      </wp:positionV>
+                      <wp:extent cx="1095375" cy="436245"/>
+                      <wp:effectExtent l="19050" t="19050" r="28575" b="20955"/>
+                      <wp:wrapNone/>
+                      <wp:docPr id="8" name="Rectangle 2"/>
+                      <wp:cNvGraphicFramePr>
+                        <a:graphicFrameLocks xmlns:a="http://schemas.openxmlformats.org/drawingml/2006/main"/>
+                      </wp:cNvGraphicFramePr>
+                      <a:graphic xmlns:a="http://schemas.openxmlformats.org/drawingml/2006/main">
+                        <a:graphicData uri="http://schemas.microsoft.com/office/word/2010/wordprocessingShape">
+                          <wps:wsp>
+                            <wps:cNvSpPr>
+                              <a:spLocks/>
+                            </wps:cNvSpPr>
+                            <wps:spPr>
+                              <a:xfrm>
+                                <a:off x="0" y="0"/>
+                                <a:ext cx="1095375" cy="436245"/>
+                              </a:xfrm>
+                              <a:prstGeom prst="rect">
+                                <a:avLst/>
+                              </a:prstGeom>
+                              <a:ln w="28575">
+                                <a:solidFill>
+                                  <a:schemeClr val="tx1"/>
+                                </a:solidFill>
+                              </a:ln>
+                            </wps:spPr>
+                            <wps:style>
+                              <a:lnRef idx="2">
+                                <a:schemeClr val="accent6"/>
+                              </a:lnRef>
+                              <a:fillRef idx="1">
+                                <a:schemeClr val="lt1"/>
+                              </a:fillRef>
+                              <a:effectRef idx="0">
+                                <a:schemeClr val="accent6"/>
+                              </a:effectRef>
+                              <a:fontRef idx="minor">
+                                <a:schemeClr val="dk1"/>
+                              </a:fontRef>
+                            </wps:style>
+                            <wps:bodyPr rot="0" spcFirstLastPara="0" vertOverflow="overflow" horzOverflow="overflow" vert="horz" wrap="square" lIns="91440" tIns="45720" rIns="91440" bIns="45720" numCol="1" spcCol="0" rtlCol="0" fromWordArt="0" anchor="ctr" anchorCtr="0" forceAA="0" compatLnSpc="1">
+                              <a:prstTxWarp prst="textNoShape">
+                                <a:avLst/>
+                              </a:prstTxWarp>
+                              <a:noAutofit/>
+                            </wps:bodyPr>
+                          </wps:wsp>
+                        </a:graphicData>
+                      </a:graphic>
+                      <wp14:sizeRelH relativeFrom="page">
+                        <wp14:pctWidth>0</wp14:pctWidth>
+                      </wp14:sizeRelH>
+                      <wp14:sizeRelV relativeFrom="margin">
+                        <wp14:pctHeight>0</wp14:pctHeight>
+                      </wp14:sizeRelV>
+                    </wp:anchor>
+                  </w:drawing>
+                </mc:Choice>
+                <mc:Fallback>
+                  <w:pict>
+                    <v:rect w14:anchorId="3E579DDB" id="Rectangle 2" o:spid="_x0000_s1026" style="position:absolute;margin-left:427.35pt;margin-top:8.15pt;width:86.25pt;height:34.35pt;z-index:251660288;visibility:visible;mso-wrap-style:square;mso-width-percent:0;mso-height-percent:0;mso-wrap-distance-left:9pt;mso-wrap-distance-top:0;mso-wrap-distance-right:9pt;mso-wrap-distance-bottom:0;mso-position-horizontal:absolute;mso-position-horizontal-relative:text;mso-position-vertical:absolute;mso-position-vertical-relative:text;mso-width-percent:0;mso-height-percent:0;mso-width-relative:page;mso-height-relative:margin;v-text-anchor:middle" o:gfxdata="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" fillcolor="white [3201]" strokecolor="black [3213]" strokeweight="2.25pt">
+                      <v:path arrowok="t"/>
+                    </v:rect>
+                  </w:pict>
+                </mc:Fallback>
+              </mc:AlternateContent>
+            </w:r>
+            <w:r>
+              <w:rPr>
+                <w:rFonts w:ascii="Times New Roman" w:hAnsi="Times New Roman" w:cs="Times New Roman"/>
+                <w:b/>
+                <w:sz w:val="28"/>
+                <w:szCs w:val="28"/>
+              </w:rPr>
+              <w:t xml:space="preserve"> </w:t>
+            </w:r>
+          </w:p>
+          <w:p>
+            <w:pPr>
+              <w:ind w:left="180" w:firstLine="360"/>
+              <w:rPr>
+                <w:rFonts w:ascii="Times New Roman" w:hAnsi="Times New Roman" w:cs="Times New Roman"/>
+                <w:b/>
+                <w:sz w:val="28"/>
+                <w:szCs w:val="28"/>
+              </w:rPr>
+            </w:pPr>
+            <w:r>
+              <w:rPr>
+                <w:rFonts w:ascii="Times New Roman" w:hAnsi="Times New Roman" w:cs="Times New Roman"/>
+                <w:b/>
+                <w:sz w:val="28"/>
+                <w:szCs w:val="28"/>
+              </w:rPr>
+              <w:softHyphen/>
+            </w:r>
+            <w:r>
+              <w:rPr>
+                <w:rFonts w:ascii="Times New Roman" w:hAnsi="Times New Roman" w:cs="Times New Roman"/>
+                <w:b/>
+                <w:sz w:val="28"/>
+                <w:szCs w:val="28"/>
+              </w:rPr>
+              <w:softHyphen/>
+            </w:r>
+            <w:r>
+              <w:rPr>
+                <w:rFonts w:ascii="Times New Roman" w:hAnsi="Times New Roman" w:cs="Times New Roman"/>
+                <w:b/>
+                <w:sz w:val="28"/>
+                <w:szCs w:val="28"/>
+              </w:rPr>
+              <w:softHyphen/>
+            </w:r>
+            <w:r>
+              <w:rPr>
+                <w:rFonts w:ascii="Times New Roman" w:hAnsi="Times New Roman" w:cs="Times New Roman"/>
+                <w:b/>
+                <w:sz w:val="28"/>
+                <w:szCs w:val="28"/>
+              </w:rPr>
+              <w:softHyphen/>
+            </w:r>
+            <w:r>
+              <w:rPr>
+                <w:rFonts w:ascii="Times New Roman" w:hAnsi="Times New Roman" w:cs="Times New Roman"/>
+                <w:b/>
+                <w:sz w:val="28"/>
+                <w:szCs w:val="28"/>
+              </w:rPr>
+              <w:softHyphen/>
+            </w:r>
+            <w:r>
+              <w:rPr>
+                <w:rFonts w:ascii="Times New Roman" w:hAnsi="Times New Roman" w:cs="Times New Roman"/>
+                <w:b/>
+                <w:sz w:val="28"/>
+                <w:szCs w:val="28"/>
+              </w:rPr>
+              <w:softHyphen/>
+            </w:r>
+            <w:r>
+              <w:rPr>
+                <w:rFonts w:ascii="Times New Roman" w:hAnsi="Times New Roman" w:cs="Times New Roman"/>
+                <w:b/>
+                <w:sz w:val="28"/>
+                <w:szCs w:val="28"/>
+              </w:rPr>
+              <w:softHyphen/>
+            </w:r>
+            <w:r>
+              <w:rPr>
+                <w:rFonts w:ascii="Times New Roman" w:hAnsi="Times New Roman" w:cs="Times New Roman"/>
+                <w:b/>
+                <w:sz w:val="28"/>
+                <w:szCs w:val="28"/>
+              </w:rPr>
+              <w:softHyphen/>
+            </w:r>
+            <w:r>
+              <w:rPr>
+                <w:rFonts w:ascii="Times New Roman" w:hAnsi="Times New Roman" w:cs="Times New Roman"/>
+                <w:b/>
+                <w:sz w:val="28"/>
+                <w:szCs w:val="28"/>
+              </w:rPr>
+              <w:softHyphen/>
+            </w:r>
+            <w:r>
+              <w:rPr>
+                <w:rFonts w:ascii="Times New Roman" w:hAnsi="Times New Roman" w:cs="Times New Roman"/>
+                <w:b/>
+                <w:sz w:val="28"/>
+                <w:szCs w:val="28"/>
+              </w:rPr>
+              <w:softHyphen/>
+            </w:r>
+            <w:r>
+              <w:rPr>
+                <w:rFonts w:ascii="Times New Roman" w:hAnsi="Times New Roman" w:cs="Times New Roman"/>
+                <w:b/>
+                <w:sz w:val="28"/>
+                <w:szCs w:val="28"/>
+              </w:rPr>
+              <w:softHyphen/>
+            </w:r>
+            <w:r>
+              <w:rPr>
+                <w:rFonts w:ascii="Times New Roman" w:hAnsi="Times New Roman" w:cs="Times New Roman"/>
+                <w:b/>
+                <w:sz w:val="28"/>
+                <w:szCs w:val="28"/>
+              </w:rPr>
+              <w:softHyphen/>
+              <w:t xml:space="preserve"> ________________                </w:t>
+            </w:r>
+            <w:r>
+              <w:rPr>
+                <w:rFonts w:ascii="Times New Roman" w:hAnsi="Times New Roman" w:cs="Times New Roman"/>
+                <w:b/>
+                <w:sz w:val="28"/>
+                <w:szCs w:val="28"/>
+              </w:rPr>
+              <w:t xml:space="preserve">      ______________    </w:t>
+            </w:r>
+            <w:r>
+              <w:rPr>
+                <w:rFonts w:ascii="Times New Roman" w:hAnsi="Times New Roman" w:cs="Times New Roman"/>
+                <w:b/>
+                <w:sz w:val="28"/>
+                <w:szCs w:val="28"/>
+              </w:rPr>
+              <w:t>OBT.MARKS:</w:t>
+            </w:r>
+          </w:p>
+          <w:p>
+            <w:pPr>
+              <w:ind w:left="180" w:firstLine="360"/>
+              <w:rPr>
+                <w:rFonts w:ascii="Times New Roman" w:hAnsi="Times New Roman" w:cs="Times New Roman"/>
+                <w:b/>
+                <w:sz w:val="28"/>
+                <w:szCs w:val="28"/>
+              </w:rPr>
+            </w:pPr>
+            <w:r>
+              <w:rPr>
+                <w:rFonts w:ascii="Times New Roman" w:hAnsi="Times New Roman" w:cs="Times New Roman"/>
+                <w:b/>
+                <w:sz w:val="28"/>
+                <w:szCs w:val="28"/>
+              </w:rPr>
+              <w:t xml:space="preserve">    </w:t>
+            </w:r>
+            <w:r>
+              <w:rPr>
+                <w:rFonts w:ascii="Times New Roman" w:hAnsi="Times New Roman" w:cs="Times New Roman"/>
+                <w:b/>
+                <w:sz w:val="28"/>
+                <w:szCs w:val="28"/>
+              </w:rPr>
+              <w:t xml:space="preserve">INVIGILATOR </w:t>
+            </w:r>
+            <w:r>
+              <w:rPr>
+                <w:rFonts w:ascii="Times New Roman" w:hAnsi="Times New Roman" w:cs="Times New Roman"/>
+                <w:b/>
+                <w:sz w:val="28"/>
+                <w:szCs w:val="28"/>
+              </w:rPr>
+              <w:t xml:space="preserve">                         </w:t>
+            </w:r>
+            <w:r>
+              <w:rPr>
+                <w:rFonts w:ascii="Times New Roman" w:hAnsi="Times New Roman" w:cs="Times New Roman"/>
+                <w:b/>
+                <w:sz w:val="28"/>
+                <w:szCs w:val="28"/>
+              </w:rPr>
+              <w:t xml:space="preserve"> EXAMINER</w:t>
+            </w:r>
+          </w:p>
+        </w:tc>
+      </w:tr>
+      <w:bookmarkEnd w:id="0"/>
+    </w:tbl>
     <w:p>
       <w:pPr>
         <w:spacing w:after="0"/>
@@ -604,7 +1013,7 @@
           <w:numId w:val="10"/>
         </w:numPr>
         <w:spacing w:after="0" w:line="240" w:lineRule="auto"/>
-        <w:ind w:left="288"/>
+        <w:ind w:left="360"/>
         <w:rPr>
           <w:rFonts w:ascii="Times New Roman" w:hAnsi="Times New Roman" w:cs="Times New Roman"/>
           <w:b/>
@@ -674,6 +1083,23 @@
           <w:szCs w:val="36"/>
         </w:rPr>
         <w:tab/>
+      </w:r>
+      <w:r>
+        <w:rPr>
+          <w:rFonts w:ascii="Times New Roman" w:hAnsi="Times New Roman" w:cs="Times New Roman"/>
+          <w:b/>
+          <w:sz w:val="36"/>
+          <w:szCs w:val="36"/>
+        </w:rPr>
+        <w:tab/>
+      </w:r>
+      <w:r>
+        <w:rPr>
+          <w:rFonts w:ascii="Times New Roman" w:hAnsi="Times New Roman" w:cs="Times New Roman"/>
+          <w:b/>
+          <w:sz w:val="36"/>
+          <w:szCs w:val="36"/>
+        </w:rPr>
         <w:t>(3)</w:t>
       </w:r>
     </w:p>
@@ -685,7 +1111,7 @@
           <w:numId w:val="18"/>
         </w:numPr>
         <w:spacing w:after="0" w:line="360" w:lineRule="auto"/>
-        <w:ind w:left="450" w:hanging="90"/>
+        <w:ind w:left="522" w:hanging="90"/>
         <w:rPr>
           <w:rFonts w:ascii="Times New Roman" w:hAnsi="Times New Roman" w:cs="Times New Roman"/>
           <w:sz w:val="36"/>
@@ -705,57 +1131,28 @@
       <w:pPr>
         <w:pStyle w:val="ListParagraph"/>
         <w:spacing w:after="0" w:line="360" w:lineRule="auto"/>
-        <w:rPr>
-          <w:rFonts w:ascii="Times New Roman" w:hAnsi="Times New Roman" w:cs="Times New Roman"/>
-          <w:sz w:val="36"/>
-          <w:szCs w:val="36"/>
-        </w:rPr>
-      </w:pPr>
-      <w:proofErr w:type="spellStart"/>
-      <w:proofErr w:type="gramStart"/>
-      <w:r>
-        <w:rPr>
-          <w:rFonts w:ascii="Times New Roman" w:hAnsi="Times New Roman" w:cs="Times New Roman"/>
-          <w:sz w:val="36"/>
-          <w:szCs w:val="36"/>
-        </w:rPr>
-        <w:t>i</w:t>
-      </w:r>
-      <w:proofErr w:type="spellEnd"/>
-      <w:proofErr w:type="gramEnd"/>
-      <w:r>
-        <w:rPr>
-          <w:rFonts w:ascii="Times New Roman" w:hAnsi="Times New Roman" w:cs="Times New Roman"/>
-          <w:sz w:val="36"/>
-          <w:szCs w:val="36"/>
-        </w:rPr>
-        <w:t>.</w:t>
-      </w:r>
-      <w:r>
-        <w:rPr>
-          <w:rFonts w:ascii="Times New Roman" w:hAnsi="Times New Roman" w:cs="Times New Roman"/>
-          <w:sz w:val="36"/>
-          <w:szCs w:val="36"/>
-        </w:rPr>
-        <w:t xml:space="preserve"> </w:t>
-      </w:r>
-      <w:proofErr w:type="spellStart"/>
-      <w:r>
-        <w:rPr>
-          <w:rFonts w:ascii="Times New Roman" w:hAnsi="Times New Roman" w:cs="Times New Roman"/>
-          <w:sz w:val="36"/>
-          <w:szCs w:val="36"/>
-        </w:rPr>
-        <w:t>Grahm</w:t>
-      </w:r>
-      <w:proofErr w:type="spellEnd"/>
-      <w:r>
-        <w:rPr>
-          <w:rFonts w:ascii="Times New Roman" w:hAnsi="Times New Roman" w:cs="Times New Roman"/>
-          <w:sz w:val="36"/>
-          <w:szCs w:val="36"/>
-        </w:rPr>
-        <w:t xml:space="preserve"> B</w:t>
+        <w:ind w:left="576"/>
+        <w:rPr>
+          <w:rFonts w:ascii="Times New Roman" w:hAnsi="Times New Roman" w:cs="Times New Roman"/>
+          <w:sz w:val="36"/>
+          <w:szCs w:val="36"/>
+        </w:rPr>
+      </w:pPr>
+      <w:r>
+        <w:rPr>
+          <w:rFonts w:ascii="Times New Roman" w:hAnsi="Times New Roman" w:cs="Times New Roman"/>
+          <w:sz w:val="36"/>
+          <w:szCs w:val="36"/>
+        </w:rPr>
+        <w:t>i.</w:t>
+      </w:r>
+      <w:r>
+        <w:rPr>
+          <w:rFonts w:ascii="Times New Roman" w:hAnsi="Times New Roman" w:cs="Times New Roman"/>
+          <w:sz w:val="36"/>
+          <w:szCs w:val="36"/>
+        </w:rPr>
+        <w:t xml:space="preserve"> Grahm B</w:t>
       </w:r>
       <w:r>
         <w:rPr>
@@ -781,6 +1178,93 @@
         </w:rPr>
         <w:tab/>
         <w:t>ii. Charles Babbage</w:t>
+      </w:r>
+    </w:p>
+    <w:p>
+      <w:pPr>
+        <w:pStyle w:val="ListParagraph"/>
+        <w:numPr>
+          <w:ilvl w:val="0"/>
+          <w:numId w:val="18"/>
+        </w:numPr>
+        <w:tabs>
+          <w:tab w:val="left" w:pos="810"/>
+        </w:tabs>
+        <w:spacing w:after="0" w:line="360" w:lineRule="auto"/>
+        <w:ind w:left="522" w:hanging="90"/>
+        <w:rPr>
+          <w:rFonts w:ascii="Times New Roman" w:hAnsi="Times New Roman" w:cs="Times New Roman"/>
+          <w:sz w:val="36"/>
+          <w:szCs w:val="36"/>
+        </w:rPr>
+      </w:pPr>
+      <w:r>
+        <w:rPr>
+          <w:rFonts w:ascii="Times New Roman" w:hAnsi="Times New Roman" w:cs="Times New Roman"/>
+          <w:sz w:val="36"/>
+          <w:szCs w:val="36"/>
+        </w:rPr>
+        <w:t>What is the baby of fish called?</w:t>
+      </w:r>
+    </w:p>
+    <w:p>
+      <w:pPr>
+        <w:pStyle w:val="ListParagraph"/>
+        <w:spacing w:after="0" w:line="360" w:lineRule="auto"/>
+        <w:ind w:left="576"/>
+        <w:rPr>
+          <w:rFonts w:ascii="Times New Roman" w:hAnsi="Times New Roman" w:cs="Times New Roman"/>
+          <w:sz w:val="36"/>
+          <w:szCs w:val="36"/>
+        </w:rPr>
+      </w:pPr>
+      <w:r>
+        <w:rPr>
+          <w:rFonts w:ascii="Times New Roman" w:hAnsi="Times New Roman" w:cs="Times New Roman"/>
+          <w:sz w:val="36"/>
+          <w:szCs w:val="36"/>
+        </w:rPr>
+        <w:t>i. calf</w:t>
+      </w:r>
+      <w:r>
+        <w:rPr>
+          <w:rFonts w:ascii="Times New Roman" w:hAnsi="Times New Roman" w:cs="Times New Roman"/>
+          <w:sz w:val="36"/>
+          <w:szCs w:val="36"/>
+        </w:rPr>
+        <w:tab/>
+      </w:r>
+      <w:r>
+        <w:rPr>
+          <w:rFonts w:ascii="Times New Roman" w:hAnsi="Times New Roman" w:cs="Times New Roman"/>
+          <w:sz w:val="36"/>
+          <w:szCs w:val="36"/>
+        </w:rPr>
+        <w:tab/>
+      </w:r>
+      <w:r>
+        <w:rPr>
+          <w:rFonts w:ascii="Times New Roman" w:hAnsi="Times New Roman" w:cs="Times New Roman"/>
+          <w:sz w:val="36"/>
+          <w:szCs w:val="36"/>
+        </w:rPr>
+        <w:tab/>
+      </w:r>
+      <w:r>
+        <w:rPr>
+          <w:rFonts w:ascii="Times New Roman" w:hAnsi="Times New Roman" w:cs="Times New Roman"/>
+          <w:sz w:val="36"/>
+          <w:szCs w:val="36"/>
+        </w:rPr>
+        <w:tab/>
+      </w:r>
+      <w:r>
+        <w:rPr>
+          <w:rFonts w:ascii="Times New Roman" w:hAnsi="Times New Roman" w:cs="Times New Roman"/>
+          <w:sz w:val="36"/>
+          <w:szCs w:val="36"/>
+        </w:rPr>
+        <w:t>ii. fry</w:t>
       </w:r>
     </w:p>
     <w:p>
@@ -791,141 +1275,61 @@
           <w:numId w:val="18"/>
         </w:numPr>
         <w:spacing w:after="0" w:line="360" w:lineRule="auto"/>
-        <w:ind w:left="450" w:hanging="90"/>
-        <w:rPr>
-          <w:rFonts w:ascii="Times New Roman" w:hAnsi="Times New Roman" w:cs="Times New Roman"/>
-          <w:sz w:val="36"/>
-          <w:szCs w:val="36"/>
-        </w:rPr>
-      </w:pPr>
-      <w:r>
-        <w:rPr>
-          <w:rFonts w:ascii="Times New Roman" w:hAnsi="Times New Roman" w:cs="Times New Roman"/>
-          <w:sz w:val="36"/>
-          <w:szCs w:val="36"/>
-        </w:rPr>
-        <w:t>What is the baby of fish called?</w:t>
-      </w:r>
-    </w:p>
-    <w:p>
-      <w:pPr>
-        <w:pStyle w:val="ListParagraph"/>
-        <w:spacing w:after="0" w:line="360" w:lineRule="auto"/>
-        <w:rPr>
-          <w:rFonts w:ascii="Times New Roman" w:hAnsi="Times New Roman" w:cs="Times New Roman"/>
-          <w:sz w:val="36"/>
-          <w:szCs w:val="36"/>
-        </w:rPr>
-      </w:pPr>
-      <w:proofErr w:type="spellStart"/>
-      <w:proofErr w:type="gramStart"/>
-      <w:r>
-        <w:rPr>
-          <w:rFonts w:ascii="Times New Roman" w:hAnsi="Times New Roman" w:cs="Times New Roman"/>
-          <w:sz w:val="36"/>
-          <w:szCs w:val="36"/>
-        </w:rPr>
-        <w:t>i</w:t>
-      </w:r>
-      <w:proofErr w:type="spellEnd"/>
-      <w:proofErr w:type="gramEnd"/>
-      <w:r>
-        <w:rPr>
-          <w:rFonts w:ascii="Times New Roman" w:hAnsi="Times New Roman" w:cs="Times New Roman"/>
-          <w:sz w:val="36"/>
-          <w:szCs w:val="36"/>
-        </w:rPr>
-        <w:t>. calf</w:t>
-      </w:r>
-      <w:r>
-        <w:rPr>
-          <w:rFonts w:ascii="Times New Roman" w:hAnsi="Times New Roman" w:cs="Times New Roman"/>
-          <w:sz w:val="36"/>
-          <w:szCs w:val="36"/>
-        </w:rPr>
-        <w:tab/>
-      </w:r>
-      <w:r>
-        <w:rPr>
-          <w:rFonts w:ascii="Times New Roman" w:hAnsi="Times New Roman" w:cs="Times New Roman"/>
-          <w:sz w:val="36"/>
-          <w:szCs w:val="36"/>
-        </w:rPr>
-        <w:tab/>
-      </w:r>
-      <w:r>
-        <w:rPr>
-          <w:rFonts w:ascii="Times New Roman" w:hAnsi="Times New Roman" w:cs="Times New Roman"/>
-          <w:sz w:val="36"/>
-          <w:szCs w:val="36"/>
-        </w:rPr>
-        <w:tab/>
-        <w:t xml:space="preserve">ii. </w:t>
-      </w:r>
-      <w:proofErr w:type="gramStart"/>
-      <w:r>
-        <w:rPr>
-          <w:rFonts w:ascii="Times New Roman" w:hAnsi="Times New Roman" w:cs="Times New Roman"/>
-          <w:sz w:val="36"/>
-          <w:szCs w:val="36"/>
-        </w:rPr>
-        <w:t>fry</w:t>
-      </w:r>
-      <w:proofErr w:type="gramEnd"/>
+        <w:ind w:left="522" w:hanging="90"/>
+        <w:rPr>
+          <w:rFonts w:ascii="Times New Roman" w:hAnsi="Times New Roman" w:cs="Times New Roman"/>
+          <w:sz w:val="36"/>
+          <w:szCs w:val="36"/>
+        </w:rPr>
+      </w:pPr>
+      <w:r>
+        <w:rPr>
+          <w:rFonts w:ascii="Times New Roman" w:hAnsi="Times New Roman" w:cs="Times New Roman"/>
+          <w:sz w:val="36"/>
+          <w:szCs w:val="36"/>
+        </w:rPr>
+        <w:t xml:space="preserve">Which flower is eaten as vegetable? </w:t>
+      </w:r>
     </w:p>
     <w:p>
       <w:pPr>
         <w:pStyle w:val="ListParagraph"/>
         <w:numPr>
           <w:ilvl w:val="0"/>
-          <w:numId w:val="18"/>
+          <w:numId w:val="23"/>
         </w:numPr>
         <w:spacing w:after="0" w:line="360" w:lineRule="auto"/>
-        <w:ind w:left="450" w:hanging="90"/>
-        <w:rPr>
-          <w:rFonts w:ascii="Times New Roman" w:hAnsi="Times New Roman" w:cs="Times New Roman"/>
-          <w:sz w:val="36"/>
-          <w:szCs w:val="36"/>
-        </w:rPr>
-      </w:pPr>
-      <w:r>
-        <w:rPr>
-          <w:rFonts w:ascii="Times New Roman" w:hAnsi="Times New Roman" w:cs="Times New Roman"/>
-          <w:sz w:val="36"/>
-          <w:szCs w:val="36"/>
-        </w:rPr>
-        <w:t xml:space="preserve">Which flower is eaten as vegetable? </w:t>
-      </w:r>
-    </w:p>
-    <w:p>
-      <w:pPr>
-        <w:spacing w:after="0" w:line="360" w:lineRule="auto"/>
-        <w:ind w:left="720"/>
-        <w:rPr>
-          <w:rFonts w:ascii="Times New Roman" w:hAnsi="Times New Roman" w:cs="Times New Roman"/>
-          <w:sz w:val="36"/>
-          <w:szCs w:val="36"/>
-        </w:rPr>
-      </w:pPr>
-      <w:proofErr w:type="spellStart"/>
-      <w:proofErr w:type="gramStart"/>
-      <w:r>
-        <w:rPr>
-          <w:rFonts w:ascii="Times New Roman" w:hAnsi="Times New Roman" w:cs="Times New Roman"/>
-          <w:sz w:val="36"/>
-          <w:szCs w:val="36"/>
-        </w:rPr>
-        <w:t>i</w:t>
-      </w:r>
-      <w:proofErr w:type="spellEnd"/>
-      <w:proofErr w:type="gramEnd"/>
-      <w:r>
-        <w:rPr>
-          <w:rFonts w:ascii="Times New Roman" w:hAnsi="Times New Roman" w:cs="Times New Roman"/>
-          <w:sz w:val="36"/>
-          <w:szCs w:val="36"/>
-        </w:rPr>
-        <w:t>.</w:t>
+        <w:ind w:left="810" w:hanging="234"/>
+        <w:rPr>
+          <w:rFonts w:ascii="Times New Roman" w:hAnsi="Times New Roman" w:cs="Times New Roman"/>
+          <w:sz w:val="36"/>
+          <w:szCs w:val="36"/>
+        </w:rPr>
+      </w:pPr>
+      <w:r>
+        <w:rPr>
+          <w:rFonts w:ascii="Times New Roman" w:hAnsi="Times New Roman" w:cs="Times New Roman"/>
+          <w:sz w:val="36"/>
+          <w:szCs w:val="36"/>
+        </w:rPr>
+        <w:t>cauliflower</w:t>
+      </w:r>
+      <w:r>
+        <w:rPr>
+          <w:rFonts w:ascii="Times New Roman" w:hAnsi="Times New Roman" w:cs="Times New Roman"/>
+          <w:sz w:val="36"/>
+          <w:szCs w:val="36"/>
+        </w:rPr>
+        <w:tab/>
+      </w:r>
+      <w:r>
+        <w:rPr>
+          <w:rFonts w:ascii="Times New Roman" w:hAnsi="Times New Roman" w:cs="Times New Roman"/>
+          <w:sz w:val="36"/>
+          <w:szCs w:val="36"/>
+        </w:rPr>
+        <w:tab/>
+        <w:t>ii.</w:t>
       </w:r>
       <w:r>
         <w:rPr>
@@ -941,34 +1345,8 @@
           <w:sz w:val="36"/>
           <w:szCs w:val="36"/>
         </w:rPr>
-        <w:t>cauliflower</w:t>
-      </w:r>
-      <w:r>
-        <w:rPr>
-          <w:rFonts w:ascii="Times New Roman" w:hAnsi="Times New Roman" w:cs="Times New Roman"/>
-          <w:sz w:val="36"/>
-          <w:szCs w:val="36"/>
-        </w:rPr>
-        <w:tab/>
-      </w:r>
-      <w:r>
-        <w:rPr>
-          <w:rFonts w:ascii="Times New Roman" w:hAnsi="Times New Roman" w:cs="Times New Roman"/>
-          <w:sz w:val="36"/>
-          <w:szCs w:val="36"/>
-        </w:rPr>
-        <w:tab/>
-      </w:r>
-      <w:proofErr w:type="spellStart"/>
-      <w:r>
-        <w:rPr>
-          <w:rFonts w:ascii="Times New Roman" w:hAnsi="Times New Roman" w:cs="Times New Roman"/>
-          <w:sz w:val="36"/>
-          <w:szCs w:val="36"/>
-        </w:rPr>
-        <w:t>ii.rose</w:t>
-      </w:r>
-      <w:proofErr w:type="spellEnd"/>
+        <w:t>rose</w:t>
+      </w:r>
     </w:p>
     <w:p>
       <w:pPr>
@@ -978,114 +1356,129 @@
           <w:numId w:val="10"/>
         </w:numPr>
         <w:spacing w:after="0" w:line="360" w:lineRule="auto"/>
-        <w:ind w:left="288"/>
-        <w:rPr>
-          <w:rFonts w:ascii="Times New Roman" w:hAnsi="Times New Roman" w:cs="Times New Roman"/>
-          <w:b/>
-          <w:sz w:val="36"/>
-          <w:szCs w:val="36"/>
-        </w:rPr>
-      </w:pPr>
-      <w:r>
-        <w:rPr>
-          <w:rFonts w:ascii="Times New Roman" w:hAnsi="Times New Roman" w:cs="Times New Roman"/>
-          <w:b/>
-          <w:sz w:val="36"/>
-          <w:szCs w:val="36"/>
-        </w:rPr>
-        <w:t xml:space="preserve">Who am </w:t>
-      </w:r>
-      <w:proofErr w:type="gramStart"/>
-      <w:r>
-        <w:rPr>
-          <w:rFonts w:ascii="Times New Roman" w:hAnsi="Times New Roman" w:cs="Times New Roman"/>
-          <w:b/>
-          <w:sz w:val="36"/>
-          <w:szCs w:val="36"/>
-        </w:rPr>
-        <w:t>I ?</w:t>
-      </w:r>
-      <w:proofErr w:type="gramEnd"/>
-      <w:r>
-        <w:rPr>
-          <w:rFonts w:ascii="Times New Roman" w:hAnsi="Times New Roman" w:cs="Times New Roman"/>
-          <w:b/>
-          <w:sz w:val="36"/>
-          <w:szCs w:val="36"/>
-        </w:rPr>
-        <w:tab/>
-      </w:r>
-      <w:r>
-        <w:rPr>
-          <w:rFonts w:ascii="Times New Roman" w:hAnsi="Times New Roman" w:cs="Times New Roman"/>
-          <w:b/>
-          <w:sz w:val="36"/>
-          <w:szCs w:val="36"/>
-        </w:rPr>
-        <w:tab/>
-      </w:r>
-      <w:r>
-        <w:rPr>
-          <w:rFonts w:ascii="Times New Roman" w:hAnsi="Times New Roman" w:cs="Times New Roman"/>
-          <w:b/>
-          <w:sz w:val="36"/>
-          <w:szCs w:val="36"/>
-        </w:rPr>
-        <w:tab/>
-      </w:r>
-      <w:r>
-        <w:rPr>
-          <w:rFonts w:ascii="Times New Roman" w:hAnsi="Times New Roman" w:cs="Times New Roman"/>
-          <w:b/>
-          <w:sz w:val="36"/>
-          <w:szCs w:val="36"/>
-        </w:rPr>
-        <w:tab/>
-      </w:r>
-      <w:r>
-        <w:rPr>
-          <w:rFonts w:ascii="Times New Roman" w:hAnsi="Times New Roman" w:cs="Times New Roman"/>
-          <w:b/>
-          <w:sz w:val="36"/>
-          <w:szCs w:val="36"/>
-        </w:rPr>
-        <w:tab/>
-      </w:r>
-      <w:r>
-        <w:rPr>
-          <w:rFonts w:ascii="Times New Roman" w:hAnsi="Times New Roman" w:cs="Times New Roman"/>
-          <w:b/>
-          <w:sz w:val="36"/>
-          <w:szCs w:val="36"/>
-        </w:rPr>
-        <w:tab/>
-      </w:r>
-      <w:r>
-        <w:rPr>
-          <w:rFonts w:ascii="Times New Roman" w:hAnsi="Times New Roman" w:cs="Times New Roman"/>
-          <w:b/>
-          <w:sz w:val="36"/>
-          <w:szCs w:val="36"/>
-        </w:rPr>
-        <w:tab/>
-      </w:r>
-      <w:r>
-        <w:rPr>
-          <w:rFonts w:ascii="Times New Roman" w:hAnsi="Times New Roman" w:cs="Times New Roman"/>
-          <w:b/>
-          <w:sz w:val="36"/>
-          <w:szCs w:val="36"/>
-        </w:rPr>
-        <w:tab/>
-      </w:r>
-      <w:r>
-        <w:rPr>
-          <w:rFonts w:ascii="Times New Roman" w:hAnsi="Times New Roman" w:cs="Times New Roman"/>
-          <w:b/>
-          <w:sz w:val="36"/>
-          <w:szCs w:val="36"/>
-        </w:rPr>
-        <w:tab/>
+        <w:ind w:left="360"/>
+        <w:rPr>
+          <w:rFonts w:ascii="Times New Roman" w:hAnsi="Times New Roman" w:cs="Times New Roman"/>
+          <w:b/>
+          <w:sz w:val="36"/>
+          <w:szCs w:val="36"/>
+        </w:rPr>
+      </w:pPr>
+      <w:r>
+        <w:rPr>
+          <w:rFonts w:ascii="Times New Roman" w:hAnsi="Times New Roman" w:cs="Times New Roman"/>
+          <w:b/>
+          <w:sz w:val="36"/>
+          <w:szCs w:val="36"/>
+        </w:rPr>
+        <w:t>Who am I?</w:t>
+      </w:r>
+      <w:r>
+        <w:rPr>
+          <w:rFonts w:ascii="Times New Roman" w:hAnsi="Times New Roman" w:cs="Times New Roman"/>
+          <w:b/>
+          <w:sz w:val="36"/>
+          <w:szCs w:val="36"/>
+        </w:rPr>
+        <w:tab/>
+      </w:r>
+      <w:r>
+        <w:rPr>
+          <w:rFonts w:ascii="Times New Roman" w:hAnsi="Times New Roman" w:cs="Times New Roman"/>
+          <w:b/>
+          <w:sz w:val="36"/>
+          <w:szCs w:val="36"/>
+        </w:rPr>
+        <w:tab/>
+      </w:r>
+      <w:r>
+        <w:rPr>
+          <w:rFonts w:ascii="Times New Roman" w:hAnsi="Times New Roman" w:cs="Times New Roman"/>
+          <w:b/>
+          <w:sz w:val="36"/>
+          <w:szCs w:val="36"/>
+        </w:rPr>
+        <w:tab/>
+      </w:r>
+      <w:r>
+        <w:rPr>
+          <w:rFonts w:ascii="Times New Roman" w:hAnsi="Times New Roman" w:cs="Times New Roman"/>
+          <w:b/>
+          <w:sz w:val="36"/>
+          <w:szCs w:val="36"/>
+        </w:rPr>
+        <w:tab/>
+      </w:r>
+      <w:r>
+        <w:rPr>
+          <w:rFonts w:ascii="Times New Roman" w:hAnsi="Times New Roman" w:cs="Times New Roman"/>
+          <w:b/>
+          <w:sz w:val="36"/>
+          <w:szCs w:val="36"/>
+        </w:rPr>
+        <w:tab/>
+      </w:r>
+      <w:r>
+        <w:rPr>
+          <w:rFonts w:ascii="Times New Roman" w:hAnsi="Times New Roman" w:cs="Times New Roman"/>
+          <w:b/>
+          <w:sz w:val="36"/>
+          <w:szCs w:val="36"/>
+        </w:rPr>
+        <w:tab/>
+      </w:r>
+      <w:r>
+        <w:rPr>
+          <w:rFonts w:ascii="Times New Roman" w:hAnsi="Times New Roman" w:cs="Times New Roman"/>
+          <w:b/>
+          <w:sz w:val="36"/>
+          <w:szCs w:val="36"/>
+        </w:rPr>
+        <w:tab/>
+      </w:r>
+      <w:r>
+        <w:rPr>
+          <w:rFonts w:ascii="Times New Roman" w:hAnsi="Times New Roman" w:cs="Times New Roman"/>
+          <w:b/>
+          <w:sz w:val="36"/>
+          <w:szCs w:val="36"/>
+        </w:rPr>
+        <w:tab/>
+      </w:r>
+      <w:r>
+        <w:rPr>
+          <w:rFonts w:ascii="Times New Roman" w:hAnsi="Times New Roman" w:cs="Times New Roman"/>
+          <w:b/>
+          <w:sz w:val="36"/>
+          <w:szCs w:val="36"/>
+        </w:rPr>
+        <w:tab/>
+      </w:r>
+      <w:r>
+        <w:rPr>
+          <w:rFonts w:ascii="Times New Roman" w:hAnsi="Times New Roman" w:cs="Times New Roman"/>
+          <w:b/>
+          <w:sz w:val="36"/>
+          <w:szCs w:val="36"/>
+        </w:rPr>
+        <w:tab/>
+      </w:r>
+      <w:r>
+        <w:rPr>
+          <w:rFonts w:ascii="Times New Roman" w:hAnsi="Times New Roman" w:cs="Times New Roman"/>
+          <w:b/>
+          <w:sz w:val="36"/>
+          <w:szCs w:val="36"/>
+        </w:rPr>
+        <w:tab/>
+      </w:r>
+      <w:r>
+        <w:rPr>
+          <w:rFonts w:ascii="Times New Roman" w:hAnsi="Times New Roman" w:cs="Times New Roman"/>
+          <w:b/>
+          <w:sz w:val="36"/>
+          <w:szCs w:val="36"/>
+        </w:rPr>
         <w:t>(2)</w:t>
       </w:r>
     </w:p>
@@ -1097,38 +1490,44 @@
           <w:numId w:val="22"/>
         </w:numPr>
         <w:spacing w:after="0" w:line="360" w:lineRule="auto"/>
-        <w:ind w:left="630" w:hanging="270"/>
-        <w:rPr>
-          <w:rFonts w:ascii="Times New Roman" w:hAnsi="Times New Roman" w:cs="Times New Roman"/>
-          <w:sz w:val="36"/>
-          <w:szCs w:val="36"/>
-        </w:rPr>
-      </w:pPr>
-      <w:r>
-        <w:rPr>
-          <w:rFonts w:ascii="Times New Roman" w:hAnsi="Times New Roman" w:cs="Times New Roman"/>
-          <w:sz w:val="36"/>
-          <w:szCs w:val="36"/>
-        </w:rPr>
-        <w:t xml:space="preserve">I am green in </w:t>
-      </w:r>
-      <w:proofErr w:type="spellStart"/>
-      <w:r>
-        <w:rPr>
-          <w:rFonts w:ascii="Times New Roman" w:hAnsi="Times New Roman" w:cs="Times New Roman"/>
-          <w:sz w:val="36"/>
-          <w:szCs w:val="36"/>
-        </w:rPr>
-        <w:t>colour</w:t>
-      </w:r>
-      <w:proofErr w:type="spellEnd"/>
-      <w:r>
-        <w:rPr>
-          <w:rFonts w:ascii="Times New Roman" w:hAnsi="Times New Roman" w:cs="Times New Roman"/>
-          <w:sz w:val="36"/>
-          <w:szCs w:val="36"/>
-        </w:rPr>
-        <w:t>. I prepare food for the plants._________________</w:t>
+        <w:ind w:left="702" w:hanging="270"/>
+        <w:rPr>
+          <w:rFonts w:ascii="Times New Roman" w:hAnsi="Times New Roman" w:cs="Times New Roman"/>
+          <w:sz w:val="36"/>
+          <w:szCs w:val="36"/>
+        </w:rPr>
+      </w:pPr>
+      <w:r>
+        <w:rPr>
+          <w:rFonts w:ascii="Times New Roman" w:hAnsi="Times New Roman" w:cs="Times New Roman"/>
+          <w:sz w:val="36"/>
+          <w:szCs w:val="36"/>
+        </w:rPr>
+        <w:t xml:space="preserve"> </w:t>
+      </w:r>
+      <w:r>
+        <w:rPr>
+          <w:rFonts w:ascii="Times New Roman" w:hAnsi="Times New Roman" w:cs="Times New Roman"/>
+          <w:sz w:val="36"/>
+          <w:szCs w:val="36"/>
+        </w:rPr>
+        <w:t>I am green in colour.</w:t>
+      </w:r>
+      <w:r>
+        <w:rPr>
+          <w:rFonts w:ascii="Times New Roman" w:hAnsi="Times New Roman" w:cs="Times New Roman"/>
+          <w:sz w:val="36"/>
+          <w:szCs w:val="36"/>
+        </w:rPr>
+        <w:t xml:space="preserve"> </w:t>
+      </w:r>
+      <w:r>
+        <w:rPr>
+          <w:rFonts w:ascii="Times New Roman" w:hAnsi="Times New Roman" w:cs="Times New Roman"/>
+          <w:sz w:val="36"/>
+          <w:szCs w:val="36"/>
+        </w:rPr>
+        <w:t>I prepare food for the plants._________________</w:t>
       </w:r>
     </w:p>
     <w:p>
@@ -1138,21 +1537,56 @@
           <w:ilvl w:val="0"/>
           <w:numId w:val="22"/>
         </w:numPr>
+        <w:tabs>
+          <w:tab w:val="left" w:pos="900"/>
+        </w:tabs>
         <w:spacing w:after="0" w:line="360" w:lineRule="auto"/>
-        <w:ind w:left="630" w:hanging="270"/>
-        <w:rPr>
-          <w:rFonts w:ascii="Times New Roman" w:hAnsi="Times New Roman" w:cs="Times New Roman"/>
-          <w:sz w:val="36"/>
-          <w:szCs w:val="36"/>
-        </w:rPr>
-      </w:pPr>
-      <w:r>
-        <w:rPr>
-          <w:rFonts w:ascii="Times New Roman" w:hAnsi="Times New Roman" w:cs="Times New Roman"/>
-          <w:sz w:val="36"/>
-          <w:szCs w:val="36"/>
-        </w:rPr>
-        <w:t xml:space="preserve">I am a stem. I produce sweet juice. Children like to drink my juice in summer._____________________ </w:t>
+        <w:ind w:left="702" w:hanging="270"/>
+        <w:rPr>
+          <w:rFonts w:ascii="Times New Roman" w:hAnsi="Times New Roman" w:cs="Times New Roman"/>
+          <w:sz w:val="36"/>
+          <w:szCs w:val="36"/>
+        </w:rPr>
+      </w:pPr>
+      <w:r>
+        <w:rPr>
+          <w:rFonts w:ascii="Times New Roman" w:hAnsi="Times New Roman" w:cs="Times New Roman"/>
+          <w:sz w:val="36"/>
+          <w:szCs w:val="36"/>
+        </w:rPr>
+        <w:t>I am a stem.</w:t>
+      </w:r>
+      <w:r>
+        <w:rPr>
+          <w:rFonts w:ascii="Times New Roman" w:hAnsi="Times New Roman" w:cs="Times New Roman"/>
+          <w:sz w:val="36"/>
+          <w:szCs w:val="36"/>
+        </w:rPr>
+        <w:t xml:space="preserve"> </w:t>
+      </w:r>
+      <w:r>
+        <w:rPr>
+          <w:rFonts w:ascii="Times New Roman" w:hAnsi="Times New Roman" w:cs="Times New Roman"/>
+          <w:sz w:val="36"/>
+          <w:szCs w:val="36"/>
+        </w:rPr>
+        <w:t>I produce sweet juice. Children like to drink my juice in summer.</w:t>
+      </w:r>
+      <w:r>
+        <w:rPr>
+          <w:rFonts w:ascii="Times New Roman" w:hAnsi="Times New Roman" w:cs="Times New Roman"/>
+          <w:sz w:val="36"/>
+          <w:szCs w:val="36"/>
+        </w:rPr>
+        <w:t xml:space="preserve"> </w:t>
+      </w:r>
+      <w:r>
+        <w:rPr>
+          <w:rFonts w:ascii="Times New Roman" w:hAnsi="Times New Roman" w:cs="Times New Roman"/>
+          <w:sz w:val="36"/>
+          <w:szCs w:val="36"/>
+        </w:rPr>
+        <w:t xml:space="preserve">____________________ </w:t>
       </w:r>
     </w:p>
     <w:p>
@@ -1163,7 +1597,7 @@
           <w:numId w:val="10"/>
         </w:numPr>
         <w:spacing w:after="0" w:line="360" w:lineRule="auto"/>
-        <w:ind w:left="288"/>
+        <w:ind w:left="360"/>
         <w:rPr>
           <w:rFonts w:ascii="Times New Roman" w:hAnsi="Times New Roman" w:cs="Times New Roman"/>
           <w:b/>
@@ -1242,7 +1676,378 @@
           <w:szCs w:val="36"/>
         </w:rPr>
         <w:tab/>
+      </w:r>
+      <w:r>
+        <w:rPr>
+          <w:rFonts w:ascii="Times New Roman" w:hAnsi="Times New Roman" w:cs="Times New Roman"/>
+          <w:b/>
+          <w:sz w:val="36"/>
+          <w:szCs w:val="36"/>
+        </w:rPr>
+        <w:tab/>
+      </w:r>
+      <w:r>
+        <w:rPr>
+          <w:rFonts w:ascii="Times New Roman" w:hAnsi="Times New Roman" w:cs="Times New Roman"/>
+          <w:b/>
+          <w:sz w:val="36"/>
+          <w:szCs w:val="36"/>
+        </w:rPr>
+        <w:tab/>
+      </w:r>
+      <w:r>
+        <w:rPr>
+          <w:rFonts w:ascii="Times New Roman" w:hAnsi="Times New Roman" w:cs="Times New Roman"/>
+          <w:b/>
+          <w:sz w:val="36"/>
+          <w:szCs w:val="36"/>
+        </w:rPr>
         <w:t>(2)</w:t>
+      </w:r>
+    </w:p>
+    <w:p>
+      <w:pPr>
+        <w:pStyle w:val="ListParagraph"/>
+        <w:spacing w:after="0" w:line="480" w:lineRule="auto"/>
+        <w:ind w:left="432"/>
+        <w:rPr>
+          <w:rFonts w:ascii="Times New Roman" w:hAnsi="Times New Roman" w:cs="Times New Roman"/>
+          <w:sz w:val="36"/>
+          <w:szCs w:val="36"/>
+        </w:rPr>
+      </w:pPr>
+      <w:r>
+        <w:rPr>
+          <w:rFonts w:ascii="Times New Roman" w:hAnsi="Times New Roman" w:cs="Times New Roman"/>
+          <w:sz w:val="36"/>
+          <w:szCs w:val="36"/>
+        </w:rPr>
+        <w:t>ripe banana</w:t>
+      </w:r>
+      <w:r>
+        <w:rPr>
+          <w:rFonts w:ascii="Times New Roman" w:hAnsi="Times New Roman" w:cs="Times New Roman"/>
+          <w:sz w:val="36"/>
+          <w:szCs w:val="36"/>
+        </w:rPr>
+        <w:tab/>
+      </w:r>
+      <w:r>
+        <w:rPr>
+          <w:rFonts w:ascii="Times New Roman" w:hAnsi="Times New Roman" w:cs="Times New Roman"/>
+          <w:sz w:val="36"/>
+          <w:szCs w:val="36"/>
+        </w:rPr>
+        <w:tab/>
+      </w:r>
+      <w:r>
+        <w:rPr>
+          <w:rFonts w:ascii="Times New Roman" w:hAnsi="Times New Roman" w:cs="Times New Roman"/>
+          <w:sz w:val="36"/>
+          <w:szCs w:val="36"/>
+        </w:rPr>
+        <w:tab/>
+      </w:r>
+      <w:r>
+        <w:rPr>
+          <w:rFonts w:ascii="Times New Roman" w:hAnsi="Times New Roman" w:cs="Times New Roman"/>
+          <w:sz w:val="36"/>
+          <w:szCs w:val="36"/>
+        </w:rPr>
+        <w:tab/>
+      </w:r>
+      <w:r>
+        <w:rPr>
+          <w:rFonts w:ascii="Times New Roman" w:hAnsi="Times New Roman" w:cs="Times New Roman"/>
+          <w:sz w:val="36"/>
+          <w:szCs w:val="36"/>
+        </w:rPr>
+        <w:tab/>
+        <w:t>spherical shape</w:t>
+      </w:r>
+    </w:p>
+    <w:p>
+      <w:pPr>
+        <w:pStyle w:val="ListParagraph"/>
+        <w:spacing w:after="0" w:line="480" w:lineRule="auto"/>
+        <w:ind w:left="432"/>
+        <w:rPr>
+          <w:rFonts w:ascii="Times New Roman" w:hAnsi="Times New Roman" w:cs="Times New Roman"/>
+          <w:sz w:val="36"/>
+          <w:szCs w:val="36"/>
+        </w:rPr>
+      </w:pPr>
+      <w:r>
+        <w:rPr>
+          <w:rFonts w:ascii="Times New Roman" w:hAnsi="Times New Roman" w:cs="Times New Roman"/>
+          <w:sz w:val="36"/>
+          <w:szCs w:val="36"/>
+        </w:rPr>
+        <w:t>football</w:t>
+      </w:r>
+      <w:r>
+        <w:rPr>
+          <w:rFonts w:ascii="Times New Roman" w:hAnsi="Times New Roman" w:cs="Times New Roman"/>
+          <w:sz w:val="36"/>
+          <w:szCs w:val="36"/>
+        </w:rPr>
+        <w:tab/>
+      </w:r>
+      <w:r>
+        <w:rPr>
+          <w:rFonts w:ascii="Times New Roman" w:hAnsi="Times New Roman" w:cs="Times New Roman"/>
+          <w:sz w:val="36"/>
+          <w:szCs w:val="36"/>
+        </w:rPr>
+        <w:tab/>
+      </w:r>
+      <w:r>
+        <w:rPr>
+          <w:rFonts w:ascii="Times New Roman" w:hAnsi="Times New Roman" w:cs="Times New Roman"/>
+          <w:sz w:val="36"/>
+          <w:szCs w:val="36"/>
+        </w:rPr>
+        <w:tab/>
+      </w:r>
+      <w:r>
+        <w:rPr>
+          <w:rFonts w:ascii="Times New Roman" w:hAnsi="Times New Roman" w:cs="Times New Roman"/>
+          <w:sz w:val="36"/>
+          <w:szCs w:val="36"/>
+        </w:rPr>
+        <w:tab/>
+      </w:r>
+      <w:r>
+        <w:rPr>
+          <w:rFonts w:ascii="Times New Roman" w:hAnsi="Times New Roman" w:cs="Times New Roman"/>
+          <w:sz w:val="36"/>
+          <w:szCs w:val="36"/>
+        </w:rPr>
+        <w:tab/>
+        <w:t>washing hair</w:t>
+      </w:r>
+    </w:p>
+    <w:p>
+      <w:pPr>
+        <w:pStyle w:val="ListParagraph"/>
+        <w:spacing w:after="0" w:line="480" w:lineRule="auto"/>
+        <w:ind w:left="432"/>
+        <w:rPr>
+          <w:rFonts w:ascii="Times New Roman" w:hAnsi="Times New Roman" w:cs="Times New Roman"/>
+          <w:sz w:val="36"/>
+          <w:szCs w:val="36"/>
+        </w:rPr>
+      </w:pPr>
+      <w:r>
+        <w:rPr>
+          <w:rFonts w:ascii="Times New Roman" w:hAnsi="Times New Roman" w:cs="Times New Roman"/>
+          <w:sz w:val="36"/>
+          <w:szCs w:val="36"/>
+        </w:rPr>
+        <w:t>shampoo</w:t>
+      </w:r>
+      <w:r>
+        <w:rPr>
+          <w:rFonts w:ascii="Times New Roman" w:hAnsi="Times New Roman" w:cs="Times New Roman"/>
+          <w:sz w:val="36"/>
+          <w:szCs w:val="36"/>
+        </w:rPr>
+        <w:tab/>
+      </w:r>
+      <w:r>
+        <w:rPr>
+          <w:rFonts w:ascii="Times New Roman" w:hAnsi="Times New Roman" w:cs="Times New Roman"/>
+          <w:sz w:val="36"/>
+          <w:szCs w:val="36"/>
+        </w:rPr>
+        <w:tab/>
+      </w:r>
+      <w:r>
+        <w:rPr>
+          <w:rFonts w:ascii="Times New Roman" w:hAnsi="Times New Roman" w:cs="Times New Roman"/>
+          <w:sz w:val="36"/>
+          <w:szCs w:val="36"/>
+        </w:rPr>
+        <w:tab/>
+      </w:r>
+      <w:r>
+        <w:rPr>
+          <w:rFonts w:ascii="Times New Roman" w:hAnsi="Times New Roman" w:cs="Times New Roman"/>
+          <w:sz w:val="36"/>
+          <w:szCs w:val="36"/>
+        </w:rPr>
+        <w:tab/>
+      </w:r>
+      <w:r>
+        <w:rPr>
+          <w:rFonts w:ascii="Times New Roman" w:hAnsi="Times New Roman" w:cs="Times New Roman"/>
+          <w:sz w:val="36"/>
+          <w:szCs w:val="36"/>
+        </w:rPr>
+        <w:tab/>
+        <w:t>cleaning body</w:t>
+      </w:r>
+    </w:p>
+    <w:p>
+      <w:pPr>
+        <w:pStyle w:val="ListParagraph"/>
+        <w:spacing w:after="0" w:line="480" w:lineRule="auto"/>
+        <w:ind w:left="432"/>
+        <w:rPr>
+          <w:rFonts w:ascii="Times New Roman" w:hAnsi="Times New Roman" w:cs="Times New Roman"/>
+          <w:sz w:val="36"/>
+          <w:szCs w:val="36"/>
+        </w:rPr>
+      </w:pPr>
+      <w:r>
+        <w:rPr>
+          <w:rFonts w:ascii="Times New Roman" w:hAnsi="Times New Roman" w:cs="Times New Roman"/>
+          <w:sz w:val="36"/>
+          <w:szCs w:val="36"/>
+        </w:rPr>
+        <w:t>soap</w:t>
+      </w:r>
+      <w:r>
+        <w:rPr>
+          <w:rFonts w:ascii="Times New Roman" w:hAnsi="Times New Roman" w:cs="Times New Roman"/>
+          <w:sz w:val="36"/>
+          <w:szCs w:val="36"/>
+        </w:rPr>
+        <w:tab/>
+      </w:r>
+      <w:r>
+        <w:rPr>
+          <w:rFonts w:ascii="Times New Roman" w:hAnsi="Times New Roman" w:cs="Times New Roman"/>
+          <w:sz w:val="36"/>
+          <w:szCs w:val="36"/>
+        </w:rPr>
+        <w:tab/>
+      </w:r>
+      <w:r>
+        <w:rPr>
+          <w:rFonts w:ascii="Times New Roman" w:hAnsi="Times New Roman" w:cs="Times New Roman"/>
+          <w:sz w:val="36"/>
+          <w:szCs w:val="36"/>
+        </w:rPr>
+        <w:tab/>
+      </w:r>
+      <w:r>
+        <w:rPr>
+          <w:rFonts w:ascii="Times New Roman" w:hAnsi="Times New Roman" w:cs="Times New Roman"/>
+          <w:sz w:val="36"/>
+          <w:szCs w:val="36"/>
+        </w:rPr>
+        <w:tab/>
+      </w:r>
+      <w:r>
+        <w:rPr>
+          <w:rFonts w:ascii="Times New Roman" w:hAnsi="Times New Roman" w:cs="Times New Roman"/>
+          <w:sz w:val="36"/>
+          <w:szCs w:val="36"/>
+        </w:rPr>
+        <w:tab/>
+      </w:r>
+      <w:r>
+        <w:rPr>
+          <w:rFonts w:ascii="Times New Roman" w:hAnsi="Times New Roman" w:cs="Times New Roman"/>
+          <w:sz w:val="36"/>
+          <w:szCs w:val="36"/>
+        </w:rPr>
+        <w:tab/>
+        <w:t>soft</w:t>
+      </w:r>
+    </w:p>
+    <w:p>
+      <w:pPr>
+        <w:pStyle w:val="ListParagraph"/>
+        <w:spacing w:after="0" w:line="480" w:lineRule="auto"/>
+        <w:ind w:left="432"/>
+        <w:rPr>
+          <w:rFonts w:ascii="Times New Roman" w:hAnsi="Times New Roman" w:cs="Times New Roman"/>
+          <w:sz w:val="36"/>
+          <w:szCs w:val="36"/>
+        </w:rPr>
+      </w:pPr>
+    </w:p>
+    <w:p>
+      <w:pPr>
+        <w:pStyle w:val="ListParagraph"/>
+        <w:numPr>
+          <w:ilvl w:val="0"/>
+          <w:numId w:val="10"/>
+        </w:numPr>
+        <w:spacing w:after="0" w:line="240" w:lineRule="auto"/>
+        <w:ind w:left="360"/>
+        <w:rPr>
+          <w:rFonts w:ascii="Times New Roman" w:hAnsi="Times New Roman" w:cs="Times New Roman"/>
+          <w:b/>
+          <w:sz w:val="36"/>
+          <w:szCs w:val="36"/>
+        </w:rPr>
+      </w:pPr>
+      <w:r>
+        <w:rPr>
+          <w:rFonts w:ascii="Times New Roman" w:hAnsi="Times New Roman" w:cs="Times New Roman"/>
+          <w:b/>
+          <w:sz w:val="36"/>
+          <w:szCs w:val="36"/>
+        </w:rPr>
+        <w:lastRenderedPageBreak/>
+        <w:t>Fill in the blanks using given key words.</w:t>
+      </w:r>
+      <w:r>
+        <w:rPr>
+          <w:rFonts w:ascii="Times New Roman" w:hAnsi="Times New Roman" w:cs="Times New Roman"/>
+          <w:b/>
+          <w:sz w:val="36"/>
+          <w:szCs w:val="36"/>
+        </w:rPr>
+        <w:tab/>
+      </w:r>
+      <w:r>
+        <w:rPr>
+          <w:rFonts w:ascii="Times New Roman" w:hAnsi="Times New Roman" w:cs="Times New Roman"/>
+          <w:b/>
+          <w:sz w:val="36"/>
+          <w:szCs w:val="36"/>
+        </w:rPr>
+        <w:tab/>
+      </w:r>
+      <w:r>
+        <w:rPr>
+          <w:rFonts w:ascii="Times New Roman" w:hAnsi="Times New Roman" w:cs="Times New Roman"/>
+          <w:b/>
+          <w:sz w:val="36"/>
+          <w:szCs w:val="36"/>
+        </w:rPr>
+        <w:tab/>
+      </w:r>
+      <w:r>
+        <w:rPr>
+          <w:rFonts w:ascii="Times New Roman" w:hAnsi="Times New Roman" w:cs="Times New Roman"/>
+          <w:b/>
+          <w:sz w:val="36"/>
+          <w:szCs w:val="36"/>
+        </w:rPr>
+        <w:tab/>
+      </w:r>
+      <w:r>
+        <w:rPr>
+          <w:rFonts w:ascii="Times New Roman" w:hAnsi="Times New Roman" w:cs="Times New Roman"/>
+          <w:b/>
+          <w:sz w:val="36"/>
+          <w:szCs w:val="36"/>
+        </w:rPr>
+        <w:t>(3</w:t>
+      </w:r>
+      <w:r>
+        <w:rPr>
+          <w:rFonts w:ascii="Times New Roman" w:hAnsi="Times New Roman" w:cs="Times New Roman"/>
+          <w:b/>
+          <w:sz w:val="36"/>
+          <w:szCs w:val="36"/>
+        </w:rPr>
+        <w:t>)</w:t>
       </w:r>
     </w:p>
     <w:p>
@@ -1252,273 +2057,150 @@
         <w:ind w:left="288"/>
         <w:rPr>
           <w:rFonts w:ascii="Times New Roman" w:hAnsi="Times New Roman" w:cs="Times New Roman"/>
-          <w:sz w:val="36"/>
-          <w:szCs w:val="36"/>
-        </w:rPr>
-      </w:pPr>
-      <w:proofErr w:type="gramStart"/>
-      <w:r>
-        <w:rPr>
-          <w:rFonts w:ascii="Times New Roman" w:hAnsi="Times New Roman" w:cs="Times New Roman"/>
-          <w:sz w:val="36"/>
-          <w:szCs w:val="36"/>
-        </w:rPr>
-        <w:t>ripe</w:t>
-      </w:r>
-      <w:proofErr w:type="gramEnd"/>
-      <w:r>
-        <w:rPr>
-          <w:rFonts w:ascii="Times New Roman" w:hAnsi="Times New Roman" w:cs="Times New Roman"/>
-          <w:sz w:val="36"/>
-          <w:szCs w:val="36"/>
-        </w:rPr>
-        <w:t xml:space="preserve"> banana</w:t>
-      </w:r>
-      <w:r>
-        <w:rPr>
-          <w:rFonts w:ascii="Times New Roman" w:hAnsi="Times New Roman" w:cs="Times New Roman"/>
-          <w:sz w:val="36"/>
-          <w:szCs w:val="36"/>
-        </w:rPr>
-        <w:tab/>
-      </w:r>
-      <w:r>
-        <w:rPr>
-          <w:rFonts w:ascii="Times New Roman" w:hAnsi="Times New Roman" w:cs="Times New Roman"/>
-          <w:sz w:val="36"/>
-          <w:szCs w:val="36"/>
-        </w:rPr>
-        <w:tab/>
-      </w:r>
-      <w:r>
-        <w:rPr>
-          <w:rFonts w:ascii="Times New Roman" w:hAnsi="Times New Roman" w:cs="Times New Roman"/>
-          <w:sz w:val="36"/>
-          <w:szCs w:val="36"/>
-        </w:rPr>
-        <w:tab/>
-      </w:r>
-      <w:r>
-        <w:rPr>
-          <w:rFonts w:ascii="Times New Roman" w:hAnsi="Times New Roman" w:cs="Times New Roman"/>
-          <w:sz w:val="36"/>
-          <w:szCs w:val="36"/>
-        </w:rPr>
-        <w:tab/>
-      </w:r>
-      <w:r>
-        <w:rPr>
-          <w:rFonts w:ascii="Times New Roman" w:hAnsi="Times New Roman" w:cs="Times New Roman"/>
-          <w:sz w:val="36"/>
-          <w:szCs w:val="36"/>
-        </w:rPr>
-        <w:tab/>
-        <w:t>spherical shape</w:t>
+          <w:b/>
+          <w:sz w:val="36"/>
+          <w:szCs w:val="36"/>
+        </w:rPr>
+      </w:pPr>
+      <w:r>
+        <w:rPr>
+          <w:rFonts w:ascii="Times New Roman" w:hAnsi="Times New Roman" w:cs="Times New Roman"/>
+          <w:b/>
+          <w:sz w:val="36"/>
+          <w:szCs w:val="36"/>
+        </w:rPr>
+        <w:t xml:space="preserve">          </w:t>
+      </w:r>
+      <w:r>
+        <w:rPr>
+          <w:rFonts w:ascii="Times New Roman" w:hAnsi="Times New Roman" w:cs="Times New Roman"/>
+          <w:b/>
+          <w:sz w:val="36"/>
+          <w:szCs w:val="36"/>
+        </w:rPr>
+        <w:t>(</w:t>
+      </w:r>
+      <w:r>
+        <w:rPr>
+          <w:rFonts w:ascii="Times New Roman" w:hAnsi="Times New Roman" w:cs="Times New Roman"/>
+          <w:b/>
+          <w:sz w:val="36"/>
+          <w:szCs w:val="36"/>
+        </w:rPr>
+        <w:t>horse, climber, nose</w:t>
+      </w:r>
+      <w:r>
+        <w:rPr>
+          <w:rFonts w:ascii="Times New Roman" w:hAnsi="Times New Roman" w:cs="Times New Roman"/>
+          <w:b/>
+          <w:sz w:val="36"/>
+          <w:szCs w:val="36"/>
+        </w:rPr>
+        <w:t>)</w:t>
       </w:r>
     </w:p>
     <w:p>
       <w:pPr>
         <w:pStyle w:val="ListParagraph"/>
+        <w:numPr>
+          <w:ilvl w:val="0"/>
+          <w:numId w:val="15"/>
+        </w:numPr>
         <w:spacing w:after="0" w:line="360" w:lineRule="auto"/>
-        <w:ind w:left="288"/>
-        <w:rPr>
-          <w:rFonts w:ascii="Times New Roman" w:hAnsi="Times New Roman" w:cs="Times New Roman"/>
-          <w:sz w:val="36"/>
-          <w:szCs w:val="36"/>
-        </w:rPr>
-      </w:pPr>
-      <w:proofErr w:type="gramStart"/>
-      <w:r>
-        <w:rPr>
-          <w:rFonts w:ascii="Times New Roman" w:hAnsi="Times New Roman" w:cs="Times New Roman"/>
-          <w:sz w:val="36"/>
-          <w:szCs w:val="36"/>
-        </w:rPr>
-        <w:t>football</w:t>
-      </w:r>
-      <w:proofErr w:type="gramEnd"/>
-      <w:r>
-        <w:rPr>
-          <w:rFonts w:ascii="Times New Roman" w:hAnsi="Times New Roman" w:cs="Times New Roman"/>
-          <w:sz w:val="36"/>
-          <w:szCs w:val="36"/>
-        </w:rPr>
-        <w:tab/>
-      </w:r>
-      <w:r>
-        <w:rPr>
-          <w:rFonts w:ascii="Times New Roman" w:hAnsi="Times New Roman" w:cs="Times New Roman"/>
-          <w:sz w:val="36"/>
-          <w:szCs w:val="36"/>
-        </w:rPr>
-        <w:tab/>
-      </w:r>
-      <w:r>
-        <w:rPr>
-          <w:rFonts w:ascii="Times New Roman" w:hAnsi="Times New Roman" w:cs="Times New Roman"/>
-          <w:sz w:val="36"/>
-          <w:szCs w:val="36"/>
-        </w:rPr>
-        <w:tab/>
-      </w:r>
-      <w:r>
-        <w:rPr>
-          <w:rFonts w:ascii="Times New Roman" w:hAnsi="Times New Roman" w:cs="Times New Roman"/>
-          <w:sz w:val="36"/>
-          <w:szCs w:val="36"/>
-        </w:rPr>
-        <w:tab/>
-      </w:r>
-      <w:r>
-        <w:rPr>
-          <w:rFonts w:ascii="Times New Roman" w:hAnsi="Times New Roman" w:cs="Times New Roman"/>
-          <w:sz w:val="36"/>
-          <w:szCs w:val="36"/>
-        </w:rPr>
-        <w:tab/>
-      </w:r>
-      <w:r>
-        <w:rPr>
-          <w:rFonts w:ascii="Times New Roman" w:hAnsi="Times New Roman" w:cs="Times New Roman"/>
-          <w:sz w:val="36"/>
-          <w:szCs w:val="36"/>
-        </w:rPr>
-        <w:tab/>
-        <w:t>washing hair</w:t>
+        <w:ind w:left="792"/>
+        <w:rPr>
+          <w:rFonts w:ascii="Times New Roman" w:hAnsi="Times New Roman" w:cs="Times New Roman"/>
+          <w:sz w:val="36"/>
+          <w:szCs w:val="36"/>
+        </w:rPr>
+      </w:pPr>
+      <w:r>
+        <w:rPr>
+          <w:rFonts w:ascii="Times New Roman" w:hAnsi="Times New Roman" w:cs="Times New Roman"/>
+          <w:sz w:val="36"/>
+          <w:szCs w:val="36"/>
+        </w:rPr>
+        <w:t>Our _________ finds smell</w:t>
+      </w:r>
+      <w:r>
+        <w:rPr>
+          <w:rFonts w:ascii="Times New Roman" w:hAnsi="Times New Roman" w:cs="Times New Roman"/>
+          <w:sz w:val="36"/>
+          <w:szCs w:val="36"/>
+        </w:rPr>
+        <w:t>.</w:t>
       </w:r>
     </w:p>
     <w:p>
       <w:pPr>
         <w:pStyle w:val="ListParagraph"/>
+        <w:numPr>
+          <w:ilvl w:val="0"/>
+          <w:numId w:val="15"/>
+        </w:numPr>
         <w:spacing w:after="0" w:line="360" w:lineRule="auto"/>
-        <w:ind w:left="288"/>
-        <w:rPr>
-          <w:rFonts w:ascii="Times New Roman" w:hAnsi="Times New Roman" w:cs="Times New Roman"/>
-          <w:sz w:val="36"/>
-          <w:szCs w:val="36"/>
-        </w:rPr>
-      </w:pPr>
-      <w:proofErr w:type="gramStart"/>
-      <w:r>
-        <w:rPr>
-          <w:rFonts w:ascii="Times New Roman" w:hAnsi="Times New Roman" w:cs="Times New Roman"/>
-          <w:sz w:val="36"/>
-          <w:szCs w:val="36"/>
-        </w:rPr>
-        <w:t>shampoo</w:t>
-      </w:r>
-      <w:proofErr w:type="gramEnd"/>
-      <w:r>
-        <w:rPr>
-          <w:rFonts w:ascii="Times New Roman" w:hAnsi="Times New Roman" w:cs="Times New Roman"/>
-          <w:sz w:val="36"/>
-          <w:szCs w:val="36"/>
-        </w:rPr>
-        <w:tab/>
-      </w:r>
-      <w:r>
-        <w:rPr>
-          <w:rFonts w:ascii="Times New Roman" w:hAnsi="Times New Roman" w:cs="Times New Roman"/>
-          <w:sz w:val="36"/>
-          <w:szCs w:val="36"/>
-        </w:rPr>
-        <w:tab/>
-      </w:r>
-      <w:r>
-        <w:rPr>
-          <w:rFonts w:ascii="Times New Roman" w:hAnsi="Times New Roman" w:cs="Times New Roman"/>
-          <w:sz w:val="36"/>
-          <w:szCs w:val="36"/>
-        </w:rPr>
-        <w:tab/>
-      </w:r>
-      <w:r>
-        <w:rPr>
-          <w:rFonts w:ascii="Times New Roman" w:hAnsi="Times New Roman" w:cs="Times New Roman"/>
-          <w:sz w:val="36"/>
-          <w:szCs w:val="36"/>
-        </w:rPr>
-        <w:tab/>
-      </w:r>
-      <w:r>
-        <w:rPr>
-          <w:rFonts w:ascii="Times New Roman" w:hAnsi="Times New Roman" w:cs="Times New Roman"/>
-          <w:sz w:val="36"/>
-          <w:szCs w:val="36"/>
-        </w:rPr>
-        <w:tab/>
-        <w:t>cleaning body</w:t>
+        <w:ind w:left="792"/>
+        <w:rPr>
+          <w:rFonts w:ascii="Times New Roman" w:hAnsi="Times New Roman" w:cs="Times New Roman"/>
+          <w:sz w:val="36"/>
+          <w:szCs w:val="36"/>
+        </w:rPr>
+      </w:pPr>
+      <w:r>
+        <w:rPr>
+          <w:rFonts w:ascii="Times New Roman" w:hAnsi="Times New Roman" w:cs="Times New Roman"/>
+          <w:sz w:val="36"/>
+          <w:szCs w:val="36"/>
+        </w:rPr>
+        <w:t xml:space="preserve">Money plant is a </w:t>
+      </w:r>
+      <w:r>
+        <w:rPr>
+          <w:rFonts w:ascii="Times New Roman" w:hAnsi="Times New Roman" w:cs="Times New Roman"/>
+          <w:sz w:val="36"/>
+          <w:szCs w:val="36"/>
+        </w:rPr>
+        <w:t>_________</w:t>
+      </w:r>
+      <w:r>
+        <w:rPr>
+          <w:rFonts w:ascii="Times New Roman" w:hAnsi="Times New Roman" w:cs="Times New Roman"/>
+          <w:sz w:val="36"/>
+          <w:szCs w:val="36"/>
+        </w:rPr>
+        <w:t>_______</w:t>
+      </w:r>
+      <w:r>
+        <w:rPr>
+          <w:rFonts w:ascii="Times New Roman" w:hAnsi="Times New Roman" w:cs="Times New Roman"/>
+          <w:sz w:val="36"/>
+          <w:szCs w:val="36"/>
+        </w:rPr>
+        <w:t>.</w:t>
       </w:r>
     </w:p>
     <w:p>
       <w:pPr>
         <w:pStyle w:val="ListParagraph"/>
+        <w:numPr>
+          <w:ilvl w:val="0"/>
+          <w:numId w:val="15"/>
+        </w:numPr>
         <w:spacing w:after="0" w:line="360" w:lineRule="auto"/>
-        <w:ind w:left="288"/>
-        <w:rPr>
-          <w:rFonts w:ascii="Times New Roman" w:hAnsi="Times New Roman" w:cs="Times New Roman"/>
-          <w:sz w:val="36"/>
-          <w:szCs w:val="36"/>
-        </w:rPr>
-      </w:pPr>
-      <w:proofErr w:type="gramStart"/>
-      <w:r>
-        <w:rPr>
-          <w:rFonts w:ascii="Times New Roman" w:hAnsi="Times New Roman" w:cs="Times New Roman"/>
-          <w:sz w:val="36"/>
-          <w:szCs w:val="36"/>
-        </w:rPr>
-        <w:t>soap</w:t>
-      </w:r>
-      <w:proofErr w:type="gramEnd"/>
-      <w:r>
-        <w:rPr>
-          <w:rFonts w:ascii="Times New Roman" w:hAnsi="Times New Roman" w:cs="Times New Roman"/>
-          <w:sz w:val="36"/>
-          <w:szCs w:val="36"/>
-        </w:rPr>
-        <w:tab/>
-      </w:r>
-      <w:r>
-        <w:rPr>
-          <w:rFonts w:ascii="Times New Roman" w:hAnsi="Times New Roman" w:cs="Times New Roman"/>
-          <w:sz w:val="36"/>
-          <w:szCs w:val="36"/>
-        </w:rPr>
-        <w:tab/>
-      </w:r>
-      <w:r>
-        <w:rPr>
-          <w:rFonts w:ascii="Times New Roman" w:hAnsi="Times New Roman" w:cs="Times New Roman"/>
-          <w:sz w:val="36"/>
-          <w:szCs w:val="36"/>
-        </w:rPr>
-        <w:tab/>
-      </w:r>
-      <w:r>
-        <w:rPr>
-          <w:rFonts w:ascii="Times New Roman" w:hAnsi="Times New Roman" w:cs="Times New Roman"/>
-          <w:sz w:val="36"/>
-          <w:szCs w:val="36"/>
-        </w:rPr>
-        <w:tab/>
-      </w:r>
-      <w:r>
-        <w:rPr>
-          <w:rFonts w:ascii="Times New Roman" w:hAnsi="Times New Roman" w:cs="Times New Roman"/>
-          <w:sz w:val="36"/>
-          <w:szCs w:val="36"/>
-        </w:rPr>
-        <w:tab/>
-      </w:r>
-      <w:r>
-        <w:rPr>
-          <w:rFonts w:ascii="Times New Roman" w:hAnsi="Times New Roman" w:cs="Times New Roman"/>
-          <w:sz w:val="36"/>
-          <w:szCs w:val="36"/>
-        </w:rPr>
-        <w:tab/>
-        <w:t>soft</w:t>
+        <w:ind w:left="792"/>
+        <w:rPr>
+          <w:rFonts w:ascii="Times New Roman" w:hAnsi="Times New Roman" w:cs="Times New Roman"/>
+          <w:sz w:val="36"/>
+          <w:szCs w:val="36"/>
+        </w:rPr>
+      </w:pPr>
+      <w:r>
+        <w:rPr>
+          <w:rFonts w:ascii="Times New Roman" w:hAnsi="Times New Roman" w:cs="Times New Roman"/>
+          <w:sz w:val="36"/>
+          <w:szCs w:val="36"/>
+        </w:rPr>
+        <w:t>_____________ helps to carry our load.</w:t>
       </w:r>
     </w:p>
     <w:p>
@@ -1529,230 +2211,92 @@
           <w:numId w:val="10"/>
         </w:numPr>
         <w:spacing w:after="0" w:line="360" w:lineRule="auto"/>
-        <w:ind w:left="288"/>
-        <w:rPr>
-          <w:rFonts w:ascii="Times New Roman" w:hAnsi="Times New Roman" w:cs="Times New Roman"/>
-          <w:b/>
-          <w:sz w:val="36"/>
-          <w:szCs w:val="36"/>
-        </w:rPr>
-      </w:pPr>
-      <w:r>
-        <w:rPr>
-          <w:rFonts w:ascii="Times New Roman" w:hAnsi="Times New Roman" w:cs="Times New Roman"/>
-          <w:b/>
-          <w:sz w:val="36"/>
-          <w:szCs w:val="36"/>
-        </w:rPr>
-        <w:t>Fill in the blanks using given key words.</w:t>
-      </w:r>
-      <w:r>
-        <w:rPr>
-          <w:rFonts w:ascii="Times New Roman" w:hAnsi="Times New Roman" w:cs="Times New Roman"/>
-          <w:b/>
-          <w:sz w:val="36"/>
-          <w:szCs w:val="36"/>
-        </w:rPr>
-        <w:tab/>
-      </w:r>
-      <w:r>
-        <w:rPr>
-          <w:rFonts w:ascii="Times New Roman" w:hAnsi="Times New Roman" w:cs="Times New Roman"/>
-          <w:b/>
-          <w:sz w:val="36"/>
-          <w:szCs w:val="36"/>
-        </w:rPr>
-        <w:tab/>
-      </w:r>
-      <w:r>
-        <w:rPr>
-          <w:rFonts w:ascii="Times New Roman" w:hAnsi="Times New Roman" w:cs="Times New Roman"/>
-          <w:b/>
-          <w:sz w:val="36"/>
-          <w:szCs w:val="36"/>
-        </w:rPr>
-        <w:tab/>
-        <w:t>(3</w:t>
-      </w:r>
-      <w:r>
-        <w:rPr>
-          <w:rFonts w:ascii="Times New Roman" w:hAnsi="Times New Roman" w:cs="Times New Roman"/>
-          <w:b/>
-          <w:sz w:val="36"/>
-          <w:szCs w:val="36"/>
-        </w:rPr>
-        <w:t>)</w:t>
-      </w:r>
-    </w:p>
-    <w:p>
-      <w:pPr>
-        <w:pStyle w:val="ListParagraph"/>
-        <w:spacing w:after="0" w:line="360" w:lineRule="auto"/>
-        <w:ind w:left="288"/>
-        <w:rPr>
-          <w:rFonts w:ascii="Times New Roman" w:hAnsi="Times New Roman" w:cs="Times New Roman"/>
-          <w:b/>
-          <w:sz w:val="36"/>
-          <w:szCs w:val="36"/>
-        </w:rPr>
-      </w:pPr>
-      <w:r>
-        <w:rPr>
-          <w:rFonts w:ascii="Times New Roman" w:hAnsi="Times New Roman" w:cs="Times New Roman"/>
-          <w:b/>
-          <w:sz w:val="36"/>
-          <w:szCs w:val="36"/>
-        </w:rPr>
-        <w:t>(</w:t>
-      </w:r>
-      <w:proofErr w:type="gramStart"/>
-      <w:r>
-        <w:rPr>
-          <w:rFonts w:ascii="Times New Roman" w:hAnsi="Times New Roman" w:cs="Times New Roman"/>
-          <w:b/>
-          <w:sz w:val="36"/>
-          <w:szCs w:val="36"/>
-        </w:rPr>
-        <w:t>horse</w:t>
-      </w:r>
-      <w:proofErr w:type="gramEnd"/>
-      <w:r>
-        <w:rPr>
-          <w:rFonts w:ascii="Times New Roman" w:hAnsi="Times New Roman" w:cs="Times New Roman"/>
-          <w:b/>
-          <w:sz w:val="36"/>
-          <w:szCs w:val="36"/>
-        </w:rPr>
-        <w:t>, climber, nose</w:t>
-      </w:r>
-      <w:r>
-        <w:rPr>
-          <w:rFonts w:ascii="Times New Roman" w:hAnsi="Times New Roman" w:cs="Times New Roman"/>
-          <w:b/>
-          <w:sz w:val="36"/>
-          <w:szCs w:val="36"/>
-        </w:rPr>
-        <w:t>)</w:t>
-      </w:r>
-    </w:p>
-    <w:p>
-      <w:pPr>
-        <w:pStyle w:val="ListParagraph"/>
-        <w:numPr>
-          <w:ilvl w:val="0"/>
-          <w:numId w:val="15"/>
-        </w:numPr>
-        <w:spacing w:after="0" w:line="360" w:lineRule="auto"/>
-        <w:rPr>
-          <w:rFonts w:ascii="Times New Roman" w:hAnsi="Times New Roman" w:cs="Times New Roman"/>
-          <w:sz w:val="36"/>
-          <w:szCs w:val="36"/>
-        </w:rPr>
-      </w:pPr>
-      <w:r>
-        <w:rPr>
-          <w:rFonts w:ascii="Times New Roman" w:hAnsi="Times New Roman" w:cs="Times New Roman"/>
-          <w:sz w:val="36"/>
-          <w:szCs w:val="36"/>
-        </w:rPr>
-        <w:t>Our _________ finds smell</w:t>
-      </w:r>
-      <w:r>
-        <w:rPr>
-          <w:rFonts w:ascii="Times New Roman" w:hAnsi="Times New Roman" w:cs="Times New Roman"/>
-          <w:sz w:val="36"/>
-          <w:szCs w:val="36"/>
-        </w:rPr>
-        <w:t>.</w:t>
-      </w:r>
-    </w:p>
-    <w:p>
-      <w:pPr>
-        <w:pStyle w:val="ListParagraph"/>
-        <w:numPr>
-          <w:ilvl w:val="0"/>
-          <w:numId w:val="15"/>
-        </w:numPr>
-        <w:spacing w:after="0" w:line="360" w:lineRule="auto"/>
-        <w:rPr>
-          <w:rFonts w:ascii="Times New Roman" w:hAnsi="Times New Roman" w:cs="Times New Roman"/>
-          <w:sz w:val="36"/>
-          <w:szCs w:val="36"/>
-        </w:rPr>
-      </w:pPr>
-      <w:r>
-        <w:rPr>
-          <w:rFonts w:ascii="Times New Roman" w:hAnsi="Times New Roman" w:cs="Times New Roman"/>
-          <w:sz w:val="36"/>
-          <w:szCs w:val="36"/>
-        </w:rPr>
-        <w:t xml:space="preserve">Money plant is a </w:t>
-      </w:r>
-      <w:r>
-        <w:rPr>
-          <w:rFonts w:ascii="Times New Roman" w:hAnsi="Times New Roman" w:cs="Times New Roman"/>
-          <w:sz w:val="36"/>
-          <w:szCs w:val="36"/>
-        </w:rPr>
-        <w:t>_________</w:t>
-      </w:r>
-      <w:r>
-        <w:rPr>
-          <w:rFonts w:ascii="Times New Roman" w:hAnsi="Times New Roman" w:cs="Times New Roman"/>
-          <w:sz w:val="36"/>
-          <w:szCs w:val="36"/>
-        </w:rPr>
-        <w:t>_______</w:t>
-      </w:r>
-      <w:r>
-        <w:rPr>
-          <w:rFonts w:ascii="Times New Roman" w:hAnsi="Times New Roman" w:cs="Times New Roman"/>
-          <w:sz w:val="36"/>
-          <w:szCs w:val="36"/>
-        </w:rPr>
-        <w:t>.</w:t>
-      </w:r>
-    </w:p>
-    <w:p>
-      <w:pPr>
-        <w:pStyle w:val="ListParagraph"/>
-        <w:numPr>
-          <w:ilvl w:val="0"/>
-          <w:numId w:val="15"/>
-        </w:numPr>
-        <w:spacing w:after="0" w:line="360" w:lineRule="auto"/>
-        <w:rPr>
-          <w:rFonts w:ascii="Times New Roman" w:hAnsi="Times New Roman" w:cs="Times New Roman"/>
-          <w:sz w:val="36"/>
-          <w:szCs w:val="36"/>
-        </w:rPr>
-      </w:pPr>
-      <w:r>
-        <w:rPr>
-          <w:rFonts w:ascii="Times New Roman" w:hAnsi="Times New Roman" w:cs="Times New Roman"/>
-          <w:sz w:val="36"/>
-          <w:szCs w:val="36"/>
-        </w:rPr>
-        <w:lastRenderedPageBreak/>
-        <w:t>_____________ helps to carry our load.</w:t>
-      </w:r>
-    </w:p>
-    <w:p>
-      <w:pPr>
-        <w:pStyle w:val="ListParagraph"/>
-        <w:numPr>
-          <w:ilvl w:val="0"/>
-          <w:numId w:val="10"/>
-        </w:numPr>
-        <w:spacing w:after="0" w:line="360" w:lineRule="auto"/>
-        <w:ind w:left="288"/>
-        <w:rPr>
-          <w:rFonts w:ascii="Times New Roman" w:hAnsi="Times New Roman" w:cs="Times New Roman"/>
-          <w:b/>
-          <w:sz w:val="36"/>
-          <w:szCs w:val="36"/>
-        </w:rPr>
-      </w:pPr>
+        <w:ind w:left="360"/>
+        <w:rPr>
+          <w:rFonts w:ascii="Times New Roman" w:hAnsi="Times New Roman" w:cs="Times New Roman"/>
+          <w:b/>
+          <w:sz w:val="36"/>
+          <w:szCs w:val="36"/>
+        </w:rPr>
+      </w:pPr>
+      <w:r>
+        <w:rPr>
+          <w:rFonts w:ascii="Times New Roman" w:hAnsi="Times New Roman" w:cs="Times New Roman"/>
+          <w:noProof/>
+          <w:sz w:val="36"/>
+          <w:szCs w:val="36"/>
+        </w:rPr>
+        <mc:AlternateContent>
+          <mc:Choice Requires="wps">
+            <w:drawing>
+              <wp:anchor distT="0" distB="0" distL="114300" distR="114300" simplePos="0" relativeHeight="251662336" behindDoc="0" locked="0" layoutInCell="1" allowOverlap="1" wp14:anchorId="6612CAA3" wp14:editId="627DA88B">
+                <wp:simplePos x="0" y="0"/>
+                <wp:positionH relativeFrom="column">
+                  <wp:posOffset>3162300</wp:posOffset>
+                </wp:positionH>
+                <wp:positionV relativeFrom="paragraph">
+                  <wp:posOffset>340995</wp:posOffset>
+                </wp:positionV>
+                <wp:extent cx="657225" cy="323850"/>
+                <wp:effectExtent l="0" t="0" r="28575" b="19050"/>
+                <wp:wrapNone/>
+                <wp:docPr id="1830863698" name="Rectangle 2"/>
+                <wp:cNvGraphicFramePr/>
+                <a:graphic xmlns:a="http://schemas.openxmlformats.org/drawingml/2006/main">
+                  <a:graphicData uri="http://schemas.microsoft.com/office/word/2010/wordprocessingShape">
+                    <wps:wsp>
+                      <wps:cNvSpPr/>
+                      <wps:spPr>
+                        <a:xfrm>
+                          <a:off x="0" y="0"/>
+                          <a:ext cx="657225" cy="323850"/>
+                        </a:xfrm>
+                        <a:prstGeom prst="rect">
+                          <a:avLst/>
+                        </a:prstGeom>
+                        <a:noFill/>
+                      </wps:spPr>
+                      <wps:style>
+                        <a:lnRef idx="2">
+                          <a:schemeClr val="accent1">
+                            <a:shade val="15000"/>
+                          </a:schemeClr>
+                        </a:lnRef>
+                        <a:fillRef idx="1">
+                          <a:schemeClr val="accent1"/>
+                        </a:fillRef>
+                        <a:effectRef idx="0">
+                          <a:schemeClr val="accent1"/>
+                        </a:effectRef>
+                        <a:fontRef idx="minor">
+                          <a:schemeClr val="lt1"/>
+                        </a:fontRef>
+                      </wps:style>
+                      <wps:bodyPr rot="0" spcFirstLastPara="0" vertOverflow="overflow" horzOverflow="overflow" vert="horz" wrap="square" lIns="91440" tIns="45720" rIns="91440" bIns="45720" numCol="1" spcCol="0" rtlCol="0" fromWordArt="0" anchor="ctr" anchorCtr="0" forceAA="0" compatLnSpc="1">
+                        <a:prstTxWarp prst="textNoShape">
+                          <a:avLst/>
+                        </a:prstTxWarp>
+                        <a:noAutofit/>
+                      </wps:bodyPr>
+                    </wps:wsp>
+                  </a:graphicData>
+                </a:graphic>
+                <wp14:sizeRelH relativeFrom="margin">
+                  <wp14:pctWidth>0</wp14:pctWidth>
+                </wp14:sizeRelH>
+                <wp14:sizeRelV relativeFrom="margin">
+                  <wp14:pctHeight>0</wp14:pctHeight>
+                </wp14:sizeRelV>
+              </wp:anchor>
+            </w:drawing>
+          </mc:Choice>
+          <mc:Fallback>
+            <w:pict>
+              <v:rect w14:anchorId="2C0D21AC" id="Rectangle 2" o:spid="_x0000_s1026" style="position:absolute;margin-left:249pt;margin-top:26.85pt;width:51.75pt;height:25.5pt;z-index:251662336;visibility:visible;mso-wrap-style:square;mso-width-percent:0;mso-height-percent:0;mso-wrap-distance-left:9pt;mso-wrap-distance-top:0;mso-wrap-distance-right:9pt;mso-wrap-distance-bottom:0;mso-position-horizontal:absolute;mso-position-horizontal-relative:text;mso-position-vertical:absolute;mso-position-vertical-relative:text;mso-width-percent:0;mso-height-percent:0;mso-width-relative:margin;mso-height-relative:margin;v-text-anchor:middle" o:gfxdata="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" filled="f" strokecolor="#091723 [484]" strokeweight="1pt"/>
+            </w:pict>
+          </mc:Fallback>
+        </mc:AlternateContent>
+      </w:r>
       <w:r>
         <w:rPr>
           <w:rFonts w:ascii="Times New Roman" w:hAnsi="Times New Roman" w:cs="Times New Roman"/>
@@ -1815,6 +2359,32 @@
           <w:szCs w:val="36"/>
         </w:rPr>
         <w:tab/>
+      </w:r>
+      <w:r>
+        <w:rPr>
+          <w:rFonts w:ascii="Times New Roman" w:hAnsi="Times New Roman" w:cs="Times New Roman"/>
+          <w:b/>
+          <w:sz w:val="36"/>
+          <w:szCs w:val="36"/>
+        </w:rPr>
+        <w:tab/>
+      </w:r>
+      <w:r>
+        <w:rPr>
+          <w:rFonts w:ascii="Times New Roman" w:hAnsi="Times New Roman" w:cs="Times New Roman"/>
+          <w:b/>
+          <w:sz w:val="36"/>
+          <w:szCs w:val="36"/>
+        </w:rPr>
+        <w:tab/>
+      </w:r>
+      <w:r>
+        <w:rPr>
+          <w:rFonts w:ascii="Times New Roman" w:hAnsi="Times New Roman" w:cs="Times New Roman"/>
+          <w:b/>
+          <w:sz w:val="36"/>
+          <w:szCs w:val="36"/>
+        </w:rPr>
         <w:t>(3</w:t>
       </w:r>
       <w:r>
@@ -1835,13 +2405,91 @@
           <w:numId w:val="11"/>
         </w:numPr>
         <w:spacing w:after="0" w:line="360" w:lineRule="auto"/>
-        <w:ind w:left="648"/>
-        <w:rPr>
-          <w:rFonts w:ascii="Times New Roman" w:hAnsi="Times New Roman" w:cs="Times New Roman"/>
-          <w:sz w:val="36"/>
-          <w:szCs w:val="36"/>
-        </w:rPr>
-      </w:pPr>
+        <w:ind w:left="792"/>
+        <w:rPr>
+          <w:rFonts w:ascii="Times New Roman" w:hAnsi="Times New Roman" w:cs="Times New Roman"/>
+          <w:sz w:val="36"/>
+          <w:szCs w:val="36"/>
+        </w:rPr>
+      </w:pPr>
+      <w:r>
+        <w:rPr>
+          <w:rFonts w:ascii="Times New Roman" w:hAnsi="Times New Roman" w:cs="Times New Roman"/>
+          <w:noProof/>
+          <w:sz w:val="36"/>
+          <w:szCs w:val="36"/>
+        </w:rPr>
+        <mc:AlternateContent>
+          <mc:Choice Requires="wps">
+            <w:drawing>
+              <wp:anchor distT="0" distB="0" distL="114300" distR="114300" simplePos="0" relativeHeight="251664384" behindDoc="0" locked="0" layoutInCell="1" allowOverlap="1" wp14:anchorId="1F7EA2E2" wp14:editId="1812BC59">
+                <wp:simplePos x="0" y="0"/>
+                <wp:positionH relativeFrom="column">
+                  <wp:posOffset>3028950</wp:posOffset>
+                </wp:positionH>
+                <wp:positionV relativeFrom="paragraph">
+                  <wp:posOffset>355600</wp:posOffset>
+                </wp:positionV>
+                <wp:extent cx="657225" cy="323850"/>
+                <wp:effectExtent l="0" t="0" r="28575" b="19050"/>
+                <wp:wrapNone/>
+                <wp:docPr id="725248549" name="Rectangle 2"/>
+                <wp:cNvGraphicFramePr/>
+                <a:graphic xmlns:a="http://schemas.openxmlformats.org/drawingml/2006/main">
+                  <a:graphicData uri="http://schemas.microsoft.com/office/word/2010/wordprocessingShape">
+                    <wps:wsp>
+                      <wps:cNvSpPr/>
+                      <wps:spPr>
+                        <a:xfrm>
+                          <a:off x="0" y="0"/>
+                          <a:ext cx="657225" cy="323850"/>
+                        </a:xfrm>
+                        <a:prstGeom prst="rect">
+                          <a:avLst/>
+                        </a:prstGeom>
+                        <a:noFill/>
+                      </wps:spPr>
+                      <wps:style>
+                        <a:lnRef idx="2">
+                          <a:schemeClr val="accent1">
+                            <a:shade val="15000"/>
+                          </a:schemeClr>
+                        </a:lnRef>
+                        <a:fillRef idx="1">
+                          <a:schemeClr val="accent1"/>
+                        </a:fillRef>
+                        <a:effectRef idx="0">
+                          <a:schemeClr val="accent1"/>
+                        </a:effectRef>
+                        <a:fontRef idx="minor">
+                          <a:schemeClr val="lt1"/>
+                        </a:fontRef>
+                      </wps:style>
+                      <wps:bodyPr rot="0" spcFirstLastPara="0" vertOverflow="overflow" horzOverflow="overflow" vert="horz" wrap="square" lIns="91440" tIns="45720" rIns="91440" bIns="45720" numCol="1" spcCol="0" rtlCol="0" fromWordArt="0" anchor="ctr" anchorCtr="0" forceAA="0" compatLnSpc="1">
+                        <a:prstTxWarp prst="textNoShape">
+                          <a:avLst/>
+                        </a:prstTxWarp>
+                        <a:noAutofit/>
+                      </wps:bodyPr>
+                    </wps:wsp>
+                  </a:graphicData>
+                </a:graphic>
+                <wp14:sizeRelH relativeFrom="margin">
+                  <wp14:pctWidth>0</wp14:pctWidth>
+                </wp14:sizeRelH>
+                <wp14:sizeRelV relativeFrom="margin">
+                  <wp14:pctHeight>0</wp14:pctHeight>
+                </wp14:sizeRelV>
+              </wp:anchor>
+            </w:drawing>
+          </mc:Choice>
+          <mc:Fallback>
+            <w:pict>
+              <v:rect w14:anchorId="4851BF0B" id="Rectangle 2" o:spid="_x0000_s1026" style="position:absolute;margin-left:238.5pt;margin-top:28pt;width:51.75pt;height:25.5pt;z-index:251664384;visibility:visible;mso-wrap-style:square;mso-width-percent:0;mso-height-percent:0;mso-wrap-distance-left:9pt;mso-wrap-distance-top:0;mso-wrap-distance-right:9pt;mso-wrap-distance-bottom:0;mso-position-horizontal:absolute;mso-position-horizontal-relative:text;mso-position-vertical:absolute;mso-position-vertical-relative:text;mso-width-percent:0;mso-height-percent:0;mso-width-relative:margin;mso-height-relative:margin;v-text-anchor:middle" o:gfxdata="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" filled="f" strokecolor="#091723 [484]" strokeweight="1pt"/>
+            </w:pict>
+          </mc:Fallback>
+        </mc:AlternateContent>
+      </w:r>
       <w:r>
         <w:rPr>
           <w:rFonts w:ascii="Times New Roman" w:hAnsi="Times New Roman" w:cs="Times New Roman"/>
@@ -1864,7 +2512,7 @@
           <w:sz w:val="36"/>
           <w:szCs w:val="36"/>
         </w:rPr>
-        <w:t>._________</w:t>
+        <w:t>.</w:t>
       </w:r>
     </w:p>
     <w:p>
@@ -1875,28 +2523,115 @@
           <w:numId w:val="11"/>
         </w:numPr>
         <w:spacing w:after="0" w:line="360" w:lineRule="auto"/>
-        <w:ind w:left="648"/>
-        <w:rPr>
-          <w:rFonts w:ascii="Times New Roman" w:hAnsi="Times New Roman" w:cs="Times New Roman"/>
-          <w:sz w:val="36"/>
-          <w:szCs w:val="36"/>
-        </w:rPr>
-      </w:pPr>
-      <w:r>
-        <w:rPr>
-          <w:rFonts w:ascii="Times New Roman" w:hAnsi="Times New Roman" w:cs="Times New Roman"/>
-          <w:sz w:val="36"/>
-          <w:szCs w:val="36"/>
-        </w:rPr>
-        <w:t>Fish breathe through gills.</w:t>
-      </w:r>
-      <w:r>
-        <w:rPr>
-          <w:rFonts w:ascii="Times New Roman" w:hAnsi="Times New Roman" w:cs="Times New Roman"/>
-          <w:sz w:val="36"/>
-          <w:szCs w:val="36"/>
-        </w:rPr>
-        <w:t>_______</w:t>
+        <w:ind w:left="792"/>
+        <w:rPr>
+          <w:rFonts w:ascii="Times New Roman" w:hAnsi="Times New Roman" w:cs="Times New Roman"/>
+          <w:sz w:val="36"/>
+          <w:szCs w:val="36"/>
+        </w:rPr>
+      </w:pPr>
+      <w:r>
+        <w:rPr>
+          <w:rFonts w:ascii="Times New Roman" w:hAnsi="Times New Roman" w:cs="Times New Roman"/>
+          <w:noProof/>
+          <w:sz w:val="36"/>
+          <w:szCs w:val="36"/>
+        </w:rPr>
+        <mc:AlternateContent>
+          <mc:Choice Requires="wps">
+            <w:drawing>
+              <wp:anchor distT="0" distB="0" distL="114300" distR="114300" simplePos="0" relativeHeight="251666432" behindDoc="0" locked="0" layoutInCell="1" allowOverlap="1" wp14:anchorId="18FD246A" wp14:editId="730B0841">
+                <wp:simplePos x="0" y="0"/>
+                <wp:positionH relativeFrom="column">
+                  <wp:posOffset>3028950</wp:posOffset>
+                </wp:positionH>
+                <wp:positionV relativeFrom="paragraph">
+                  <wp:posOffset>371475</wp:posOffset>
+                </wp:positionV>
+                <wp:extent cx="657225" cy="323850"/>
+                <wp:effectExtent l="0" t="0" r="28575" b="19050"/>
+                <wp:wrapNone/>
+                <wp:docPr id="1212293201" name="Rectangle 2"/>
+                <wp:cNvGraphicFramePr/>
+                <a:graphic xmlns:a="http://schemas.openxmlformats.org/drawingml/2006/main">
+                  <a:graphicData uri="http://schemas.microsoft.com/office/word/2010/wordprocessingShape">
+                    <wps:wsp>
+                      <wps:cNvSpPr/>
+                      <wps:spPr>
+                        <a:xfrm>
+                          <a:off x="0" y="0"/>
+                          <a:ext cx="657225" cy="323850"/>
+                        </a:xfrm>
+                        <a:prstGeom prst="rect">
+                          <a:avLst/>
+                        </a:prstGeom>
+                        <a:noFill/>
+                      </wps:spPr>
+                      <wps:style>
+                        <a:lnRef idx="2">
+                          <a:schemeClr val="accent1">
+                            <a:shade val="15000"/>
+                          </a:schemeClr>
+                        </a:lnRef>
+                        <a:fillRef idx="1">
+                          <a:schemeClr val="accent1"/>
+                        </a:fillRef>
+                        <a:effectRef idx="0">
+                          <a:schemeClr val="accent1"/>
+                        </a:effectRef>
+                        <a:fontRef idx="minor">
+                          <a:schemeClr val="lt1"/>
+                        </a:fontRef>
+                      </wps:style>
+                      <wps:bodyPr rot="0" spcFirstLastPara="0" vertOverflow="overflow" horzOverflow="overflow" vert="horz" wrap="square" lIns="91440" tIns="45720" rIns="91440" bIns="45720" numCol="1" spcCol="0" rtlCol="0" fromWordArt="0" anchor="ctr" anchorCtr="0" forceAA="0" compatLnSpc="1">
+                        <a:prstTxWarp prst="textNoShape">
+                          <a:avLst/>
+                        </a:prstTxWarp>
+                        <a:noAutofit/>
+                      </wps:bodyPr>
+                    </wps:wsp>
+                  </a:graphicData>
+                </a:graphic>
+                <wp14:sizeRelH relativeFrom="margin">
+                  <wp14:pctWidth>0</wp14:pctWidth>
+                </wp14:sizeRelH>
+                <wp14:sizeRelV relativeFrom="margin">
+                  <wp14:pctHeight>0</wp14:pctHeight>
+                </wp14:sizeRelV>
+              </wp:anchor>
+            </w:drawing>
+          </mc:Choice>
+          <mc:Fallback>
+            <w:pict>
+              <v:rect w14:anchorId="4A1ABF2B" id="Rectangle 2" o:spid="_x0000_s1026" style="position:absolute;margin-left:238.5pt;margin-top:29.25pt;width:51.75pt;height:25.5pt;z-index:251666432;visibility:visible;mso-wrap-style:square;mso-width-percent:0;mso-height-percent:0;mso-wrap-distance-left:9pt;mso-wrap-distance-top:0;mso-wrap-distance-right:9pt;mso-wrap-distance-bottom:0;mso-position-horizontal:absolute;mso-position-horizontal-relative:text;mso-position-vertical:absolute;mso-position-vertical-relative:text;mso-width-percent:0;mso-height-percent:0;mso-width-relative:margin;mso-height-relative:margin;v-text-anchor:middle" o:gfxdata="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" filled="f" strokecolor="#091723 [484]" strokeweight="1pt"/>
+            </w:pict>
+          </mc:Fallback>
+        </mc:AlternateContent>
+      </w:r>
+      <w:r>
+        <w:rPr>
+          <w:rFonts w:ascii="Times New Roman" w:hAnsi="Times New Roman" w:cs="Times New Roman"/>
+          <w:sz w:val="36"/>
+          <w:szCs w:val="36"/>
+        </w:rPr>
+        <w:t>Fish breathe through gills</w:t>
+      </w:r>
+      <w:r>
+        <w:rPr>
+          <w:rFonts w:ascii="Times New Roman" w:hAnsi="Times New Roman" w:cs="Times New Roman"/>
+          <w:sz w:val="36"/>
+          <w:szCs w:val="36"/>
+        </w:rPr>
+        <w:t>.</w:t>
+      </w:r>
+      <w:r>
+        <w:rPr>
+          <w:rFonts w:ascii="Times New Roman" w:hAnsi="Times New Roman" w:cs="Times New Roman"/>
+          <w:noProof/>
+          <w:sz w:val="36"/>
+          <w:szCs w:val="36"/>
+        </w:rPr>
+        <w:t xml:space="preserve"> </w:t>
       </w:r>
     </w:p>
     <w:p>
@@ -1907,7 +2642,7 @@
           <w:numId w:val="11"/>
         </w:numPr>
         <w:spacing w:after="0" w:line="360" w:lineRule="auto"/>
-        <w:ind w:left="648"/>
+        <w:ind w:left="792"/>
         <w:rPr>
           <w:rFonts w:ascii="Times New Roman" w:hAnsi="Times New Roman" w:cs="Times New Roman"/>
           <w:sz w:val="36"/>
@@ -1944,7 +2679,7 @@
           <w:sz w:val="36"/>
           <w:szCs w:val="36"/>
         </w:rPr>
-        <w:t xml:space="preserve">._______ </w:t>
+        <w:t>.</w:t>
       </w:r>
     </w:p>
     <w:p>
@@ -1954,8 +2689,8 @@
           <w:ilvl w:val="0"/>
           <w:numId w:val="10"/>
         </w:numPr>
-        <w:spacing w:after="0" w:line="360" w:lineRule="auto"/>
-        <w:ind w:left="288"/>
+        <w:spacing w:after="0" w:line="240" w:lineRule="auto"/>
+        <w:ind w:left="360"/>
         <w:rPr>
           <w:rFonts w:ascii="Times New Roman" w:hAnsi="Times New Roman" w:cs="Times New Roman"/>
           <w:b/>
@@ -2043,6 +2778,32 @@
           <w:szCs w:val="36"/>
         </w:rPr>
         <w:tab/>
+      </w:r>
+      <w:r>
+        <w:rPr>
+          <w:rFonts w:ascii="Times New Roman" w:hAnsi="Times New Roman" w:cs="Times New Roman"/>
+          <w:b/>
+          <w:sz w:val="36"/>
+          <w:szCs w:val="36"/>
+        </w:rPr>
+        <w:tab/>
+      </w:r>
+      <w:r>
+        <w:rPr>
+          <w:rFonts w:ascii="Times New Roman" w:hAnsi="Times New Roman" w:cs="Times New Roman"/>
+          <w:b/>
+          <w:sz w:val="36"/>
+          <w:szCs w:val="36"/>
+        </w:rPr>
+        <w:tab/>
+      </w:r>
+      <w:r>
+        <w:rPr>
+          <w:rFonts w:ascii="Times New Roman" w:hAnsi="Times New Roman" w:cs="Times New Roman"/>
+          <w:b/>
+          <w:sz w:val="36"/>
+          <w:szCs w:val="36"/>
+        </w:rPr>
         <w:t>(6</w:t>
       </w:r>
       <w:r>
@@ -2063,13 +2824,21 @@
           <w:numId w:val="17"/>
         </w:numPr>
         <w:spacing w:after="0" w:line="360" w:lineRule="auto"/>
-        <w:ind w:left="360" w:hanging="90"/>
-        <w:rPr>
-          <w:rFonts w:ascii="Times New Roman" w:hAnsi="Times New Roman" w:cs="Times New Roman"/>
-          <w:sz w:val="36"/>
-          <w:szCs w:val="36"/>
-        </w:rPr>
-      </w:pPr>
+        <w:ind w:left="522" w:hanging="90"/>
+        <w:rPr>
+          <w:rFonts w:ascii="Times New Roman" w:hAnsi="Times New Roman" w:cs="Times New Roman"/>
+          <w:sz w:val="36"/>
+          <w:szCs w:val="36"/>
+        </w:rPr>
+      </w:pPr>
+      <w:r>
+        <w:rPr>
+          <w:rFonts w:ascii="Times New Roman" w:hAnsi="Times New Roman" w:cs="Times New Roman"/>
+          <w:sz w:val="36"/>
+          <w:szCs w:val="36"/>
+        </w:rPr>
+        <w:t xml:space="preserve"> </w:t>
+      </w:r>
       <w:r>
         <w:rPr>
           <w:rFonts w:ascii="Times New Roman" w:hAnsi="Times New Roman" w:cs="Times New Roman"/>
@@ -2091,7 +2860,7 @@
       <w:pPr>
         <w:pStyle w:val="ListParagraph"/>
         <w:spacing w:after="0" w:line="360" w:lineRule="auto"/>
-        <w:ind w:left="360"/>
+        <w:ind w:left="576"/>
         <w:rPr>
           <w:rFonts w:ascii="Times New Roman" w:hAnsi="Times New Roman" w:cs="Times New Roman"/>
           <w:sz w:val="36"/>
@@ -2122,6 +2891,86 @@
         </w:rPr>
         <w:tab/>
         <w:t>______________</w:t>
+      </w:r>
+    </w:p>
+    <w:p>
+      <w:pPr>
+        <w:pStyle w:val="ListParagraph"/>
+        <w:numPr>
+          <w:ilvl w:val="0"/>
+          <w:numId w:val="17"/>
+        </w:numPr>
+        <w:tabs>
+          <w:tab w:val="left" w:pos="810"/>
+        </w:tabs>
+        <w:spacing w:after="0" w:line="360" w:lineRule="auto"/>
+        <w:ind w:left="522" w:hanging="90"/>
+        <w:rPr>
+          <w:rFonts w:ascii="Times New Roman" w:hAnsi="Times New Roman" w:cs="Times New Roman"/>
+          <w:sz w:val="36"/>
+          <w:szCs w:val="36"/>
+        </w:rPr>
+      </w:pPr>
+      <w:r>
+        <w:rPr>
+          <w:rFonts w:ascii="Times New Roman" w:hAnsi="Times New Roman" w:cs="Times New Roman"/>
+          <w:sz w:val="36"/>
+          <w:szCs w:val="36"/>
+        </w:rPr>
+        <w:t>Any two</w:t>
+      </w:r>
+      <w:r>
+        <w:rPr>
+          <w:rFonts w:ascii="Times New Roman" w:hAnsi="Times New Roman" w:cs="Times New Roman"/>
+          <w:sz w:val="36"/>
+          <w:szCs w:val="36"/>
+        </w:rPr>
+        <w:t xml:space="preserve"> plants whose roots are eaten as food</w:t>
+      </w:r>
+      <w:r>
+        <w:rPr>
+          <w:rFonts w:ascii="Times New Roman" w:hAnsi="Times New Roman" w:cs="Times New Roman"/>
+          <w:sz w:val="36"/>
+          <w:szCs w:val="36"/>
+        </w:rPr>
+        <w:t>.</w:t>
+      </w:r>
+    </w:p>
+    <w:p>
+      <w:pPr>
+        <w:pStyle w:val="ListParagraph"/>
+        <w:spacing w:after="0" w:line="360" w:lineRule="auto"/>
+        <w:ind w:left="576"/>
+        <w:rPr>
+          <w:rFonts w:ascii="Times New Roman" w:hAnsi="Times New Roman" w:cs="Times New Roman"/>
+          <w:sz w:val="36"/>
+          <w:szCs w:val="36"/>
+        </w:rPr>
+      </w:pPr>
+      <w:r>
+        <w:rPr>
+          <w:rFonts w:ascii="Times New Roman" w:hAnsi="Times New Roman" w:cs="Times New Roman"/>
+          <w:sz w:val="36"/>
+          <w:szCs w:val="36"/>
+        </w:rPr>
+        <w:t>_____________</w:t>
+      </w:r>
+      <w:r>
+        <w:rPr>
+          <w:rFonts w:ascii="Times New Roman" w:hAnsi="Times New Roman" w:cs="Times New Roman"/>
+          <w:sz w:val="36"/>
+          <w:szCs w:val="36"/>
+        </w:rPr>
+        <w:tab/>
+      </w:r>
+      <w:r>
+        <w:rPr>
+          <w:rFonts w:ascii="Times New Roman" w:hAnsi="Times New Roman" w:cs="Times New Roman"/>
+          <w:sz w:val="36"/>
+          <w:szCs w:val="36"/>
+        </w:rPr>
+        <w:tab/>
+        <w:t>_______________</w:t>
       </w:r>
     </w:p>
     <w:p>
@@ -2132,13 +2981,21 @@
           <w:numId w:val="17"/>
         </w:numPr>
         <w:spacing w:after="0" w:line="360" w:lineRule="auto"/>
-        <w:ind w:left="360" w:hanging="90"/>
-        <w:rPr>
-          <w:rFonts w:ascii="Times New Roman" w:hAnsi="Times New Roman" w:cs="Times New Roman"/>
-          <w:sz w:val="36"/>
-          <w:szCs w:val="36"/>
-        </w:rPr>
-      </w:pPr>
+        <w:ind w:left="522" w:hanging="90"/>
+        <w:rPr>
+          <w:rFonts w:ascii="Times New Roman" w:hAnsi="Times New Roman" w:cs="Times New Roman"/>
+          <w:sz w:val="36"/>
+          <w:szCs w:val="36"/>
+        </w:rPr>
+      </w:pPr>
+      <w:r>
+        <w:rPr>
+          <w:rFonts w:ascii="Times New Roman" w:hAnsi="Times New Roman" w:cs="Times New Roman"/>
+          <w:sz w:val="36"/>
+          <w:szCs w:val="36"/>
+        </w:rPr>
+        <w:t xml:space="preserve"> </w:t>
+      </w:r>
       <w:r>
         <w:rPr>
           <w:rFonts w:ascii="Times New Roman" w:hAnsi="Times New Roman" w:cs="Times New Roman"/>
@@ -2153,7 +3010,7 @@
           <w:sz w:val="36"/>
           <w:szCs w:val="36"/>
         </w:rPr>
-        <w:t xml:space="preserve"> plants whose roots are eaten as food</w:t>
+        <w:t xml:space="preserve"> communicable diseases</w:t>
       </w:r>
       <w:r>
         <w:rPr>
@@ -2168,84 +3025,7 @@
       <w:pPr>
         <w:pStyle w:val="ListParagraph"/>
         <w:spacing w:after="0" w:line="360" w:lineRule="auto"/>
-        <w:ind w:left="360"/>
-        <w:rPr>
-          <w:rFonts w:ascii="Times New Roman" w:hAnsi="Times New Roman" w:cs="Times New Roman"/>
-          <w:sz w:val="36"/>
-          <w:szCs w:val="36"/>
-        </w:rPr>
-      </w:pPr>
-      <w:r>
-        <w:rPr>
-          <w:rFonts w:ascii="Times New Roman" w:hAnsi="Times New Roman" w:cs="Times New Roman"/>
-          <w:sz w:val="36"/>
-          <w:szCs w:val="36"/>
-        </w:rPr>
-        <w:t>_____________</w:t>
-      </w:r>
-      <w:r>
-        <w:rPr>
-          <w:rFonts w:ascii="Times New Roman" w:hAnsi="Times New Roman" w:cs="Times New Roman"/>
-          <w:sz w:val="36"/>
-          <w:szCs w:val="36"/>
-        </w:rPr>
-        <w:tab/>
-      </w:r>
-      <w:r>
-        <w:rPr>
-          <w:rFonts w:ascii="Times New Roman" w:hAnsi="Times New Roman" w:cs="Times New Roman"/>
-          <w:sz w:val="36"/>
-          <w:szCs w:val="36"/>
-        </w:rPr>
-        <w:tab/>
-        <w:t>_______________</w:t>
-      </w:r>
-    </w:p>
-    <w:p>
-      <w:pPr>
-        <w:pStyle w:val="ListParagraph"/>
-        <w:numPr>
-          <w:ilvl w:val="0"/>
-          <w:numId w:val="17"/>
-        </w:numPr>
-        <w:spacing w:after="0" w:line="360" w:lineRule="auto"/>
-        <w:ind w:left="360" w:hanging="90"/>
-        <w:rPr>
-          <w:rFonts w:ascii="Times New Roman" w:hAnsi="Times New Roman" w:cs="Times New Roman"/>
-          <w:sz w:val="36"/>
-          <w:szCs w:val="36"/>
-        </w:rPr>
-      </w:pPr>
-      <w:r>
-        <w:rPr>
-          <w:rFonts w:ascii="Times New Roman" w:hAnsi="Times New Roman" w:cs="Times New Roman"/>
-          <w:sz w:val="36"/>
-          <w:szCs w:val="36"/>
-        </w:rPr>
-        <w:t>Any two</w:t>
-      </w:r>
-      <w:r>
-        <w:rPr>
-          <w:rFonts w:ascii="Times New Roman" w:hAnsi="Times New Roman" w:cs="Times New Roman"/>
-          <w:sz w:val="36"/>
-          <w:szCs w:val="36"/>
-        </w:rPr>
-        <w:t xml:space="preserve"> communicable diseases</w:t>
-      </w:r>
-      <w:r>
-        <w:rPr>
-          <w:rFonts w:ascii="Times New Roman" w:hAnsi="Times New Roman" w:cs="Times New Roman"/>
-          <w:sz w:val="36"/>
-          <w:szCs w:val="36"/>
-        </w:rPr>
-        <w:t>.</w:t>
-      </w:r>
-    </w:p>
-    <w:p>
-      <w:pPr>
-        <w:pStyle w:val="ListParagraph"/>
-        <w:spacing w:after="0" w:line="360" w:lineRule="auto"/>
-        <w:ind w:left="360"/>
+        <w:ind w:left="576"/>
         <w:rPr>
           <w:rFonts w:ascii="Times New Roman" w:hAnsi="Times New Roman" w:cs="Times New Roman"/>
           <w:sz w:val="36"/>
@@ -2285,8 +3065,8 @@
           <w:ilvl w:val="0"/>
           <w:numId w:val="10"/>
         </w:numPr>
-        <w:spacing w:after="0" w:line="360" w:lineRule="auto"/>
-        <w:ind w:left="288"/>
+        <w:spacing w:after="0" w:line="240" w:lineRule="auto"/>
+        <w:ind w:left="360"/>
         <w:rPr>
           <w:rFonts w:ascii="Times New Roman" w:hAnsi="Times New Roman" w:cs="Times New Roman"/>
           <w:b/>
@@ -2366,8 +3146,24 @@
         </w:rPr>
         <w:tab/>
       </w:r>
-      <w:bookmarkStart w:id="0" w:name="_GoBack"/>
-      <w:bookmarkEnd w:id="0"/>
+      <w:r>
+        <w:rPr>
+          <w:rFonts w:ascii="Times New Roman" w:hAnsi="Times New Roman" w:cs="Times New Roman"/>
+          <w:b/>
+          <w:sz w:val="36"/>
+          <w:szCs w:val="36"/>
+        </w:rPr>
+        <w:tab/>
+      </w:r>
+      <w:r>
+        <w:rPr>
+          <w:rFonts w:ascii="Times New Roman" w:hAnsi="Times New Roman" w:cs="Times New Roman"/>
+          <w:b/>
+          <w:sz w:val="36"/>
+          <w:szCs w:val="36"/>
+        </w:rPr>
+        <w:tab/>
+      </w:r>
       <w:r>
         <w:rPr>
           <w:rFonts w:ascii="Times New Roman" w:hAnsi="Times New Roman" w:cs="Times New Roman"/>
@@ -2395,6 +3191,7 @@
           <w:numId w:val="16"/>
         </w:numPr>
         <w:spacing w:after="0" w:line="360" w:lineRule="auto"/>
+        <w:ind w:left="792"/>
         <w:rPr>
           <w:rFonts w:ascii="Times New Roman" w:hAnsi="Times New Roman" w:cs="Times New Roman"/>
           <w:sz w:val="36"/>
@@ -2430,7 +3227,7 @@
       <w:pPr>
         <w:pStyle w:val="ListParagraph"/>
         <w:spacing w:after="0" w:line="360" w:lineRule="auto"/>
-        <w:ind w:left="648"/>
+        <w:ind w:left="576"/>
         <w:rPr>
           <w:rFonts w:ascii="Times New Roman" w:hAnsi="Times New Roman" w:cs="Times New Roman"/>
           <w:sz w:val="36"/>
@@ -2444,13 +3241,21 @@
           <w:szCs w:val="36"/>
         </w:rPr>
         <w:t>____________________________________________</w:t>
+      </w:r>
+      <w:r>
+        <w:rPr>
+          <w:rFonts w:ascii="Times New Roman" w:hAnsi="Times New Roman" w:cs="Times New Roman"/>
+          <w:sz w:val="36"/>
+          <w:szCs w:val="36"/>
+        </w:rPr>
+        <w:t>__________</w:t>
       </w:r>
     </w:p>
     <w:p>
       <w:pPr>
         <w:pStyle w:val="ListParagraph"/>
         <w:spacing w:after="0" w:line="360" w:lineRule="auto"/>
-        <w:ind w:left="648"/>
+        <w:ind w:left="576"/>
         <w:rPr>
           <w:rFonts w:ascii="Times New Roman" w:hAnsi="Times New Roman" w:cs="Times New Roman"/>
           <w:sz w:val="36"/>
@@ -2464,6 +3269,14 @@
           <w:szCs w:val="36"/>
         </w:rPr>
         <w:t>____________________________________________</w:t>
+      </w:r>
+      <w:r>
+        <w:rPr>
+          <w:rFonts w:ascii="Times New Roman" w:hAnsi="Times New Roman" w:cs="Times New Roman"/>
+          <w:sz w:val="36"/>
+          <w:szCs w:val="36"/>
+        </w:rPr>
+        <w:t>__________</w:t>
       </w:r>
     </w:p>
     <w:p>
@@ -2474,6 +3287,7 @@
           <w:numId w:val="16"/>
         </w:numPr>
         <w:spacing w:after="0" w:line="360" w:lineRule="auto"/>
+        <w:ind w:left="792"/>
         <w:rPr>
           <w:rFonts w:ascii="Times New Roman" w:hAnsi="Times New Roman" w:cs="Times New Roman"/>
           <w:sz w:val="36"/>
@@ -2524,6 +3338,14 @@
         </w:rPr>
         <w:t>___________________________________________</w:t>
       </w:r>
+      <w:r>
+        <w:rPr>
+          <w:rFonts w:ascii="Times New Roman" w:hAnsi="Times New Roman" w:cs="Times New Roman"/>
+          <w:sz w:val="36"/>
+          <w:szCs w:val="36"/>
+        </w:rPr>
+        <w:t>___________</w:t>
+      </w:r>
     </w:p>
     <w:p>
       <w:pPr>
@@ -2543,6 +3365,14 @@
           <w:szCs w:val="36"/>
         </w:rPr>
         <w:t>___________________________________________</w:t>
+      </w:r>
+      <w:r>
+        <w:rPr>
+          <w:rFonts w:ascii="Times New Roman" w:hAnsi="Times New Roman" w:cs="Times New Roman"/>
+          <w:sz w:val="36"/>
+          <w:szCs w:val="36"/>
+        </w:rPr>
+        <w:t>___________</w:t>
       </w:r>
     </w:p>
     <w:p>
@@ -2611,6 +3441,14 @@
         </w:rPr>
         <w:t>__________________</w:t>
       </w:r>
+      <w:r>
+        <w:rPr>
+          <w:rFonts w:ascii="Times New Roman" w:hAnsi="Times New Roman" w:cs="Times New Roman"/>
+          <w:sz w:val="36"/>
+          <w:szCs w:val="36"/>
+        </w:rPr>
+        <w:t>_________</w:t>
+      </w:r>
     </w:p>
     <w:p>
       <w:pPr>
@@ -2631,17 +3469,51 @@
         </w:rPr>
         <w:t>______________________________________________</w:t>
       </w:r>
+      <w:r>
+        <w:rPr>
+          <w:rFonts w:ascii="Times New Roman" w:hAnsi="Times New Roman" w:cs="Times New Roman"/>
+          <w:sz w:val="36"/>
+          <w:szCs w:val="36"/>
+        </w:rPr>
+        <w:t>_______</w:t>
+      </w:r>
+      <w:r>
+        <w:rPr>
+          <w:rFonts w:ascii="Times New Roman" w:hAnsi="Times New Roman" w:cs="Times New Roman"/>
+          <w:sz w:val="36"/>
+          <w:szCs w:val="36"/>
+        </w:rPr>
+        <w:t xml:space="preserve">  </w:t>
+      </w:r>
     </w:p>
     <w:p>
       <w:pPr>
-        <w:rPr>
-          <w:rFonts w:ascii="Times New Roman" w:hAnsi="Times New Roman" w:cs="Times New Roman"/>
-        </w:rPr>
-      </w:pPr>
+        <w:pStyle w:val="ListParagraph"/>
+        <w:spacing w:after="0" w:line="360" w:lineRule="auto"/>
+        <w:ind w:left="648"/>
+        <w:jc w:val="center"/>
+        <w:rPr>
+          <w:rFonts w:ascii="Times New Roman" w:hAnsi="Times New Roman" w:cs="Times New Roman"/>
+          <w:b/>
+          <w:bCs/>
+          <w:sz w:val="36"/>
+          <w:szCs w:val="36"/>
+        </w:rPr>
+      </w:pPr>
+      <w:r>
+        <w:rPr>
+          <w:rFonts w:ascii="Times New Roman" w:hAnsi="Times New Roman" w:cs="Times New Roman"/>
+          <w:b/>
+          <w:bCs/>
+          <w:sz w:val="36"/>
+          <w:szCs w:val="36"/>
+        </w:rPr>
+        <w:t>The End</w:t>
+      </w:r>
     </w:p>
     <w:sectPr>
       <w:pgSz w:w="11907" w:h="16839" w:code="9"/>
-      <w:pgMar w:top="1440" w:right="927" w:bottom="450" w:left="1440" w:header="720" w:footer="720" w:gutter="0"/>
+      <w:pgMar w:top="540" w:right="720" w:bottom="360" w:left="720" w:header="720" w:footer="720" w:gutter="0"/>
       <w:cols w:space="720"/>
       <w:docGrid w:linePitch="360"/>
     </w:sectPr>
@@ -2650,8 +3522,8 @@
 </file>
 
 <file path=word/numbering.xml><?xml version="1.0" encoding="utf-8"?>
-<w:numbering xmlns:wpc="http://schemas.microsoft.com/office/word/2010/wordprocessingCanvas" xmlns:mc="http://schemas.openxmlformats.org/markup-compatibility/2006" xmlns:o="urn:schemas-microsoft-com:office:office" xmlns:r="http://schemas.openxmlformats.org/officeDocument/2006/relationships" xmlns:m="http://schemas.openxmlformats.org/officeDocument/2006/math" xmlns:v="urn:schemas-microsoft-com:vml" xmlns:wp14="http://schemas.microsoft.com/office/word/2010/wordprocessingDrawing" xmlns:wp="http://schemas.openxmlformats.org/drawingml/2006/wordprocessingDrawing" xmlns:w10="urn:schemas-microsoft-com:office:word" xmlns:w="http://schemas.openxmlformats.org/wordprocessingml/2006/main" xmlns:w14="http://schemas.microsoft.com/office/word/2010/wordml" xmlns:w15="http://schemas.microsoft.com/office/word/2012/wordml" xmlns:wpg="http://schemas.microsoft.com/office/word/2010/wordprocessingGroup" xmlns:wpi="http://schemas.microsoft.com/office/word/2010/wordprocessingInk" xmlns:wne="http://schemas.microsoft.com/office/word/2006/wordml" xmlns:wps="http://schemas.microsoft.com/office/word/2010/wordprocessingShape" mc:Ignorable="w14 w15 wp14">
-  <w:abstractNum w:abstractNumId="0">
+<w:numbering xmlns:wpc="http://schemas.microsoft.com/office/word/2010/wordprocessingCanvas" xmlns:cx="http://schemas.microsoft.com/office/drawing/2014/chartex" xmlns:cx1="http://schemas.microsoft.com/office/drawing/2015/9/8/chartex" xmlns:cx2="http://schemas.microsoft.com/office/drawing/2015/10/21/chartex" xmlns:cx3="http://schemas.microsoft.com/office/drawing/2016/5/9/chartex" xmlns:cx4="http://schemas.microsoft.com/office/drawing/2016/5/10/chartex" xmlns:cx5="http://schemas.microsoft.com/office/drawing/2016/5/11/chartex" xmlns:cx6="http://schemas.microsoft.com/office/drawing/2016/5/12/chartex" xmlns:cx7="http://schemas.microsoft.com/office/drawing/2016/5/13/chartex" xmlns:cx8="http://schemas.microsoft.com/office/drawing/2016/5/14/chartex" xmlns:mc="http://schemas.openxmlformats.org/markup-compatibility/2006" xmlns:aink="http://schemas.microsoft.com/office/drawing/2016/ink" xmlns:am3d="http://schemas.microsoft.com/office/drawing/2017/model3d" xmlns:o="urn:schemas-microsoft-com:office:office" xmlns:oel="http://schemas.microsoft.com/office/2019/extlst" xmlns:r="http://schemas.openxmlformats.org/officeDocument/2006/relationships" xmlns:m="http://schemas.openxmlformats.org/officeDocument/2006/math" xmlns:v="urn:schemas-microsoft-com:vml" xmlns:wp14="http://schemas.microsoft.com/office/word/2010/wordprocessingDrawing" xmlns:wp="http://schemas.openxmlformats.org/drawingml/2006/wordprocessingDrawing" xmlns:w10="urn:schemas-microsoft-com:office:word" xmlns:w="http://schemas.openxmlformats.org/wordprocessingml/2006/main" xmlns:w14="http://schemas.microsoft.com/office/word/2010/wordml" xmlns:w15="http://schemas.microsoft.com/office/word/2012/wordml" xmlns:w16cex="http://schemas.microsoft.com/office/word/2018/wordml/cex" xmlns:w16cid="http://schemas.microsoft.com/office/word/2016/wordml/cid" xmlns:w16="http://schemas.microsoft.com/office/word/2018/wordml" xmlns:w16du="http://schemas.microsoft.com/office/word/2023/wordml/word16du" xmlns:w16sdtdh="http://schemas.microsoft.com/office/word/2020/wordml/sdtdatahash" xmlns:w16sdtfl="http://schemas.microsoft.com/office/word/2024/wordml/sdtformatlock" xmlns:w16se="http://schemas.microsoft.com/office/word/2015/wordml/symex" xmlns:wpg="http://schemas.microsoft.com/office/word/2010/wordprocessingGroup" xmlns:wpi="http://schemas.microsoft.com/office/word/2010/wordprocessingInk" xmlns:wne="http://schemas.microsoft.com/office/word/2006/wordml" xmlns:wps="http://schemas.microsoft.com/office/word/2010/wordprocessingShape" mc:Ignorable="w14 w15 w16se w16cid w16 w16cex w16sdtdh w16sdtfl w16du wp14">
+  <w:abstractNum w:abstractNumId="0" w15:restartNumberingAfterBreak="0">
     <w:nsid w:val="0D790BC8"/>
     <w:multiLevelType w:val="hybridMultilevel"/>
     <w:tmpl w:val="6BE82294"/>
@@ -2737,7 +3609,7 @@
       </w:pPr>
     </w:lvl>
   </w:abstractNum>
-  <w:abstractNum w:abstractNumId="1">
+  <w:abstractNum w:abstractNumId="1" w15:restartNumberingAfterBreak="0">
     <w:nsid w:val="10DC0924"/>
     <w:multiLevelType w:val="hybridMultilevel"/>
     <w:tmpl w:val="CD96A804"/>
@@ -2823,7 +3695,7 @@
       </w:pPr>
     </w:lvl>
   </w:abstractNum>
-  <w:abstractNum w:abstractNumId="2">
+  <w:abstractNum w:abstractNumId="2" w15:restartNumberingAfterBreak="0">
     <w:nsid w:val="14E302B0"/>
     <w:multiLevelType w:val="hybridMultilevel"/>
     <w:tmpl w:val="84ECEE64"/>
@@ -2909,7 +3781,7 @@
       </w:pPr>
     </w:lvl>
   </w:abstractNum>
-  <w:abstractNum w:abstractNumId="3">
+  <w:abstractNum w:abstractNumId="3" w15:restartNumberingAfterBreak="0">
     <w:nsid w:val="17B0657B"/>
     <w:multiLevelType w:val="hybridMultilevel"/>
     <w:tmpl w:val="B8F04C12"/>
@@ -2995,7 +3867,7 @@
       </w:pPr>
     </w:lvl>
   </w:abstractNum>
-  <w:abstractNum w:abstractNumId="4">
+  <w:abstractNum w:abstractNumId="4" w15:restartNumberingAfterBreak="0">
     <w:nsid w:val="1C010011"/>
     <w:multiLevelType w:val="hybridMultilevel"/>
     <w:tmpl w:val="A9A0F614"/>
@@ -3084,7 +3956,7 @@
       </w:pPr>
     </w:lvl>
   </w:abstractNum>
-  <w:abstractNum w:abstractNumId="5">
+  <w:abstractNum w:abstractNumId="5" w15:restartNumberingAfterBreak="0">
     <w:nsid w:val="1C78551E"/>
     <w:multiLevelType w:val="hybridMultilevel"/>
     <w:tmpl w:val="6F825C30"/>
@@ -3170,7 +4042,7 @@
       </w:pPr>
     </w:lvl>
   </w:abstractNum>
-  <w:abstractNum w:abstractNumId="6">
+  <w:abstractNum w:abstractNumId="6" w15:restartNumberingAfterBreak="0">
     <w:nsid w:val="221F32F5"/>
     <w:multiLevelType w:val="hybridMultilevel"/>
     <w:tmpl w:val="C4D0D9BE"/>
@@ -3259,7 +4131,7 @@
       </w:pPr>
     </w:lvl>
   </w:abstractNum>
-  <w:abstractNum w:abstractNumId="7">
+  <w:abstractNum w:abstractNumId="7" w15:restartNumberingAfterBreak="0">
     <w:nsid w:val="25586CB1"/>
     <w:multiLevelType w:val="hybridMultilevel"/>
     <w:tmpl w:val="84ECEE64"/>
@@ -3345,7 +4217,7 @@
       </w:pPr>
     </w:lvl>
   </w:abstractNum>
-  <w:abstractNum w:abstractNumId="8">
+  <w:abstractNum w:abstractNumId="8" w15:restartNumberingAfterBreak="0">
     <w:nsid w:val="264E24FD"/>
     <w:multiLevelType w:val="hybridMultilevel"/>
     <w:tmpl w:val="CBBC9EB4"/>
@@ -3434,7 +4306,7 @@
       </w:pPr>
     </w:lvl>
   </w:abstractNum>
-  <w:abstractNum w:abstractNumId="9">
+  <w:abstractNum w:abstractNumId="9" w15:restartNumberingAfterBreak="0">
     <w:nsid w:val="282B3D1C"/>
     <w:multiLevelType w:val="hybridMultilevel"/>
     <w:tmpl w:val="D2A6E5FC"/>
@@ -3523,7 +4395,7 @@
       </w:pPr>
     </w:lvl>
   </w:abstractNum>
-  <w:abstractNum w:abstractNumId="10">
+  <w:abstractNum w:abstractNumId="10" w15:restartNumberingAfterBreak="0">
     <w:nsid w:val="323E3D53"/>
     <w:multiLevelType w:val="hybridMultilevel"/>
     <w:tmpl w:val="54EEB270"/>
@@ -3612,7 +4484,7 @@
       </w:pPr>
     </w:lvl>
   </w:abstractNum>
-  <w:abstractNum w:abstractNumId="11">
+  <w:abstractNum w:abstractNumId="11" w15:restartNumberingAfterBreak="0">
     <w:nsid w:val="34EE57D0"/>
     <w:multiLevelType w:val="hybridMultilevel"/>
     <w:tmpl w:val="403CA040"/>
@@ -3698,7 +4570,7 @@
       </w:pPr>
     </w:lvl>
   </w:abstractNum>
-  <w:abstractNum w:abstractNumId="12">
+  <w:abstractNum w:abstractNumId="12" w15:restartNumberingAfterBreak="0">
     <w:nsid w:val="390D6B3C"/>
     <w:multiLevelType w:val="hybridMultilevel"/>
     <w:tmpl w:val="4D96F78C"/>
@@ -3784,7 +4656,7 @@
       </w:pPr>
     </w:lvl>
   </w:abstractNum>
-  <w:abstractNum w:abstractNumId="13">
+  <w:abstractNum w:abstractNumId="13" w15:restartNumberingAfterBreak="0">
     <w:nsid w:val="44C46397"/>
     <w:multiLevelType w:val="hybridMultilevel"/>
     <w:tmpl w:val="B106C3DE"/>
@@ -3870,7 +4742,7 @@
       </w:pPr>
     </w:lvl>
   </w:abstractNum>
-  <w:abstractNum w:abstractNumId="14">
+  <w:abstractNum w:abstractNumId="14" w15:restartNumberingAfterBreak="0">
     <w:nsid w:val="47BC3791"/>
     <w:multiLevelType w:val="hybridMultilevel"/>
     <w:tmpl w:val="E9DC1BF4"/>
@@ -3956,7 +4828,7 @@
       </w:pPr>
     </w:lvl>
   </w:abstractNum>
-  <w:abstractNum w:abstractNumId="15">
+  <w:abstractNum w:abstractNumId="15" w15:restartNumberingAfterBreak="0">
     <w:nsid w:val="4AB9672F"/>
     <w:multiLevelType w:val="hybridMultilevel"/>
     <w:tmpl w:val="8258E206"/>
@@ -4042,7 +4914,7 @@
       </w:pPr>
     </w:lvl>
   </w:abstractNum>
-  <w:abstractNum w:abstractNumId="16">
+  <w:abstractNum w:abstractNumId="16" w15:restartNumberingAfterBreak="0">
     <w:nsid w:val="4BD20D41"/>
     <w:multiLevelType w:val="hybridMultilevel"/>
     <w:tmpl w:val="0840B838"/>
@@ -4128,7 +5000,7 @@
       </w:pPr>
     </w:lvl>
   </w:abstractNum>
-  <w:abstractNum w:abstractNumId="17">
+  <w:abstractNum w:abstractNumId="17" w15:restartNumberingAfterBreak="0">
     <w:nsid w:val="4C7563A4"/>
     <w:multiLevelType w:val="hybridMultilevel"/>
     <w:tmpl w:val="DFAC68DE"/>
@@ -4217,7 +5089,7 @@
       </w:pPr>
     </w:lvl>
   </w:abstractNum>
-  <w:abstractNum w:abstractNumId="18">
+  <w:abstractNum w:abstractNumId="18" w15:restartNumberingAfterBreak="0">
     <w:nsid w:val="536A4C2E"/>
     <w:multiLevelType w:val="hybridMultilevel"/>
     <w:tmpl w:val="EC2AB638"/>
@@ -4306,7 +5178,7 @@
       </w:pPr>
     </w:lvl>
   </w:abstractNum>
-  <w:abstractNum w:abstractNumId="19">
+  <w:abstractNum w:abstractNumId="19" w15:restartNumberingAfterBreak="0">
     <w:nsid w:val="56DD118E"/>
     <w:multiLevelType w:val="hybridMultilevel"/>
     <w:tmpl w:val="6D480102"/>
@@ -4392,7 +5264,7 @@
       </w:pPr>
     </w:lvl>
   </w:abstractNum>
-  <w:abstractNum w:abstractNumId="20">
+  <w:abstractNum w:abstractNumId="20" w15:restartNumberingAfterBreak="0">
     <w:nsid w:val="5B6A2E0D"/>
     <w:multiLevelType w:val="hybridMultilevel"/>
     <w:tmpl w:val="E64461FC"/>
@@ -4478,7 +5350,96 @@
       </w:pPr>
     </w:lvl>
   </w:abstractNum>
-  <w:abstractNum w:abstractNumId="21">
+  <w:abstractNum w:abstractNumId="21" w15:restartNumberingAfterBreak="0">
+    <w:nsid w:val="67D34E8C"/>
+    <w:multiLevelType w:val="hybridMultilevel"/>
+    <w:tmpl w:val="B5785AB8"/>
+    <w:lvl w:ilvl="0" w:tplc="264225BA">
+      <w:start w:val="1"/>
+      <w:numFmt w:val="lowerRoman"/>
+      <w:lvlText w:val="%1."/>
+      <w:lvlJc w:val="left"/>
+      <w:pPr>
+        <w:ind w:left="1296" w:hanging="720"/>
+      </w:pPr>
+      <w:rPr>
+        <w:rFonts w:hint="default"/>
+      </w:rPr>
+    </w:lvl>
+    <w:lvl w:ilvl="1" w:tplc="04090019" w:tentative="1">
+      <w:start w:val="1"/>
+      <w:numFmt w:val="lowerLetter"/>
+      <w:lvlText w:val="%2."/>
+      <w:lvlJc w:val="left"/>
+      <w:pPr>
+        <w:ind w:left="1656" w:hanging="360"/>
+      </w:pPr>
+    </w:lvl>
+    <w:lvl w:ilvl="2" w:tplc="0409001B" w:tentative="1">
+      <w:start w:val="1"/>
+      <w:numFmt w:val="lowerRoman"/>
+      <w:lvlText w:val="%3."/>
+      <w:lvlJc w:val="right"/>
+      <w:pPr>
+        <w:ind w:left="2376" w:hanging="180"/>
+      </w:pPr>
+    </w:lvl>
+    <w:lvl w:ilvl="3" w:tplc="0409000F" w:tentative="1">
+      <w:start w:val="1"/>
+      <w:numFmt w:val="decimal"/>
+      <w:lvlText w:val="%4."/>
+      <w:lvlJc w:val="left"/>
+      <w:pPr>
+        <w:ind w:left="3096" w:hanging="360"/>
+      </w:pPr>
+    </w:lvl>
+    <w:lvl w:ilvl="4" w:tplc="04090019" w:tentative="1">
+      <w:start w:val="1"/>
+      <w:numFmt w:val="lowerLetter"/>
+      <w:lvlText w:val="%5."/>
+      <w:lvlJc w:val="left"/>
+      <w:pPr>
+        <w:ind w:left="3816" w:hanging="360"/>
+      </w:pPr>
+    </w:lvl>
+    <w:lvl w:ilvl="5" w:tplc="0409001B" w:tentative="1">
+      <w:start w:val="1"/>
+      <w:numFmt w:val="lowerRoman"/>
+      <w:lvlText w:val="%6."/>
+      <w:lvlJc w:val="right"/>
+      <w:pPr>
+        <w:ind w:left="4536" w:hanging="180"/>
+      </w:pPr>
+    </w:lvl>
+    <w:lvl w:ilvl="6" w:tplc="0409000F" w:tentative="1">
+      <w:start w:val="1"/>
+      <w:numFmt w:val="decimal"/>
+      <w:lvlText w:val="%7."/>
+      <w:lvlJc w:val="left"/>
+      <w:pPr>
+        <w:ind w:left="5256" w:hanging="360"/>
+      </w:pPr>
+    </w:lvl>
+    <w:lvl w:ilvl="7" w:tplc="04090019" w:tentative="1">
+      <w:start w:val="1"/>
+      <w:numFmt w:val="lowerLetter"/>
+      <w:lvlText w:val="%8."/>
+      <w:lvlJc w:val="left"/>
+      <w:pPr>
+        <w:ind w:left="5976" w:hanging="360"/>
+      </w:pPr>
+    </w:lvl>
+    <w:lvl w:ilvl="8" w:tplc="0409001B" w:tentative="1">
+      <w:start w:val="1"/>
+      <w:numFmt w:val="lowerRoman"/>
+      <w:lvlText w:val="%9."/>
+      <w:lvlJc w:val="right"/>
+      <w:pPr>
+        <w:ind w:left="6696" w:hanging="180"/>
+      </w:pPr>
+    </w:lvl>
+  </w:abstractNum>
+  <w:abstractNum w:abstractNumId="22" w15:restartNumberingAfterBreak="0">
     <w:nsid w:val="6FBD069A"/>
     <w:multiLevelType w:val="hybridMultilevel"/>
     <w:tmpl w:val="00724D0E"/>
@@ -4488,7 +5449,7 @@
       <w:lvlText w:val="%1)"/>
       <w:lvlJc w:val="left"/>
       <w:pPr>
-        <w:ind w:left="1008" w:hanging="360"/>
+        <w:ind w:left="720" w:hanging="360"/>
       </w:pPr>
     </w:lvl>
     <w:lvl w:ilvl="1" w:tplc="04090019" w:tentative="1">
@@ -4564,77 +5525,80 @@
       </w:pPr>
     </w:lvl>
   </w:abstractNum>
-  <w:num w:numId="1">
+  <w:num w:numId="1" w16cid:durableId="875968305">
     <w:abstractNumId w:val="16"/>
   </w:num>
-  <w:num w:numId="2">
+  <w:num w:numId="2" w16cid:durableId="1875725871">
     <w:abstractNumId w:val="6"/>
   </w:num>
-  <w:num w:numId="3">
+  <w:num w:numId="3" w16cid:durableId="398138462">
     <w:abstractNumId w:val="14"/>
   </w:num>
-  <w:num w:numId="4">
+  <w:num w:numId="4" w16cid:durableId="776019195">
     <w:abstractNumId w:val="11"/>
   </w:num>
-  <w:num w:numId="5">
+  <w:num w:numId="5" w16cid:durableId="1146125583">
     <w:abstractNumId w:val="13"/>
   </w:num>
-  <w:num w:numId="6">
+  <w:num w:numId="6" w16cid:durableId="1507359308">
     <w:abstractNumId w:val="19"/>
   </w:num>
-  <w:num w:numId="7">
+  <w:num w:numId="7" w16cid:durableId="1138109081">
     <w:abstractNumId w:val="20"/>
   </w:num>
-  <w:num w:numId="8">
+  <w:num w:numId="8" w16cid:durableId="1406992762">
     <w:abstractNumId w:val="0"/>
   </w:num>
-  <w:num w:numId="9">
+  <w:num w:numId="9" w16cid:durableId="408307888">
     <w:abstractNumId w:val="15"/>
   </w:num>
-  <w:num w:numId="10">
+  <w:num w:numId="10" w16cid:durableId="370763885">
     <w:abstractNumId w:val="1"/>
   </w:num>
-  <w:num w:numId="11">
-    <w:abstractNumId w:val="21"/>
+  <w:num w:numId="11" w16cid:durableId="1716002908">
+    <w:abstractNumId w:val="22"/>
   </w:num>
-  <w:num w:numId="12">
+  <w:num w:numId="12" w16cid:durableId="993030534">
     <w:abstractNumId w:val="3"/>
   </w:num>
-  <w:num w:numId="13">
+  <w:num w:numId="13" w16cid:durableId="735781749">
     <w:abstractNumId w:val="5"/>
   </w:num>
-  <w:num w:numId="14">
+  <w:num w:numId="14" w16cid:durableId="629869603">
     <w:abstractNumId w:val="18"/>
   </w:num>
-  <w:num w:numId="15">
+  <w:num w:numId="15" w16cid:durableId="1330258324">
     <w:abstractNumId w:val="17"/>
   </w:num>
-  <w:num w:numId="16">
+  <w:num w:numId="16" w16cid:durableId="1305625686">
     <w:abstractNumId w:val="9"/>
   </w:num>
-  <w:num w:numId="17">
+  <w:num w:numId="17" w16cid:durableId="649866831">
     <w:abstractNumId w:val="12"/>
   </w:num>
-  <w:num w:numId="18">
+  <w:num w:numId="18" w16cid:durableId="1677153858">
     <w:abstractNumId w:val="7"/>
   </w:num>
-  <w:num w:numId="19">
+  <w:num w:numId="19" w16cid:durableId="1586766884">
     <w:abstractNumId w:val="10"/>
   </w:num>
-  <w:num w:numId="20">
+  <w:num w:numId="20" w16cid:durableId="1017774441">
     <w:abstractNumId w:val="8"/>
   </w:num>
-  <w:num w:numId="21">
+  <w:num w:numId="21" w16cid:durableId="515966336">
     <w:abstractNumId w:val="4"/>
   </w:num>
-  <w:num w:numId="22">
+  <w:num w:numId="22" w16cid:durableId="1557280619">
     <w:abstractNumId w:val="2"/>
+  </w:num>
+  <w:num w:numId="23" w16cid:durableId="2114127738">
+    <w:abstractNumId w:val="21"/>
   </w:num>
 </w:numbering>
 </file>
 
 <file path=word/styles.xml><?xml version="1.0" encoding="utf-8"?>
-<w:styles xmlns:mc="http://schemas.openxmlformats.org/markup-compatibility/2006" xmlns:r="http://schemas.openxmlformats.org/officeDocument/2006/relationships" xmlns:w="http://schemas.openxmlformats.org/wordprocessingml/2006/main" xmlns:w14="http://schemas.microsoft.com/office/word/2010/wordml" xmlns:w15="http://schemas.microsoft.com/office/word/2012/wordml" mc:Ignorable="w14 w15">
+<w:styles xmlns:mc="http://schemas.openxmlformats.org/markup-compatibility/2006" xmlns:r="http://schemas.openxmlformats.org/officeDocument/2006/relationships" xmlns:w="http://schemas.openxmlformats.org/wordprocessingml/2006/main" xmlns:w14="http://schemas.microsoft.com/office/word/2010/wordml" xmlns:w15="http://schemas.microsoft.com/office/word/2012/wordml" xmlns:w16cex="http://schemas.microsoft.com/office/word/2018/wordml/cex" xmlns:w16cid="http://schemas.microsoft.com/office/word/2016/wordml/cid" xmlns:w16="http://schemas.microsoft.com/office/word/2018/wordml" xmlns:w16du="http://schemas.microsoft.com/office/word/2023/wordml/word16du" xmlns:w16sdtdh="http://schemas.microsoft.com/office/word/2020/wordml/sdtdatahash" xmlns:w16sdtfl="http://schemas.microsoft.com/office/word/2024/wordml/sdtformatlock" xmlns:w16se="http://schemas.microsoft.com/office/word/2015/wordml/symex" mc:Ignorable="w14 w15 w16se w16cid w16 w16cex w16sdtdh w16sdtfl w16du">
   <w:docDefaults>
     <w:rPrDefault>
       <w:rPr>
@@ -4650,7 +5614,7 @@
       </w:pPr>
     </w:pPrDefault>
   </w:docDefaults>
-  <w:latentStyles w:defLockedState="0" w:defUIPriority="99" w:defSemiHidden="0" w:defUnhideWhenUsed="0" w:defQFormat="0" w:count="371">
+  <w:latentStyles w:defLockedState="0" w:defUIPriority="99" w:defSemiHidden="0" w:defUnhideWhenUsed="0" w:defQFormat="0" w:count="376">
     <w:lsdException w:name="Normal" w:uiPriority="0" w:qFormat="1"/>
     <w:lsdException w:name="heading 1" w:uiPriority="9" w:qFormat="1"/>
     <w:lsdException w:name="heading 2" w:semiHidden="1" w:uiPriority="9" w:unhideWhenUsed="1" w:qFormat="1"/>
@@ -5022,6 +5986,11 @@
     <w:lsdException w:name="List Table 5 Dark Accent 6" w:uiPriority="50"/>
     <w:lsdException w:name="List Table 6 Colorful Accent 6" w:uiPriority="51"/>
     <w:lsdException w:name="List Table 7 Colorful Accent 6" w:uiPriority="52"/>
+    <w:lsdException w:name="Mention" w:semiHidden="1" w:unhideWhenUsed="1"/>
+    <w:lsdException w:name="Smart Hyperlink" w:semiHidden="1" w:unhideWhenUsed="1"/>
+    <w:lsdException w:name="Hashtag" w:semiHidden="1" w:unhideWhenUsed="1"/>
+    <w:lsdException w:name="Unresolved Mention" w:semiHidden="1" w:unhideWhenUsed="1"/>
+    <w:lsdException w:name="Smart Link" w:semiHidden="1" w:unhideWhenUsed="1"/>
   </w:latentStyles>
   <w:style w:type="paragraph" w:default="1" w:styleId="Normal">
     <w:name w:val="Normal"/>
@@ -5065,6 +6034,30 @@
       <w:ind w:left="720"/>
       <w:contextualSpacing/>
     </w:pPr>
+  </w:style>
+  <w:style w:type="table" w:styleId="TableGrid">
+    <w:name w:val="Table Grid"/>
+    <w:basedOn w:val="TableNormal"/>
+    <w:uiPriority w:val="39"/>
+    <w:unhideWhenUsed/>
+    <w:rsid w:val="006E05C1"/>
+    <w:pPr>
+      <w:spacing w:after="0" w:line="240" w:lineRule="auto"/>
+    </w:pPr>
+    <w:rPr>
+      <w:szCs w:val="20"/>
+      <w:lang w:bidi="ne-NP"/>
+    </w:rPr>
+    <w:tblPr>
+      <w:tblBorders>
+        <w:top w:val="single" w:sz="4" w:space="0" w:color="auto"/>
+        <w:left w:val="single" w:sz="4" w:space="0" w:color="auto"/>
+        <w:bottom w:val="single" w:sz="4" w:space="0" w:color="auto"/>
+        <w:right w:val="single" w:sz="4" w:space="0" w:color="auto"/>
+        <w:insideH w:val="single" w:sz="4" w:space="0" w:color="auto"/>
+        <w:insideV w:val="single" w:sz="4" w:space="0" w:color="auto"/>
+      </w:tblBorders>
+    </w:tblPr>
   </w:style>
 </w:styles>
 </file>

--- a/Received/two/class-2,science.docx
+++ b/Received/two/class-2,science.docx
@@ -2,7 +2,6 @@
 <file path=word/document.xml><?xml version="1.0" encoding="utf-8"?>
 <w:document xmlns:wpc="http://schemas.microsoft.com/office/word/2010/wordprocessingCanvas" xmlns:cx="http://schemas.microsoft.com/office/drawing/2014/chartex" xmlns:cx1="http://schemas.microsoft.com/office/drawing/2015/9/8/chartex" xmlns:cx2="http://schemas.microsoft.com/office/drawing/2015/10/21/chartex" xmlns:cx3="http://schemas.microsoft.com/office/drawing/2016/5/9/chartex" xmlns:cx4="http://schemas.microsoft.com/office/drawing/2016/5/10/chartex" xmlns:cx5="http://schemas.microsoft.com/office/drawing/2016/5/11/chartex" xmlns:cx6="http://schemas.microsoft.com/office/drawing/2016/5/12/chartex" xmlns:cx7="http://schemas.microsoft.com/office/drawing/2016/5/13/chartex" xmlns:cx8="http://schemas.microsoft.com/office/drawing/2016/5/14/chartex" xmlns:mc="http://schemas.openxmlformats.org/markup-compatibility/2006" xmlns:aink="http://schemas.microsoft.com/office/drawing/2016/ink" xmlns:am3d="http://schemas.microsoft.com/office/drawing/2017/model3d" xmlns:o="urn:schemas-microsoft-com:office:office" xmlns:oel="http://schemas.microsoft.com/office/2019/extlst" xmlns:r="http://schemas.openxmlformats.org/officeDocument/2006/relationships" xmlns:m="http://schemas.openxmlformats.org/officeDocument/2006/math" xmlns:v="urn:schemas-microsoft-com:vml" xmlns:wp14="http://schemas.microsoft.com/office/word/2010/wordprocessingDrawing" xmlns:wp="http://schemas.openxmlformats.org/drawingml/2006/wordprocessingDrawing" xmlns:w10="urn:schemas-microsoft-com:office:word" xmlns:w="http://schemas.openxmlformats.org/wordprocessingml/2006/main" xmlns:w14="http://schemas.microsoft.com/office/word/2010/wordml" xmlns:w15="http://schemas.microsoft.com/office/word/2012/wordml" xmlns:w16cex="http://schemas.microsoft.com/office/word/2018/wordml/cex" xmlns:w16cid="http://schemas.microsoft.com/office/word/2016/wordml/cid" xmlns:w16="http://schemas.microsoft.com/office/word/2018/wordml" xmlns:w16du="http://schemas.microsoft.com/office/word/2023/wordml/word16du" xmlns:w16sdtdh="http://schemas.microsoft.com/office/word/2020/wordml/sdtdatahash" xmlns:w16sdtfl="http://schemas.microsoft.com/office/word/2024/wordml/sdtformatlock" xmlns:w16se="http://schemas.microsoft.com/office/word/2015/wordml/symex" xmlns:wpg="http://schemas.microsoft.com/office/word/2010/wordprocessingGroup" xmlns:wpi="http://schemas.microsoft.com/office/word/2010/wordprocessingInk" xmlns:wne="http://schemas.microsoft.com/office/word/2006/wordml" xmlns:wps="http://schemas.microsoft.com/office/word/2010/wordprocessingShape" mc:Ignorable="w14 w15 w16se w16cid w16 w16cex w16sdtdh w16sdtfl w16du wp14">
   <w:body>
-    <w:bookmarkStart w:id="0" w:name="_Hlk138315100"/>
     <w:p>
       <w:pPr>
         <w:spacing w:after="0" w:line="240" w:lineRule="auto"/>
@@ -13,6 +12,7 @@
           <w:szCs w:val="36"/>
         </w:rPr>
       </w:pPr>
+      <w:bookmarkStart w:id="0" w:name="_Hlk138315100"/>
       <w:r>
         <w:rPr>
           <w:rFonts w:ascii="Preeti" w:hAnsi="Preeti"/>
@@ -272,7 +272,27 @@
           <w:sz w:val="24"/>
           <w:szCs w:val="24"/>
         </w:rPr>
-        <w:t>Ratnanagar-7, Sauraha, Chitwan</w:t>
+        <w:t xml:space="preserve">Ratnanagar-7, </w:t>
+      </w:r>
+      <w:proofErr w:type="spellStart"/>
+      <w:r>
+        <w:rPr>
+          <w:rFonts w:ascii="Times New Roman" w:hAnsi="Times New Roman" w:cs="Times New Roman"/>
+          <w:b/>
+          <w:sz w:val="24"/>
+          <w:szCs w:val="24"/>
+        </w:rPr>
+        <w:t>Sauraha</w:t>
+      </w:r>
+      <w:proofErr w:type="spellEnd"/>
+      <w:r>
+        <w:rPr>
+          <w:rFonts w:ascii="Times New Roman" w:hAnsi="Times New Roman" w:cs="Times New Roman"/>
+          <w:b/>
+          <w:sz w:val="24"/>
+          <w:szCs w:val="24"/>
+        </w:rPr>
+        <w:t>, Chitwan</w:t>
       </w:r>
     </w:p>
     <w:p>
@@ -992,19 +1012,8 @@
           </w:p>
         </w:tc>
       </w:tr>
-      <w:bookmarkEnd w:id="0"/>
     </w:tbl>
-    <w:p>
-      <w:pPr>
-        <w:spacing w:after="0"/>
-        <w:rPr>
-          <w:rFonts w:ascii="Times New Roman" w:hAnsi="Times New Roman" w:cs="Times New Roman"/>
-          <w:b/>
-          <w:sz w:val="36"/>
-          <w:szCs w:val="36"/>
-        </w:rPr>
-      </w:pPr>
-    </w:p>
+    <w:bookmarkEnd w:id="0"/>
     <w:p>
       <w:pPr>
         <w:pStyle w:val="ListParagraph"/>
@@ -1138,13 +1147,23 @@
           <w:szCs w:val="36"/>
         </w:rPr>
       </w:pPr>
-      <w:r>
-        <w:rPr>
-          <w:rFonts w:ascii="Times New Roman" w:hAnsi="Times New Roman" w:cs="Times New Roman"/>
-          <w:sz w:val="36"/>
-          <w:szCs w:val="36"/>
-        </w:rPr>
-        <w:t>i.</w:t>
+      <w:proofErr w:type="spellStart"/>
+      <w:r>
+        <w:rPr>
+          <w:rFonts w:ascii="Times New Roman" w:hAnsi="Times New Roman" w:cs="Times New Roman"/>
+          <w:sz w:val="36"/>
+          <w:szCs w:val="36"/>
+        </w:rPr>
+        <w:t>i</w:t>
+      </w:r>
+      <w:proofErr w:type="spellEnd"/>
+      <w:r>
+        <w:rPr>
+          <w:rFonts w:ascii="Times New Roman" w:hAnsi="Times New Roman" w:cs="Times New Roman"/>
+          <w:sz w:val="36"/>
+          <w:szCs w:val="36"/>
+        </w:rPr>
+        <w:t>.</w:t>
       </w:r>
       <w:r>
         <w:rPr>
@@ -1218,13 +1237,23 @@
           <w:szCs w:val="36"/>
         </w:rPr>
       </w:pPr>
-      <w:r>
-        <w:rPr>
-          <w:rFonts w:ascii="Times New Roman" w:hAnsi="Times New Roman" w:cs="Times New Roman"/>
-          <w:sz w:val="36"/>
-          <w:szCs w:val="36"/>
-        </w:rPr>
-        <w:t>i. calf</w:t>
+      <w:proofErr w:type="spellStart"/>
+      <w:r>
+        <w:rPr>
+          <w:rFonts w:ascii="Times New Roman" w:hAnsi="Times New Roman" w:cs="Times New Roman"/>
+          <w:sz w:val="36"/>
+          <w:szCs w:val="36"/>
+        </w:rPr>
+        <w:t>i</w:t>
+      </w:r>
+      <w:proofErr w:type="spellEnd"/>
+      <w:r>
+        <w:rPr>
+          <w:rFonts w:ascii="Times New Roman" w:hAnsi="Times New Roman" w:cs="Times New Roman"/>
+          <w:sz w:val="36"/>
+          <w:szCs w:val="36"/>
+        </w:rPr>
+        <w:t>. calf</w:t>
       </w:r>
       <w:r>
         <w:rPr>
@@ -1511,7 +1540,25 @@
           <w:sz w:val="36"/>
           <w:szCs w:val="36"/>
         </w:rPr>
-        <w:t>I am green in colour.</w:t>
+        <w:t xml:space="preserve">I am green in </w:t>
+      </w:r>
+      <w:proofErr w:type="spellStart"/>
+      <w:r>
+        <w:rPr>
+          <w:rFonts w:ascii="Times New Roman" w:hAnsi="Times New Roman" w:cs="Times New Roman"/>
+          <w:sz w:val="36"/>
+          <w:szCs w:val="36"/>
+        </w:rPr>
+        <w:t>colour</w:t>
+      </w:r>
+      <w:proofErr w:type="spellEnd"/>
+      <w:r>
+        <w:rPr>
+          <w:rFonts w:ascii="Times New Roman" w:hAnsi="Times New Roman" w:cs="Times New Roman"/>
+          <w:sz w:val="36"/>
+          <w:szCs w:val="36"/>
+        </w:rPr>
+        <w:t>.</w:t>
       </w:r>
       <w:r>
         <w:rPr>
@@ -1527,7 +1574,25 @@
           <w:sz w:val="36"/>
           <w:szCs w:val="36"/>
         </w:rPr>
-        <w:t>I prepare food for the plants._________________</w:t>
+        <w:t xml:space="preserve">I prepare food for the </w:t>
+      </w:r>
+      <w:proofErr w:type="gramStart"/>
+      <w:r>
+        <w:rPr>
+          <w:rFonts w:ascii="Times New Roman" w:hAnsi="Times New Roman" w:cs="Times New Roman"/>
+          <w:sz w:val="36"/>
+          <w:szCs w:val="36"/>
+        </w:rPr>
+        <w:t>plants._</w:t>
+      </w:r>
+      <w:proofErr w:type="gramEnd"/>
+      <w:r>
+        <w:rPr>
+          <w:rFonts w:ascii="Times New Roman" w:hAnsi="Times New Roman" w:cs="Times New Roman"/>
+          <w:sz w:val="36"/>
+          <w:szCs w:val="36"/>
+        </w:rPr>
+        <w:t>________________</w:t>
       </w:r>
     </w:p>
     <w:p>
